--- a/DESARROLLO_WEB_SERVER/RESUMENES/TEMA 03 RESUMEN.docx
+++ b/DESARROLLO_WEB_SERVER/RESUMENES/TEMA 03 RESUMEN.docx
@@ -4,7 +4,7 @@
   <w:body>
     <w:p>
       <w:pPr>
-        <w:pStyle w:val="Ttulo"/>
+        <w:pStyle w:val="Title"/>
       </w:pPr>
       <w:r>
         <w:t>UNIDAD 3</w:t>
@@ -12,7 +12,7 @@
     </w:p>
     <w:p>
       <w:pPr>
-        <w:pStyle w:val="Ttulo1"/>
+        <w:pStyle w:val="Heading1"/>
       </w:pPr>
       <w:r>
         <w:t>Trabajar con bases de datos en PHP.</w:t>
@@ -42,7 +42,7 @@
     </w:p>
     <w:p>
       <w:pPr>
-        <w:pStyle w:val="Ttulo1"/>
+        <w:pStyle w:val="Heading1"/>
       </w:pPr>
       <w:r>
         <w:t>1.- Acceso a bases de datos desde PHP.</w:t>
@@ -97,21 +97,12 @@
       <w:r>
         <w:t>. La gran ventaja de </w:t>
       </w:r>
-      <w:proofErr w:type="spellStart"/>
-      <w:r>
-        <w:rPr>
-          <w:b/>
-          <w:bCs/>
-        </w:rPr>
-        <w:t>PDO</w:t>
-      </w:r>
-      <w:proofErr w:type="spellEnd"/>
-      <w:r>
-        <w:rPr>
-          <w:b/>
-          <w:bCs/>
-        </w:rPr>
-        <w:t> está clara</w:t>
+      <w:r>
+        <w:rPr>
+          <w:b/>
+          <w:bCs/>
+        </w:rPr>
+        <w:t>PDO está clara</w:t>
       </w:r>
       <w:r>
         <w:t xml:space="preserve">: podemos seguir utilizando </w:t>
@@ -124,15 +115,7 @@
         <w:t>una misma sintaxis</w:t>
       </w:r>
       <w:r>
-        <w:t>, aunque cambiemos el motor de nuestra base de datos. Por el contrario, en algunas ocasiones preferiremos seguir usando extensiones nativas en nuestros programas. Mientras </w:t>
-      </w:r>
-      <w:proofErr w:type="spellStart"/>
-      <w:r>
-        <w:t>PDO</w:t>
-      </w:r>
-      <w:proofErr w:type="spellEnd"/>
-      <w:r>
-        <w:t xml:space="preserve"> ofrece un conjunto común de funciones, </w:t>
+        <w:t xml:space="preserve">, aunque cambiemos el motor de nuestra base de datos. Por el contrario, en algunas ocasiones preferiremos seguir usando extensiones nativas en nuestros programas. Mientras PDO ofrece un conjunto común de funciones, </w:t>
       </w:r>
       <w:r>
         <w:rPr>
@@ -179,7 +162,6 @@
       <w:r>
         <w:t>De los distintos </w:t>
       </w:r>
-      <w:proofErr w:type="spellStart"/>
       <w:r>
         <w:rPr>
           <w:b/>
@@ -187,7 +169,6 @@
         </w:rPr>
         <w:t>SGBD</w:t>
       </w:r>
-      <w:proofErr w:type="spellEnd"/>
       <w:r>
         <w:t> existentes, vas a aprender a utilizar </w:t>
       </w:r>
@@ -219,15 +200,7 @@
         <w:t>código abierto bajo licencia GNU GPL</w:t>
       </w:r>
       <w:r>
-        <w:t>. Es el gestor de bases de datos más empleado con el lenguaje PHP. Como ya vimos, es la letra "M" que figura en los acrónimos </w:t>
-      </w:r>
-      <w:proofErr w:type="spellStart"/>
-      <w:r>
-        <w:t>AMP</w:t>
-      </w:r>
-      <w:proofErr w:type="spellEnd"/>
-      <w:r>
-        <w:t> y XAMPP.</w:t>
+        <w:t>. Es el gestor de bases de datos más empleado con el lenguaje PHP. Como ya vimos, es la letra "M" que figura en los acrónimos AMP y XAMPP.</w:t>
       </w:r>
     </w:p>
     <w:p>
@@ -240,7 +213,6 @@
       <w:r>
         <w:t>desde PHP a bases de datos MySQL utilizando tanto </w:t>
       </w:r>
-      <w:proofErr w:type="spellStart"/>
       <w:r>
         <w:rPr>
           <w:b/>
@@ -248,7 +220,6 @@
         </w:rPr>
         <w:t>PDO</w:t>
       </w:r>
-      <w:proofErr w:type="spellEnd"/>
       <w:r>
         <w:t> como la extensión nativa </w:t>
       </w:r>
@@ -475,7 +446,7 @@
     </w:p>
     <w:p>
       <w:pPr>
-        <w:pStyle w:val="Ttulo1"/>
+        <w:pStyle w:val="Heading1"/>
       </w:pPr>
       <w:r>
         <w:t>2.- MySQL.</w:t>
@@ -488,7 +459,6 @@
       <w:r>
         <w:t>MySQL es un sistema gestor de bases de datos (</w:t>
       </w:r>
-      <w:proofErr w:type="spellStart"/>
       <w:r>
         <w:rPr>
           <w:b/>
@@ -496,7 +466,6 @@
         </w:rPr>
         <w:t>SGBD</w:t>
       </w:r>
-      <w:proofErr w:type="spellEnd"/>
       <w:r>
         <w:t xml:space="preserve">) </w:t>
       </w:r>
@@ -716,15 +685,7 @@
         <w:t>Windows</w:t>
       </w:r>
       <w:r>
-        <w:t>, el </w:t>
-      </w:r>
-      <w:proofErr w:type="spellStart"/>
-      <w:r>
-        <w:t>SGBD</w:t>
-      </w:r>
-      <w:proofErr w:type="spellEnd"/>
-      <w:r>
-        <w:t> que viene con </w:t>
+        <w:t>, el SGBD que viene con </w:t>
       </w:r>
       <w:proofErr w:type="spellStart"/>
       <w:r>
@@ -806,7 +767,7 @@
       <w:hyperlink r:id="rId7" w:history="1">
         <w:r>
           <w:rPr>
-            <w:rStyle w:val="Hipervnculo"/>
+            <w:rStyle w:val="Hyperlink"/>
           </w:rPr>
           <w:t>https://downloads.mysql.com/docs/refman-5.0-es.pdf</w:t>
         </w:r>
@@ -814,7 +775,7 @@
     </w:p>
     <w:p>
       <w:pPr>
-        <w:pStyle w:val="Ttulo2"/>
+        <w:pStyle w:val="Heading2"/>
       </w:pPr>
       <w:r>
         <w:t>2.1.- Base de datos proyecto</w:t>
@@ -889,7 +850,7 @@
     </w:p>
     <w:p>
       <w:pPr>
-        <w:pStyle w:val="Ttulo2"/>
+        <w:pStyle w:val="Heading2"/>
       </w:pPr>
       <w:r>
         <w:t>2.2.- Herramientas de administración.</w:t>
@@ -929,7 +890,7 @@
     </w:p>
     <w:p>
       <w:pPr>
-        <w:pStyle w:val="Prrafodelista"/>
+        <w:pStyle w:val="ListParagraph"/>
         <w:numPr>
           <w:ilvl w:val="0"/>
           <w:numId w:val="43"/>
@@ -951,7 +912,7 @@
     </w:p>
     <w:p>
       <w:pPr>
-        <w:pStyle w:val="Prrafodelista"/>
+        <w:pStyle w:val="ListParagraph"/>
         <w:numPr>
           <w:ilvl w:val="0"/>
           <w:numId w:val="43"/>
@@ -973,7 +934,7 @@
     </w:p>
     <w:p>
       <w:pPr>
-        <w:pStyle w:val="Prrafodelista"/>
+        <w:pStyle w:val="ListParagraph"/>
         <w:numPr>
           <w:ilvl w:val="0"/>
           <w:numId w:val="43"/>
@@ -995,7 +956,7 @@
     </w:p>
     <w:p>
       <w:pPr>
-        <w:pStyle w:val="Prrafodelista"/>
+        <w:pStyle w:val="ListParagraph"/>
         <w:numPr>
           <w:ilvl w:val="0"/>
           <w:numId w:val="43"/>
@@ -1017,7 +978,7 @@
     </w:p>
     <w:p>
       <w:pPr>
-        <w:pStyle w:val="Prrafodelista"/>
+        <w:pStyle w:val="ListParagraph"/>
         <w:numPr>
           <w:ilvl w:val="0"/>
           <w:numId w:val="43"/>
@@ -1039,7 +1000,7 @@
     </w:p>
     <w:p>
       <w:pPr>
-        <w:pStyle w:val="Prrafodelista"/>
+        <w:pStyle w:val="ListParagraph"/>
         <w:numPr>
           <w:ilvl w:val="0"/>
           <w:numId w:val="43"/>
@@ -1258,88 +1219,55 @@
       </w:r>
       <w:proofErr w:type="spellEnd"/>
       <w:r>
-        <w:t>" está en "c:\</w:t>
-      </w:r>
-      <w:proofErr w:type="spellStart"/>
-      <w:r>
-        <w:t>xampp</w:t>
-      </w:r>
-      <w:proofErr w:type="spellEnd"/>
-      <w:r>
-        <w:t>\</w:t>
-      </w:r>
-      <w:proofErr w:type="spellStart"/>
-      <w:r>
+        <w:t xml:space="preserve">" está en "c:\xampp\mysql\bin\" con una consola </w:t>
+      </w:r>
+      <w:proofErr w:type="spellStart"/>
+      <w:r>
+        <w:t>cmd</w:t>
+      </w:r>
+      <w:proofErr w:type="spellEnd"/>
+      <w:r>
+        <w:t xml:space="preserve"> o </w:t>
+      </w:r>
+      <w:proofErr w:type="spellStart"/>
+      <w:r>
+        <w:t>powershell</w:t>
+      </w:r>
+      <w:proofErr w:type="spellEnd"/>
+      <w:r>
+        <w:t xml:space="preserve"> abierta en esta ubicación (si no la hemos metido en la ruta (</w:t>
+      </w:r>
+      <w:proofErr w:type="spellStart"/>
+      <w:r>
+        <w:t>path</w:t>
+      </w:r>
+      <w:proofErr w:type="spellEnd"/>
+      <w:r>
+        <w:t xml:space="preserve">) de los ejecutable del sistema) basta con </w:t>
+      </w:r>
+      <w:r>
+        <w:rPr>
+          <w:b/>
+          <w:bCs/>
+        </w:rPr>
+        <w:t>teclear "</w:t>
+      </w:r>
+      <w:proofErr w:type="spellStart"/>
+      <w:r>
+        <w:rPr>
+          <w:b/>
+          <w:bCs/>
+        </w:rPr>
         <w:t>mysql</w:t>
       </w:r>
       <w:proofErr w:type="spellEnd"/>
       <w:r>
-        <w:t>\</w:t>
-      </w:r>
-      <w:proofErr w:type="spellStart"/>
-      <w:r>
-        <w:t>bin</w:t>
-      </w:r>
-      <w:proofErr w:type="spellEnd"/>
-      <w:r>
-        <w:t xml:space="preserve">\" con una consola </w:t>
-      </w:r>
-      <w:proofErr w:type="spellStart"/>
-      <w:r>
-        <w:t>cmd</w:t>
-      </w:r>
-      <w:proofErr w:type="spellEnd"/>
-      <w:r>
-        <w:t xml:space="preserve"> o </w:t>
-      </w:r>
-      <w:proofErr w:type="spellStart"/>
-      <w:r>
-        <w:t>powershell</w:t>
-      </w:r>
-      <w:proofErr w:type="spellEnd"/>
-      <w:r>
-        <w:t xml:space="preserve"> abierta en esta ubicación (si no la hemos metido en la ruta (</w:t>
-      </w:r>
-      <w:proofErr w:type="spellStart"/>
-      <w:r>
-        <w:t>path</w:t>
-      </w:r>
-      <w:proofErr w:type="spellEnd"/>
-      <w:r>
-        <w:t xml:space="preserve">) de los ejecutable del sistema) basta con </w:t>
-      </w:r>
-      <w:r>
-        <w:rPr>
-          <w:b/>
-          <w:bCs/>
-        </w:rPr>
-        <w:t>teclear "</w:t>
-      </w:r>
-      <w:proofErr w:type="spellStart"/>
-      <w:r>
-        <w:rPr>
-          <w:b/>
-          <w:bCs/>
-        </w:rPr>
-        <w:t>mysql</w:t>
-      </w:r>
-      <w:proofErr w:type="spellEnd"/>
-      <w:r>
-        <w:rPr>
-          <w:b/>
-          <w:bCs/>
-        </w:rPr>
-        <w:t xml:space="preserve"> -u </w:t>
-      </w:r>
-      <w:proofErr w:type="spellStart"/>
-      <w:r>
-        <w:rPr>
-          <w:b/>
-          <w:bCs/>
-        </w:rPr>
-        <w:t>root</w:t>
-      </w:r>
-      <w:proofErr w:type="spellEnd"/>
+        <w:rPr>
+          <w:b/>
+          <w:bCs/>
+        </w:rPr>
+        <w:t xml:space="preserve"> -u root</w:t>
+      </w:r>
       <w:proofErr w:type="gramStart"/>
       <w:r>
         <w:rPr>
@@ -1722,31 +1650,7 @@
           <w:lang w:eastAsia="es-ES_tradnl"/>
           <w14:ligatures w14:val="none"/>
         </w:rPr>
-        <w:t xml:space="preserve"> -u </w:t>
-      </w:r>
-      <w:proofErr w:type="spellStart"/>
-      <w:r>
-        <w:rPr>
-          <w:rFonts w:ascii="Consolas" w:eastAsia="Times New Roman" w:hAnsi="Consolas" w:cs="Consolas"/>
-          <w:color w:val="F8F8F2"/>
-          <w:sz w:val="18"/>
-          <w:szCs w:val="18"/>
-          <w:lang w:eastAsia="es-ES_tradnl"/>
-          <w14:ligatures w14:val="none"/>
-        </w:rPr>
-        <w:t>root</w:t>
-      </w:r>
-      <w:proofErr w:type="spellEnd"/>
-      <w:r>
-        <w:rPr>
-          <w:rFonts w:ascii="Consolas" w:eastAsia="Times New Roman" w:hAnsi="Consolas" w:cs="Consolas"/>
-          <w:color w:val="F8F8F2"/>
-          <w:sz w:val="18"/>
-          <w:szCs w:val="18"/>
-          <w:lang w:eastAsia="es-ES_tradnl"/>
-          <w14:ligatures w14:val="none"/>
-        </w:rPr>
-        <w:t xml:space="preserve"> -p &lt; </w:t>
+        <w:t xml:space="preserve"> -u root -p &lt; </w:t>
       </w:r>
       <w:proofErr w:type="spellStart"/>
       <w:r>
@@ -2057,7 +1961,6 @@
         </w:rPr>
         <w:t xml:space="preserve"> </w:t>
       </w:r>
-      <w:proofErr w:type="spellStart"/>
       <w:r>
         <w:rPr>
           <w:rFonts w:ascii="Consolas" w:eastAsia="Times New Roman" w:hAnsi="Consolas" w:cs="Consolas"/>
@@ -2069,7 +1972,6 @@
         </w:rPr>
         <w:t>CHARACTER</w:t>
       </w:r>
-      <w:proofErr w:type="spellEnd"/>
       <w:r>
         <w:rPr>
           <w:rFonts w:ascii="Consolas" w:eastAsia="Times New Roman" w:hAnsi="Consolas" w:cs="Consolas"/>
@@ -2103,7 +2005,6 @@
         </w:rPr>
         <w:t xml:space="preserve"> = utf8mb4 </w:t>
       </w:r>
-      <w:proofErr w:type="spellStart"/>
       <w:r>
         <w:rPr>
           <w:rFonts w:ascii="Consolas" w:eastAsia="Times New Roman" w:hAnsi="Consolas" w:cs="Consolas"/>
@@ -2115,7 +2016,6 @@
         </w:rPr>
         <w:t>COLLATE</w:t>
       </w:r>
-      <w:proofErr w:type="spellEnd"/>
       <w:r>
         <w:rPr>
           <w:rFonts w:ascii="Consolas" w:eastAsia="Times New Roman" w:hAnsi="Consolas" w:cs="Consolas"/>
@@ -2130,7 +2030,7 @@
     </w:p>
     <w:p>
       <w:pPr>
-        <w:pStyle w:val="Ttulo2"/>
+        <w:pStyle w:val="Heading2"/>
       </w:pPr>
       <w:r>
         <w:t xml:space="preserve">2.2.2.- </w:t>
@@ -2284,23 +2184,7 @@
           <w:b/>
           <w:bCs/>
         </w:rPr>
-        <w:t>http://localhost/</w:t>
-      </w:r>
-      <w:proofErr w:type="spellStart"/>
-      <w:r>
-        <w:rPr>
-          <w:b/>
-          <w:bCs/>
-        </w:rPr>
-        <w:t>phpmyadmin</w:t>
-      </w:r>
-      <w:proofErr w:type="spellEnd"/>
-      <w:r>
-        <w:rPr>
-          <w:b/>
-          <w:bCs/>
-        </w:rPr>
-        <w:t>/</w:t>
+        <w:t>http://localhost/phpmyadmin/</w:t>
       </w:r>
       <w:r>
         <w:t>".</w:t>
@@ -2332,7 +2216,7 @@
       <w:hyperlink r:id="rId8" w:tgtFrame="_blank" w:tooltip="Acceder a la web de phpmyadmin desde donde puedes descargar la versión de instalación. (Se abre en una nueva ventana)." w:history="1">
         <w:r>
           <w:rPr>
-            <w:rStyle w:val="Hipervnculo"/>
+            <w:rStyle w:val="Hyperlink"/>
             <w:b/>
             <w:bCs/>
           </w:rPr>
@@ -2340,7 +2224,7 @@
         </w:r>
         <w:r>
           <w:rPr>
-            <w:rStyle w:val="Hipervnculo"/>
+            <w:rStyle w:val="Hyperlink"/>
           </w:rPr>
           <w:t>)</w:t>
         </w:r>
@@ -2643,7 +2527,7 @@
       <w:hyperlink r:id="rId9" w:history="1">
         <w:r>
           <w:rPr>
-            <w:rStyle w:val="Hipervnculo"/>
+            <w:rStyle w:val="Hyperlink"/>
             <w:lang w:val="en-US"/>
           </w:rPr>
           <w:t>https://docs.phpmyadmin.net/en/latest/</w:t>
@@ -2652,7 +2536,7 @@
     </w:p>
     <w:p>
       <w:pPr>
-        <w:pStyle w:val="Ttulo2"/>
+        <w:pStyle w:val="Heading2"/>
       </w:pPr>
       <w:r>
         <w:t xml:space="preserve">2.2.1.- </w:t>
@@ -3332,7 +3216,6 @@
       <w:r>
         <w:t xml:space="preserve"> y especificando el usuario </w:t>
       </w:r>
-      <w:proofErr w:type="spellStart"/>
       <w:r>
         <w:rPr>
           <w:b/>
@@ -3340,7 +3223,6 @@
         </w:rPr>
         <w:t>root</w:t>
       </w:r>
-      <w:proofErr w:type="spellEnd"/>
       <w:r>
         <w:t>. Por ejemplo, para crear una base de datos de nombre </w:t>
       </w:r>
@@ -3474,7 +3356,7 @@
     </w:p>
     <w:p>
       <w:pPr>
-        <w:pStyle w:val="Ttulo1"/>
+        <w:pStyle w:val="Heading1"/>
       </w:pPr>
       <w:r>
         <w:t>3.- Utilización de bases de datos MySQL en PHP.</w:t>
@@ -3491,7 +3373,6 @@
       <w:r>
         <w:t>xisten dos formas de comunicarse con una base de datos desde PHP: utilizar una extensión nativa programada para un </w:t>
       </w:r>
-      <w:proofErr w:type="spellStart"/>
       <w:r>
         <w:rPr>
           <w:b/>
@@ -3499,7 +3380,6 @@
         </w:rPr>
         <w:t>SGBD</w:t>
       </w:r>
-      <w:proofErr w:type="spellEnd"/>
       <w:r>
         <w:t> concreto, o utilizar una extensión que soporte varios tipos de bases de datos. Tradicionalmente las conexiones se establecían utilizando la extensión nativa </w:t>
       </w:r>
@@ -3645,21 +3525,12 @@
         <w:spacing w:before="0"/>
         <w:jc w:val="both"/>
       </w:pPr>
-      <w:proofErr w:type="spellStart"/>
-      <w:r>
-        <w:rPr>
-          <w:b/>
-          <w:bCs/>
-        </w:rPr>
-        <w:t>PDO</w:t>
-      </w:r>
-      <w:proofErr w:type="spellEnd"/>
-      <w:r>
-        <w:rPr>
-          <w:b/>
-          <w:bCs/>
-        </w:rPr>
-        <w:t> y </w:t>
+      <w:r>
+        <w:rPr>
+          <w:b/>
+          <w:bCs/>
+        </w:rPr>
+        <w:t>PDO y </w:t>
       </w:r>
       <w:proofErr w:type="spellStart"/>
       <w:r>
@@ -3742,7 +3613,15 @@
       </w:r>
       <w:proofErr w:type="gramEnd"/>
       <w:r>
-        <w:t> mejorado para realizar esta función, el driver nativo de MySQL, </w:t>
+        <w:t> mejorado para realizar esta función, el </w:t>
+      </w:r>
+      <w:proofErr w:type="gramStart"/>
+      <w:r>
+        <w:t>driver</w:t>
+      </w:r>
+      <w:proofErr w:type="gramEnd"/>
+      <w:r>
+        <w:t> nativo de MySQL, </w:t>
       </w:r>
       <w:proofErr w:type="spellStart"/>
       <w:r>
@@ -3759,7 +3638,7 @@
     </w:p>
     <w:p>
       <w:pPr>
-        <w:pStyle w:val="Ttulo2"/>
+        <w:pStyle w:val="Heading2"/>
       </w:pPr>
       <w:r>
         <w:t xml:space="preserve">3.1.- Extensión </w:t>
@@ -3832,7 +3711,7 @@
     </w:p>
     <w:p>
       <w:pPr>
-        <w:pStyle w:val="Prrafodelista"/>
+        <w:pStyle w:val="ListParagraph"/>
         <w:numPr>
           <w:ilvl w:val="0"/>
           <w:numId w:val="50"/>
@@ -3859,7 +3738,7 @@
     </w:p>
     <w:p>
       <w:pPr>
-        <w:pStyle w:val="Prrafodelista"/>
+        <w:pStyle w:val="ListParagraph"/>
         <w:numPr>
           <w:ilvl w:val="0"/>
           <w:numId w:val="50"/>
@@ -3943,7 +3822,7 @@
       <w:hyperlink r:id="rId10" w:history="1">
         <w:r>
           <w:rPr>
-            <w:rStyle w:val="Hipervnculo"/>
+            <w:rStyle w:val="Hyperlink"/>
           </w:rPr>
           <w:t>https://www.php.net/manual/es/book.mysqli.php</w:t>
         </w:r>
@@ -4262,7 +4141,7 @@
       <w:hyperlink r:id="rId11" w:history="1">
         <w:r>
           <w:rPr>
-            <w:rStyle w:val="Hipervnculo"/>
+            <w:rStyle w:val="Hyperlink"/>
           </w:rPr>
           <w:t>https://www.php.net/manual/es/mysqli.configuration.php</w:t>
         </w:r>
@@ -4270,7 +4149,7 @@
     </w:p>
     <w:p>
       <w:pPr>
-        <w:pStyle w:val="Ttulo2"/>
+        <w:pStyle w:val="Heading2"/>
       </w:pPr>
       <w:r>
         <w:t>3.1.1.- Establecimiento de conexiones.</w:t>
@@ -5516,18 +5395,42 @@
           <w:lang w:eastAsia="es-ES_tradnl"/>
           <w14:ligatures w14:val="none"/>
         </w:rPr>
-        <w:t>'Error de Conexión ('</w:t>
-      </w:r>
-      <w:r>
-        <w:rPr>
-          <w:rFonts w:ascii="Consolas" w:eastAsia="Times New Roman" w:hAnsi="Consolas" w:cs="Consolas"/>
-          <w:color w:val="F8F8F2"/>
-          <w:sz w:val="18"/>
-          <w:szCs w:val="18"/>
-          <w:lang w:eastAsia="es-ES_tradnl"/>
-          <w14:ligatures w14:val="none"/>
-        </w:rPr>
-        <w:t xml:space="preserve"> . $</w:t>
+        <w:t>'Error de Conexión (</w:t>
+      </w:r>
+      <w:proofErr w:type="gramStart"/>
+      <w:r>
+        <w:rPr>
+          <w:rFonts w:ascii="Consolas" w:eastAsia="Times New Roman" w:hAnsi="Consolas" w:cs="Consolas"/>
+          <w:color w:val="A6E22E"/>
+          <w:sz w:val="18"/>
+          <w:szCs w:val="18"/>
+          <w:lang w:eastAsia="es-ES_tradnl"/>
+          <w14:ligatures w14:val="none"/>
+        </w:rPr>
+        <w:t>'</w:t>
+      </w:r>
+      <w:r>
+        <w:rPr>
+          <w:rFonts w:ascii="Consolas" w:eastAsia="Times New Roman" w:hAnsi="Consolas" w:cs="Consolas"/>
+          <w:color w:val="F8F8F2"/>
+          <w:sz w:val="18"/>
+          <w:szCs w:val="18"/>
+          <w:lang w:eastAsia="es-ES_tradnl"/>
+          <w14:ligatures w14:val="none"/>
+        </w:rPr>
+        <w:t xml:space="preserve"> .</w:t>
+      </w:r>
+      <w:proofErr w:type="gramEnd"/>
+      <w:r>
+        <w:rPr>
+          <w:rFonts w:ascii="Consolas" w:eastAsia="Times New Roman" w:hAnsi="Consolas" w:cs="Consolas"/>
+          <w:color w:val="F8F8F2"/>
+          <w:sz w:val="18"/>
+          <w:szCs w:val="18"/>
+          <w:lang w:eastAsia="es-ES_tradnl"/>
+          <w14:ligatures w14:val="none"/>
+        </w:rPr>
+        <w:t xml:space="preserve"> $</w:t>
       </w:r>
       <w:proofErr w:type="spellStart"/>
       <w:r>
@@ -5840,31 +5743,13 @@
       <w:r>
         <w:t xml:space="preserve"> de informe de errores </w:t>
       </w:r>
-      <w:proofErr w:type="spellStart"/>
-      <w:r>
-        <w:rPr>
-          <w:b/>
-          <w:bCs/>
-        </w:rPr>
-        <w:t>MYSQLI_REPORT_ERROR</w:t>
-      </w:r>
-      <w:proofErr w:type="spellEnd"/>
-      <w:r>
-        <w:rPr>
-          <w:b/>
-          <w:bCs/>
-        </w:rPr>
-        <w:t xml:space="preserve"> | </w:t>
-      </w:r>
-      <w:proofErr w:type="spellStart"/>
-      <w:r>
-        <w:rPr>
-          <w:b/>
-          <w:bCs/>
-        </w:rPr>
-        <w:t>MYSQLI_REPORT_STRICT</w:t>
-      </w:r>
-      <w:proofErr w:type="spellEnd"/>
+      <w:r>
+        <w:rPr>
+          <w:b/>
+          <w:bCs/>
+        </w:rPr>
+        <w:t>MYSQLI_REPORT_ERROR | MYSQLI_REPORT_STRICT</w:t>
+      </w:r>
     </w:p>
     <w:p>
       <w:pPr>
@@ -5997,20 +5882,9 @@
           <w:lang w:val="en-US" w:eastAsia="es-ES_tradnl"/>
           <w14:ligatures w14:val="none"/>
         </w:rPr>
-        <w:t>(</w:t>
+        <w:t>();</w:t>
       </w:r>
       <w:proofErr w:type="gramEnd"/>
-      <w:r>
-        <w:rPr>
-          <w:rFonts w:ascii="Consolas" w:eastAsia="Times New Roman" w:hAnsi="Consolas" w:cs="Consolas"/>
-          <w:color w:val="F8F8F2"/>
-          <w:sz w:val="18"/>
-          <w:szCs w:val="18"/>
-          <w:lang w:val="en-US" w:eastAsia="es-ES_tradnl"/>
-          <w14:ligatures w14:val="none"/>
-        </w:rPr>
-        <w:t>);</w:t>
-      </w:r>
     </w:p>
     <w:p>
       <w:pPr>
@@ -6102,7 +5976,6 @@
         </w:rPr>
         <w:t xml:space="preserve"> = </w:t>
       </w:r>
-      <w:proofErr w:type="spellStart"/>
       <w:r>
         <w:rPr>
           <w:rFonts w:ascii="Consolas" w:eastAsia="Times New Roman" w:hAnsi="Consolas" w:cs="Consolas"/>
@@ -6114,7 +5987,6 @@
         </w:rPr>
         <w:t>MYSQLI_REPORT_ERROR</w:t>
       </w:r>
-      <w:proofErr w:type="spellEnd"/>
       <w:r>
         <w:rPr>
           <w:rFonts w:ascii="Consolas" w:eastAsia="Times New Roman" w:hAnsi="Consolas" w:cs="Consolas"/>
@@ -6126,7 +5998,6 @@
         </w:rPr>
         <w:t xml:space="preserve"> | </w:t>
       </w:r>
-      <w:proofErr w:type="spellStart"/>
       <w:r>
         <w:rPr>
           <w:rFonts w:ascii="Consolas" w:eastAsia="Times New Roman" w:hAnsi="Consolas" w:cs="Consolas"/>
@@ -6150,7 +6021,6 @@
         </w:rPr>
         <w:t>STRICT</w:t>
       </w:r>
-      <w:proofErr w:type="spellEnd"/>
       <w:r>
         <w:rPr>
           <w:rFonts w:ascii="Consolas" w:eastAsia="Times New Roman" w:hAnsi="Consolas" w:cs="Consolas"/>
@@ -6752,7 +6622,7 @@
       <w:hyperlink r:id="rId12" w:history="1">
         <w:r>
           <w:rPr>
-            <w:rStyle w:val="Hipervnculo"/>
+            <w:rStyle w:val="Hyperlink"/>
             <w:i/>
             <w:iCs/>
           </w:rPr>
@@ -7122,7 +6992,7 @@
     </w:p>
     <w:p>
       <w:pPr>
-        <w:pStyle w:val="Ttulo2"/>
+        <w:pStyle w:val="Heading2"/>
       </w:pPr>
       <w:r>
         <w:lastRenderedPageBreak/>
@@ -7161,7 +7031,6 @@
       <w:r>
         <w:t>. Si se ejecuta una consulta de acción que no devuelve datos (como una sentencia SQL de tipo </w:t>
       </w:r>
-      <w:proofErr w:type="spellStart"/>
       <w:r>
         <w:rPr>
           <w:b/>
@@ -7169,11 +7038,9 @@
         </w:rPr>
         <w:t>UPDATE</w:t>
       </w:r>
-      <w:proofErr w:type="spellEnd"/>
       <w:r>
         <w:t>, </w:t>
       </w:r>
-      <w:proofErr w:type="spellStart"/>
       <w:r>
         <w:rPr>
           <w:b/>
@@ -7181,11 +7048,9 @@
         </w:rPr>
         <w:t>INSERT</w:t>
       </w:r>
-      <w:proofErr w:type="spellEnd"/>
       <w:r>
         <w:t> o </w:t>
       </w:r>
-      <w:proofErr w:type="spellStart"/>
       <w:r>
         <w:rPr>
           <w:b/>
@@ -7193,7 +7058,6 @@
         </w:rPr>
         <w:t>DELETE</w:t>
       </w:r>
-      <w:proofErr w:type="spellEnd"/>
       <w:r>
         <w:t>), la llamada devuelve </w:t>
       </w:r>
@@ -7253,7 +7117,6 @@
       <w:r>
         <w:t>ejecutar una sentencia SQL que sí devuelva datos (como un </w:t>
       </w:r>
-      <w:proofErr w:type="spellStart"/>
       <w:r>
         <w:rPr>
           <w:b/>
@@ -7261,7 +7124,6 @@
         </w:rPr>
         <w:t>SELECT</w:t>
       </w:r>
-      <w:proofErr w:type="spellEnd"/>
       <w:r>
         <w:t>), éstos se devuelven en forma de un objeto resultado (de la clase </w:t>
       </w:r>
@@ -7328,7 +7190,6 @@
       <w:r>
         <w:t> tiene un parámetro opcional que afecta a cómo se obtienen internamente los resultados, pero no a la forma de utilizarlos posteriormente. En la opción por defecto, </w:t>
       </w:r>
-      <w:proofErr w:type="spellStart"/>
       <w:r>
         <w:rPr>
           <w:b/>
@@ -7336,11 +7197,9 @@
         </w:rPr>
         <w:t>MYSQLI_STORE_RESULT</w:t>
       </w:r>
-      <w:proofErr w:type="spellEnd"/>
       <w:r>
         <w:t>, los resultados se recuperan todos juntos de la base de datos y se almacenan de forma local. Si cambiamos esta opción por el valor </w:t>
       </w:r>
-      <w:proofErr w:type="spellStart"/>
       <w:r>
         <w:rPr>
           <w:b/>
@@ -7348,7 +7207,6 @@
         </w:rPr>
         <w:t>MYSQLI_USE_RESULT</w:t>
       </w:r>
-      <w:proofErr w:type="spellEnd"/>
       <w:r>
         <w:t>, los datos se van recuperando del servidor según se vayan necesitando.</w:t>
       </w:r>
@@ -7454,55 +7312,7 @@
           <w:lang w:eastAsia="es-ES_tradnl"/>
           <w14:ligatures w14:val="none"/>
         </w:rPr>
-        <w:t>'</w:t>
-      </w:r>
-      <w:proofErr w:type="spellStart"/>
-      <w:r>
-        <w:rPr>
-          <w:rFonts w:ascii="Consolas" w:eastAsia="Times New Roman" w:hAnsi="Consolas" w:cs="Consolas"/>
-          <w:color w:val="A6E22E"/>
-          <w:sz w:val="18"/>
-          <w:szCs w:val="18"/>
-          <w:lang w:eastAsia="es-ES_tradnl"/>
-          <w14:ligatures w14:val="none"/>
-        </w:rPr>
-        <w:t>SELECT</w:t>
-      </w:r>
-      <w:proofErr w:type="spellEnd"/>
-      <w:r>
-        <w:rPr>
-          <w:rFonts w:ascii="Consolas" w:eastAsia="Times New Roman" w:hAnsi="Consolas" w:cs="Consolas"/>
-          <w:color w:val="A6E22E"/>
-          <w:sz w:val="18"/>
-          <w:szCs w:val="18"/>
-          <w:lang w:eastAsia="es-ES_tradnl"/>
-          <w14:ligatures w14:val="none"/>
-        </w:rPr>
-        <w:t xml:space="preserve"> producto, unidades </w:t>
-      </w:r>
-      <w:proofErr w:type="spellStart"/>
-      <w:r>
-        <w:rPr>
-          <w:rFonts w:ascii="Consolas" w:eastAsia="Times New Roman" w:hAnsi="Consolas" w:cs="Consolas"/>
-          <w:color w:val="A6E22E"/>
-          <w:sz w:val="18"/>
-          <w:szCs w:val="18"/>
-          <w:lang w:eastAsia="es-ES_tradnl"/>
-          <w14:ligatures w14:val="none"/>
-        </w:rPr>
-        <w:t>FROM</w:t>
-      </w:r>
-      <w:proofErr w:type="spellEnd"/>
-      <w:r>
-        <w:rPr>
-          <w:rFonts w:ascii="Consolas" w:eastAsia="Times New Roman" w:hAnsi="Consolas" w:cs="Consolas"/>
-          <w:color w:val="A6E22E"/>
-          <w:sz w:val="18"/>
-          <w:szCs w:val="18"/>
-          <w:lang w:eastAsia="es-ES_tradnl"/>
-          <w14:ligatures w14:val="none"/>
-        </w:rPr>
-        <w:t xml:space="preserve"> stocks'</w:t>
+        <w:t>'SELECT producto, unidades FROM stocks'</w:t>
       </w:r>
       <w:r>
         <w:rPr>
@@ -7515,7 +7325,6 @@
         </w:rPr>
         <w:t xml:space="preserve">, </w:t>
       </w:r>
-      <w:proofErr w:type="spellStart"/>
       <w:r>
         <w:rPr>
           <w:rFonts w:ascii="Consolas" w:eastAsia="Times New Roman" w:hAnsi="Consolas" w:cs="Consolas"/>
@@ -7527,7 +7336,6 @@
         </w:rPr>
         <w:t>MYSQLI_USE_RESULT</w:t>
       </w:r>
-      <w:proofErr w:type="spellEnd"/>
       <w:r>
         <w:rPr>
           <w:rFonts w:ascii="Consolas" w:eastAsia="Times New Roman" w:hAnsi="Consolas" w:cs="Consolas"/>
@@ -7638,7 +7446,7 @@
       <w:hyperlink r:id="rId13" w:history="1">
         <w:r>
           <w:rPr>
-            <w:rStyle w:val="Hipervnculo"/>
+            <w:rStyle w:val="Hyperlink"/>
             <w:i/>
             <w:iCs/>
           </w:rPr>
@@ -7769,7 +7577,7 @@
     </w:p>
     <w:p>
       <w:pPr>
-        <w:pStyle w:val="Ttulo2"/>
+        <w:pStyle w:val="Heading2"/>
       </w:pPr>
       <w:r>
         <w:t>3.1.3.- Transacciones.</w:t>
@@ -8245,80 +8053,9 @@
           <w:lang w:eastAsia="es-ES_tradnl"/>
           <w14:ligatures w14:val="none"/>
         </w:rPr>
-        <w:t>'</w:t>
-      </w:r>
-      <w:proofErr w:type="spellStart"/>
-      <w:r>
-        <w:rPr>
-          <w:rFonts w:ascii="Consolas" w:eastAsia="Times New Roman" w:hAnsi="Consolas" w:cs="Consolas"/>
-          <w:color w:val="A6E22E"/>
-          <w:sz w:val="18"/>
-          <w:szCs w:val="18"/>
-          <w:lang w:eastAsia="es-ES_tradnl"/>
-          <w14:ligatures w14:val="none"/>
-        </w:rPr>
-        <w:t>DELETE</w:t>
-      </w:r>
-      <w:proofErr w:type="spellEnd"/>
-      <w:r>
-        <w:rPr>
-          <w:rFonts w:ascii="Consolas" w:eastAsia="Times New Roman" w:hAnsi="Consolas" w:cs="Consolas"/>
-          <w:color w:val="A6E22E"/>
-          <w:sz w:val="18"/>
-          <w:szCs w:val="18"/>
-          <w:lang w:eastAsia="es-ES_tradnl"/>
-          <w14:ligatures w14:val="none"/>
-        </w:rPr>
-        <w:t xml:space="preserve"> </w:t>
-      </w:r>
-      <w:proofErr w:type="spellStart"/>
-      <w:r>
-        <w:rPr>
-          <w:rFonts w:ascii="Consolas" w:eastAsia="Times New Roman" w:hAnsi="Consolas" w:cs="Consolas"/>
-          <w:color w:val="A6E22E"/>
-          <w:sz w:val="18"/>
-          <w:szCs w:val="18"/>
-          <w:lang w:eastAsia="es-ES_tradnl"/>
-          <w14:ligatures w14:val="none"/>
-        </w:rPr>
-        <w:t>FROM</w:t>
-      </w:r>
-      <w:proofErr w:type="spellEnd"/>
-      <w:r>
-        <w:rPr>
-          <w:rFonts w:ascii="Consolas" w:eastAsia="Times New Roman" w:hAnsi="Consolas" w:cs="Consolas"/>
-          <w:color w:val="A6E22E"/>
-          <w:sz w:val="18"/>
-          <w:szCs w:val="18"/>
-          <w:lang w:eastAsia="es-ES_tradnl"/>
-          <w14:ligatures w14:val="none"/>
-        </w:rPr>
-        <w:t xml:space="preserve"> stocks </w:t>
-      </w:r>
-      <w:proofErr w:type="spellStart"/>
-      <w:r>
-        <w:rPr>
-          <w:rFonts w:ascii="Consolas" w:eastAsia="Times New Roman" w:hAnsi="Consolas" w:cs="Consolas"/>
-          <w:color w:val="A6E22E"/>
-          <w:sz w:val="18"/>
-          <w:szCs w:val="18"/>
-          <w:lang w:eastAsia="es-ES_tradnl"/>
-          <w14:ligatures w14:val="none"/>
-        </w:rPr>
-        <w:t>WHERE</w:t>
-      </w:r>
-      <w:proofErr w:type="spellEnd"/>
-      <w:r>
-        <w:rPr>
-          <w:rFonts w:ascii="Consolas" w:eastAsia="Times New Roman" w:hAnsi="Consolas" w:cs="Consolas"/>
-          <w:color w:val="A6E22E"/>
-          <w:sz w:val="18"/>
-          <w:szCs w:val="18"/>
-          <w:lang w:eastAsia="es-ES_tradnl"/>
-          <w14:ligatures w14:val="none"/>
-        </w:rPr>
-        <w:t xml:space="preserve"> tienda=2'</w:t>
-      </w:r>
+        <w:t>'DELETE FROM stocks WHERE tienda=2'</w:t>
+      </w:r>
+      <w:proofErr w:type="gramStart"/>
       <w:r>
         <w:rPr>
           <w:rFonts w:ascii="Consolas" w:eastAsia="Times New Roman" w:hAnsi="Consolas" w:cs="Consolas"/>
@@ -8339,7 +8076,19 @@
           <w:lang w:eastAsia="es-ES_tradnl"/>
           <w14:ligatures w14:val="none"/>
         </w:rPr>
-        <w:t>// Inicia una transacción</w:t>
+        <w:t>/</w:t>
+      </w:r>
+      <w:proofErr w:type="gramEnd"/>
+      <w:r>
+        <w:rPr>
+          <w:rFonts w:ascii="Consolas" w:eastAsia="Times New Roman" w:hAnsi="Consolas" w:cs="Consolas"/>
+          <w:color w:val="708090"/>
+          <w:sz w:val="18"/>
+          <w:szCs w:val="18"/>
+          <w:lang w:eastAsia="es-ES_tradnl"/>
+          <w14:ligatures w14:val="none"/>
+        </w:rPr>
+        <w:t>/ Inicia una transacción</w:t>
       </w:r>
     </w:p>
     <w:p>
@@ -8491,6 +8240,7 @@
         </w:rPr>
         <w:t>=24'</w:t>
       </w:r>
+      <w:proofErr w:type="gramStart"/>
       <w:r>
         <w:rPr>
           <w:rFonts w:ascii="Consolas" w:eastAsia="Times New Roman" w:hAnsi="Consolas" w:cs="Consolas"/>
@@ -8502,6 +8252,7 @@
         </w:rPr>
         <w:t>);</w:t>
       </w:r>
+      <w:proofErr w:type="gramEnd"/>
     </w:p>
     <w:p>
       <w:pPr>
@@ -8635,30 +8386,30 @@
           <w:lang w:eastAsia="es-ES_tradnl"/>
           <w14:ligatures w14:val="none"/>
         </w:rPr>
-        <w:t>(</w:t>
+        <w:t xml:space="preserve">();  </w:t>
+      </w:r>
+      <w:r>
+        <w:rPr>
+          <w:rFonts w:ascii="Consolas" w:eastAsia="Times New Roman" w:hAnsi="Consolas" w:cs="Consolas"/>
+          <w:color w:val="708090"/>
+          <w:sz w:val="18"/>
+          <w:szCs w:val="18"/>
+          <w:lang w:eastAsia="es-ES_tradnl"/>
+          <w14:ligatures w14:val="none"/>
+        </w:rPr>
+        <w:t>/</w:t>
       </w:r>
       <w:proofErr w:type="gramEnd"/>
       <w:r>
         <w:rPr>
           <w:rFonts w:ascii="Consolas" w:eastAsia="Times New Roman" w:hAnsi="Consolas" w:cs="Consolas"/>
-          <w:color w:val="F8F8F2"/>
-          <w:sz w:val="18"/>
-          <w:szCs w:val="18"/>
-          <w:lang w:eastAsia="es-ES_tradnl"/>
-          <w14:ligatures w14:val="none"/>
-        </w:rPr>
-        <w:t xml:space="preserve">);  </w:t>
-      </w:r>
-      <w:r>
-        <w:rPr>
-          <w:rFonts w:ascii="Consolas" w:eastAsia="Times New Roman" w:hAnsi="Consolas" w:cs="Consolas"/>
           <w:color w:val="708090"/>
           <w:sz w:val="18"/>
           <w:szCs w:val="18"/>
           <w:lang w:eastAsia="es-ES_tradnl"/>
           <w14:ligatures w14:val="none"/>
         </w:rPr>
-        <w:t>// Confirma los cambios</w:t>
+        <w:t>/ Confirma los cambios</w:t>
       </w:r>
     </w:p>
     <w:p>
@@ -8672,7 +8423,7 @@
     </w:p>
     <w:p>
       <w:pPr>
-        <w:pStyle w:val="Ttulo2"/>
+        <w:pStyle w:val="Heading2"/>
       </w:pPr>
       <w:r>
         <w:t>3.1.4.- Obtención y utilización de conjuntos de resultados.</w:t>
@@ -8814,7 +8565,6 @@
         <w:spacing w:before="0" w:after="0"/>
         <w:jc w:val="both"/>
       </w:pPr>
-      <w:proofErr w:type="spellStart"/>
       <w:r>
         <w:rPr>
           <w:b/>
@@ -8822,7 +8572,6 @@
         </w:rPr>
         <w:t>MYSQLI_NUM</w:t>
       </w:r>
-      <w:proofErr w:type="spellEnd"/>
       <w:r>
         <w:t>. Devuelve un array con claves numéricas.</w:t>
       </w:r>
@@ -8836,7 +8585,6 @@
         <w:spacing w:before="0" w:after="0"/>
         <w:jc w:val="both"/>
       </w:pPr>
-      <w:proofErr w:type="spellStart"/>
       <w:r>
         <w:rPr>
           <w:b/>
@@ -8845,7 +8593,6 @@
         </w:rPr>
         <w:t>MYSQLI_ASSOC</w:t>
       </w:r>
-      <w:proofErr w:type="spellEnd"/>
       <w:r>
         <w:t>. Devuelve un </w:t>
       </w:r>
@@ -8868,7 +8615,6 @@
         <w:spacing w:before="0" w:after="0"/>
         <w:jc w:val="both"/>
       </w:pPr>
-      <w:proofErr w:type="spellStart"/>
       <w:r>
         <w:rPr>
           <w:b/>
@@ -8876,7 +8622,6 @@
         </w:rPr>
         <w:t>MYSQLI_BOTH</w:t>
       </w:r>
-      <w:proofErr w:type="spellEnd"/>
       <w:r>
         <w:t>. Es el comportamiento por defecto, en el que devuelve un array con claves numéricas y asociativas.</w:t>
       </w:r>
@@ -8951,7 +8696,6 @@
       <w:r>
         <w:t> pasando como parámetro </w:t>
       </w:r>
-      <w:proofErr w:type="spellStart"/>
       <w:r>
         <w:rPr>
           <w:b/>
@@ -8959,7 +8703,6 @@
         </w:rPr>
         <w:t>MYSQLI_ASSOC</w:t>
       </w:r>
-      <w:proofErr w:type="spellEnd"/>
       <w:r>
         <w:t>.</w:t>
       </w:r>
@@ -9034,7 +8777,6 @@
       <w:r>
         <w:t> pasando como parámetro </w:t>
       </w:r>
-      <w:proofErr w:type="spellStart"/>
       <w:r>
         <w:rPr>
           <w:b/>
@@ -9042,7 +8784,6 @@
         </w:rPr>
         <w:t>MYSQLI_NUM</w:t>
       </w:r>
-      <w:proofErr w:type="spellEnd"/>
       <w:r>
         <w:t>.</w:t>
       </w:r>
@@ -9146,7 +8887,7 @@
       <w:hyperlink r:id="rId14" w:history="1">
         <w:r>
           <w:rPr>
-            <w:rStyle w:val="Hipervnculo"/>
+            <w:rStyle w:val="Hyperlink"/>
           </w:rPr>
           <w:t>https://www.php.net/manual/es/class.mysqli-result.php</w:t>
         </w:r>
@@ -9163,7 +8904,7 @@
       <w:hyperlink r:id="rId15" w:history="1">
         <w:r>
           <w:rPr>
-            <w:rStyle w:val="Hipervnculo"/>
+            <w:rStyle w:val="Hyperlink"/>
           </w:rPr>
           <w:t>https://getbootstrap.com/docs/4.1/getting-started/introduction/</w:t>
         </w:r>
@@ -9171,7 +8912,7 @@
     </w:p>
     <w:p>
       <w:pPr>
-        <w:pStyle w:val="Ttulo2"/>
+        <w:pStyle w:val="Heading2"/>
       </w:pPr>
       <w:r>
         <w:t>3.1.5.- Consultas preparadas.</w:t>
@@ -10102,8 +9843,21 @@
           <w:lang w:val="en-US" w:eastAsia="es-ES_tradnl"/>
           <w14:ligatures w14:val="none"/>
         </w:rPr>
-        <w:t>)');</w:t>
-      </w:r>
+        <w:t>)'</w:t>
+      </w:r>
+      <w:proofErr w:type="gramStart"/>
+      <w:r>
+        <w:rPr>
+          <w:rFonts w:ascii="Consolas" w:eastAsia="Times New Roman" w:hAnsi="Consolas" w:cs="Consolas"/>
+          <w:color w:val="F8F8F2"/>
+          <w:sz w:val="18"/>
+          <w:szCs w:val="18"/>
+          <w:lang w:val="en-US" w:eastAsia="es-ES_tradnl"/>
+          <w14:ligatures w14:val="none"/>
+        </w:rPr>
+        <w:t>);</w:t>
+      </w:r>
+      <w:proofErr w:type="gramEnd"/>
     </w:p>
     <w:p>
       <w:pPr>
@@ -10192,20 +9946,9 @@
           <w:lang w:val="en-US" w:eastAsia="es-ES_tradnl"/>
           <w14:ligatures w14:val="none"/>
         </w:rPr>
-        <w:t>(</w:t>
+        <w:t>();</w:t>
       </w:r>
       <w:proofErr w:type="gramEnd"/>
-      <w:r>
-        <w:rPr>
-          <w:rFonts w:ascii="Consolas" w:eastAsia="Times New Roman" w:hAnsi="Consolas" w:cs="Consolas"/>
-          <w:color w:val="F8F8F2"/>
-          <w:sz w:val="18"/>
-          <w:szCs w:val="18"/>
-          <w:lang w:val="en-US" w:eastAsia="es-ES_tradnl"/>
-          <w14:ligatures w14:val="none"/>
-        </w:rPr>
-        <w:t>);</w:t>
-      </w:r>
     </w:p>
     <w:p>
       <w:pPr>
@@ -10371,18 +10114,42 @@
           <w:lang w:eastAsia="es-ES_tradnl"/>
           <w14:ligatures w14:val="none"/>
         </w:rPr>
-        <w:t>"Error en la preparación o ejecución: "</w:t>
-      </w:r>
-      <w:r>
-        <w:rPr>
-          <w:rFonts w:ascii="Consolas" w:eastAsia="Times New Roman" w:hAnsi="Consolas" w:cs="Consolas"/>
-          <w:color w:val="F8F8F2"/>
-          <w:sz w:val="18"/>
-          <w:szCs w:val="18"/>
-          <w:lang w:eastAsia="es-ES_tradnl"/>
-          <w14:ligatures w14:val="none"/>
-        </w:rPr>
-        <w:t xml:space="preserve"> . </w:t>
+        <w:t xml:space="preserve">"Error en la preparación o ejecución: </w:t>
+      </w:r>
+      <w:proofErr w:type="gramStart"/>
+      <w:r>
+        <w:rPr>
+          <w:rFonts w:ascii="Consolas" w:eastAsia="Times New Roman" w:hAnsi="Consolas" w:cs="Consolas"/>
+          <w:color w:val="A6E22E"/>
+          <w:sz w:val="18"/>
+          <w:szCs w:val="18"/>
+          <w:lang w:eastAsia="es-ES_tradnl"/>
+          <w14:ligatures w14:val="none"/>
+        </w:rPr>
+        <w:t>"</w:t>
+      </w:r>
+      <w:r>
+        <w:rPr>
+          <w:rFonts w:ascii="Consolas" w:eastAsia="Times New Roman" w:hAnsi="Consolas" w:cs="Consolas"/>
+          <w:color w:val="F8F8F2"/>
+          <w:sz w:val="18"/>
+          <w:szCs w:val="18"/>
+          <w:lang w:eastAsia="es-ES_tradnl"/>
+          <w14:ligatures w14:val="none"/>
+        </w:rPr>
+        <w:t xml:space="preserve"> .</w:t>
+      </w:r>
+      <w:proofErr w:type="gramEnd"/>
+      <w:r>
+        <w:rPr>
+          <w:rFonts w:ascii="Consolas" w:eastAsia="Times New Roman" w:hAnsi="Consolas" w:cs="Consolas"/>
+          <w:color w:val="F8F8F2"/>
+          <w:sz w:val="18"/>
+          <w:szCs w:val="18"/>
+          <w:lang w:eastAsia="es-ES_tradnl"/>
+          <w14:ligatures w14:val="none"/>
+        </w:rPr>
+        <w:t xml:space="preserve"> </w:t>
       </w:r>
       <w:r>
         <w:rPr>
@@ -10849,19 +10616,45 @@
           <w:lang w:val="en-US" w:eastAsia="es-ES_tradnl"/>
           <w14:ligatures w14:val="none"/>
         </w:rPr>
-        <w:t>) VALUES (?, ?)'</w:t>
-      </w:r>
-      <w:r>
-        <w:rPr>
-          <w:rFonts w:ascii="Consolas" w:eastAsia="Times New Roman" w:hAnsi="Consolas" w:cs="Consolas"/>
-          <w:color w:val="F8F8F2"/>
+        <w:t xml:space="preserve">) VALUES </w:t>
+      </w:r>
+      <w:proofErr w:type="gramStart"/>
+      <w:r>
+        <w:rPr>
+          <w:rFonts w:ascii="Consolas" w:eastAsia="Times New Roman" w:hAnsi="Consolas" w:cs="Consolas"/>
+          <w:color w:val="A6E22E"/>
           <w:sz w:val="18"/>
           <w:szCs w:val="18"/>
           <w:lang w:val="en-US" w:eastAsia="es-ES_tradnl"/>
           <w14:ligatures w14:val="none"/>
         </w:rPr>
+        <w:t>(?,</w:t>
+      </w:r>
+      <w:proofErr w:type="gramEnd"/>
+      <w:r>
+        <w:rPr>
+          <w:rFonts w:ascii="Consolas" w:eastAsia="Times New Roman" w:hAnsi="Consolas" w:cs="Consolas"/>
+          <w:color w:val="A6E22E"/>
+          <w:sz w:val="18"/>
+          <w:szCs w:val="18"/>
+          <w:lang w:val="en-US" w:eastAsia="es-ES_tradnl"/>
+          <w14:ligatures w14:val="none"/>
+        </w:rPr>
+        <w:t xml:space="preserve"> ?)'</w:t>
+      </w:r>
+      <w:proofErr w:type="gramStart"/>
+      <w:r>
+        <w:rPr>
+          <w:rFonts w:ascii="Consolas" w:eastAsia="Times New Roman" w:hAnsi="Consolas" w:cs="Consolas"/>
+          <w:color w:val="F8F8F2"/>
+          <w:sz w:val="18"/>
+          <w:szCs w:val="18"/>
+          <w:lang w:val="en-US" w:eastAsia="es-ES_tradnl"/>
+          <w14:ligatures w14:val="none"/>
+        </w:rPr>
         <w:t>);</w:t>
       </w:r>
+      <w:proofErr w:type="gramEnd"/>
     </w:p>
     <w:p>
       <w:pPr>
@@ -11174,6 +10967,7 @@
         </w:rPr>
         <w:t>'Tablet PC'</w:t>
       </w:r>
+      <w:proofErr w:type="gramStart"/>
       <w:r>
         <w:rPr>
           <w:rFonts w:ascii="Consolas" w:eastAsia="Times New Roman" w:hAnsi="Consolas" w:cs="Consolas"/>
@@ -11194,7 +10988,19 @@
           <w:lang w:eastAsia="es-ES_tradnl"/>
           <w14:ligatures w14:val="none"/>
         </w:rPr>
-        <w:t>// Genera un error</w:t>
+        <w:t>/</w:t>
+      </w:r>
+      <w:proofErr w:type="gramEnd"/>
+      <w:r>
+        <w:rPr>
+          <w:rFonts w:ascii="Consolas" w:eastAsia="Times New Roman" w:hAnsi="Consolas" w:cs="Consolas"/>
+          <w:color w:val="708090"/>
+          <w:sz w:val="18"/>
+          <w:szCs w:val="18"/>
+          <w:lang w:eastAsia="es-ES_tradnl"/>
+          <w14:ligatures w14:val="none"/>
+        </w:rPr>
+        <w:t>/ Genera un error</w:t>
       </w:r>
     </w:p>
     <w:p>
@@ -11366,7 +11172,7 @@
       <w:hyperlink r:id="rId17" w:history="1">
         <w:r>
           <w:rPr>
-            <w:rStyle w:val="Hipervnculo"/>
+            <w:rStyle w:val="Hyperlink"/>
           </w:rPr>
           <w:t>https://www.php.net/manual/es/class.mysqli-stmt.php</w:t>
         </w:r>
@@ -11374,7 +11180,7 @@
     </w:p>
     <w:p>
       <w:pPr>
-        <w:pStyle w:val="Ttulo2"/>
+        <w:pStyle w:val="Heading2"/>
       </w:pPr>
       <w:r>
         <w:t xml:space="preserve">3.2.- PHP Data </w:t>
@@ -11385,15 +11191,7 @@
       </w:r>
       <w:proofErr w:type="spellEnd"/>
       <w:r>
-        <w:t xml:space="preserve"> (</w:t>
-      </w:r>
-      <w:proofErr w:type="spellStart"/>
-      <w:r>
-        <w:t>PDO</w:t>
-      </w:r>
-      <w:proofErr w:type="spellEnd"/>
-      <w:r>
-        <w:t>).</w:t>
+        <w:t xml:space="preserve"> (PDO).</w:t>
       </w:r>
     </w:p>
     <w:p>
@@ -11437,13 +11235,8 @@
         </w:rPr>
         <w:t>si en el futuro tienes que cambiar el </w:t>
       </w:r>
-      <w:proofErr w:type="spellStart"/>
-      <w:r>
-        <w:t>SGBD</w:t>
-      </w:r>
-      <w:proofErr w:type="spellEnd"/>
-      <w:r>
-        <w:t> por otro distinto, tendrás que volver a programar gran parte del código de esta. Por eso, antes de comenzar el desarrollo, es muy importante revisar las características específicas del proyecto. En el caso de que exista la posibilidad, presente o futura, de utilizar otro servidor como almacenamiento, deberás adoptar una capa de abstracción para el acceso a los datos. Existen varias alternativas como </w:t>
+      <w:r>
+        <w:t>SGBD por otro distinto, tendrás que volver a programar gran parte del código de esta. Por eso, antes de comenzar el desarrollo, es muy importante revisar las características específicas del proyecto. En el caso de que exista la posibilidad, presente o futura, de utilizar otro servidor como almacenamiento, deberás adoptar una capa de abstracción para el acceso a los datos. Existen varias alternativas como </w:t>
       </w:r>
       <w:r>
         <w:rPr>
@@ -11473,7 +11266,6 @@
       <w:r>
         <w:t>El objetivo es que si llegado el momento necesitas cambiar el servidor de base de datos, las modificaciones que debas realizar en tu código sean mínimas. Incluso es posible desarrollar aplicaciones preparadas para utilizar un almacenamiento u otro según se indique en el momento de la ejecución, pero éste no es el objetivo principal de PDO. </w:t>
       </w:r>
-      <w:proofErr w:type="spellStart"/>
       <w:r>
         <w:rPr>
           <w:b/>
@@ -11481,7 +11273,6 @@
         </w:rPr>
         <w:t>PDO</w:t>
       </w:r>
-      <w:proofErr w:type="spellEnd"/>
       <w:r>
         <w:t xml:space="preserve"> no </w:t>
       </w:r>
@@ -11501,15 +11292,7 @@
         <w:jc w:val="both"/>
       </w:pPr>
       <w:r>
-        <w:t>La extensión </w:t>
-      </w:r>
-      <w:proofErr w:type="spellStart"/>
-      <w:r>
-        <w:t>PDO</w:t>
-      </w:r>
-      <w:proofErr w:type="spellEnd"/>
-      <w:r>
-        <w:t> debe utilizar un controlador específico para el tipo de base de datos que se utilice. Para consultar los controladores disponibles en tu instalación de PHP, puedes utilizar la información que proporciona la función </w:t>
+        <w:t>La extensión PDO debe utilizar un controlador específico para el tipo de base de datos que se utilice. Para consultar los controladores disponibles en tu instalación de PHP, puedes utilizar la información que proporciona la función </w:t>
       </w:r>
       <w:proofErr w:type="spellStart"/>
       <w:proofErr w:type="gramStart"/>
@@ -11544,13 +11327,8 @@
       <w:pPr>
         <w:jc w:val="both"/>
       </w:pPr>
-      <w:proofErr w:type="spellStart"/>
-      <w:r>
-        <w:t>PDO</w:t>
-      </w:r>
-      <w:proofErr w:type="spellEnd"/>
-      <w:r>
-        <w:t> se basa en las características de orientación a objetos de PHP, pero al contrario que la extensión </w:t>
+      <w:r>
+        <w:t>PDO se basa en las características de orientación a objetos de PHP, pero al contrario que la extensión </w:t>
       </w:r>
       <w:proofErr w:type="spellStart"/>
       <w:r>
@@ -11602,23 +11380,23 @@
           <w:i/>
           <w:iCs/>
         </w:rPr>
-        <w:t> se trata el tema de POO, veremos que la forma más potente de sacar partido a </w:t>
-      </w:r>
-      <w:proofErr w:type="spellStart"/>
-      <w:r>
-        <w:rPr>
+        <w:t> se trata el tema de POO, veremos que la forma más potente de sacar partido a PDO es, precisamente, crearnos unas clases para cada una de las </w:t>
+      </w:r>
+      <w:r>
+        <w:rPr>
+          <w:b/>
+          <w:bCs/>
           <w:i/>
           <w:iCs/>
         </w:rPr>
-        <w:t>PDO</w:t>
-      </w:r>
-      <w:proofErr w:type="spellEnd"/>
+        <w:t>tablas</w:t>
+      </w:r>
       <w:r>
         <w:rPr>
           <w:i/>
           <w:iCs/>
         </w:rPr>
-        <w:t> es, precisamente, crearnos unas clases para cada una de las </w:t>
+        <w:t> de la base de datos e implementar en ellas todos los métodos para hacer un </w:t>
       </w:r>
       <w:r>
         <w:rPr>
@@ -11627,37 +11405,19 @@
           <w:i/>
           <w:iCs/>
         </w:rPr>
-        <w:t>tablas</w:t>
+        <w:t>CRUD</w:t>
       </w:r>
       <w:r>
         <w:rPr>
           <w:i/>
           <w:iCs/>
         </w:rPr>
-        <w:t> de la base de datos e implementar en ellas todos los métodos para hacer un </w:t>
-      </w:r>
-      <w:proofErr w:type="spellStart"/>
-      <w:r>
-        <w:rPr>
-          <w:b/>
-          <w:bCs/>
-          <w:i/>
-          <w:iCs/>
-        </w:rPr>
-        <w:t>CRUD</w:t>
-      </w:r>
-      <w:proofErr w:type="spellEnd"/>
-      <w:r>
-        <w:rPr>
-          <w:i/>
-          <w:iCs/>
-        </w:rPr>
         <w:t> a la tabla.</w:t>
       </w:r>
     </w:p>
     <w:p>
       <w:pPr>
-        <w:pStyle w:val="Ttulo2"/>
+        <w:pStyle w:val="Heading2"/>
       </w:pPr>
       <w:r>
         <w:lastRenderedPageBreak/>
@@ -11671,7 +11431,6 @@
       <w:r>
         <w:t>Para establecer una conexión con una base de datos utilizando </w:t>
       </w:r>
-      <w:proofErr w:type="spellStart"/>
       <w:r>
         <w:rPr>
           <w:b/>
@@ -11679,17 +11438,8 @@
         </w:rPr>
         <w:t>PDO</w:t>
       </w:r>
-      <w:proofErr w:type="spellEnd"/>
-      <w:r>
-        <w:t>, debes instanciar un objeto de la clase </w:t>
-      </w:r>
-      <w:proofErr w:type="spellStart"/>
-      <w:r>
-        <w:t>PDO</w:t>
-      </w:r>
-      <w:proofErr w:type="spellEnd"/>
-      <w:r>
-        <w:t> pasándole los siguientes parámetros (</w:t>
+      <w:r>
+        <w:t>, debes instanciar un objeto de la clase PDO pasándole los siguientes parámetros (</w:t>
       </w:r>
       <w:r>
         <w:rPr>
@@ -12244,6 +11994,7 @@
         <w:t>=$</w:t>
       </w:r>
       <w:proofErr w:type="spellStart"/>
+      <w:proofErr w:type="gramStart"/>
       <w:r>
         <w:rPr>
           <w:rFonts w:ascii="Consolas" w:eastAsia="Times New Roman" w:hAnsi="Consolas" w:cs="Consolas"/>
@@ -12256,6 +12007,7 @@
         <w:t>host;dbname</w:t>
       </w:r>
       <w:proofErr w:type="spellEnd"/>
+      <w:proofErr w:type="gramEnd"/>
       <w:r>
         <w:rPr>
           <w:rFonts w:ascii="Consolas" w:eastAsia="Times New Roman" w:hAnsi="Consolas" w:cs="Consolas"/>
@@ -12280,6 +12032,7 @@
         <w:t>db</w:t>
       </w:r>
       <w:proofErr w:type="spellEnd"/>
+      <w:proofErr w:type="gramStart"/>
       <w:r>
         <w:rPr>
           <w:rFonts w:ascii="Consolas" w:eastAsia="Times New Roman" w:hAnsi="Consolas" w:cs="Consolas"/>
@@ -12302,6 +12055,7 @@
         </w:rPr>
         <w:t>;</w:t>
       </w:r>
+      <w:proofErr w:type="gramEnd"/>
     </w:p>
     <w:p>
       <w:pPr>
@@ -12391,7 +12145,6 @@
         </w:rPr>
         <w:t xml:space="preserve"> </w:t>
       </w:r>
-      <w:proofErr w:type="spellStart"/>
       <w:proofErr w:type="gramStart"/>
       <w:r>
         <w:rPr>
@@ -12402,19 +12155,7 @@
           <w:lang w:eastAsia="es-ES_tradnl"/>
           <w14:ligatures w14:val="none"/>
         </w:rPr>
-        <w:t>PDO</w:t>
-      </w:r>
-      <w:proofErr w:type="spellEnd"/>
-      <w:r>
-        <w:rPr>
-          <w:rFonts w:ascii="Consolas" w:eastAsia="Times New Roman" w:hAnsi="Consolas" w:cs="Consolas"/>
-          <w:color w:val="F8F8F2"/>
-          <w:sz w:val="18"/>
-          <w:szCs w:val="18"/>
-          <w:lang w:eastAsia="es-ES_tradnl"/>
-          <w14:ligatures w14:val="none"/>
-        </w:rPr>
-        <w:t>(</w:t>
+        <w:t>PDO(</w:t>
       </w:r>
       <w:proofErr w:type="gramEnd"/>
       <w:r>
@@ -12941,6 +12682,7 @@
         <w:t>=$</w:t>
       </w:r>
       <w:proofErr w:type="spellStart"/>
+      <w:proofErr w:type="gramStart"/>
       <w:r>
         <w:rPr>
           <w:rFonts w:ascii="Consolas" w:eastAsia="Times New Roman" w:hAnsi="Consolas" w:cs="Consolas"/>
@@ -12953,6 +12695,7 @@
         <w:t>host;dbname</w:t>
       </w:r>
       <w:proofErr w:type="spellEnd"/>
+      <w:proofErr w:type="gramEnd"/>
       <w:r>
         <w:rPr>
           <w:rFonts w:ascii="Consolas" w:eastAsia="Times New Roman" w:hAnsi="Consolas" w:cs="Consolas"/>
@@ -12965,6 +12708,7 @@
         <w:t>=$</w:t>
       </w:r>
       <w:proofErr w:type="spellStart"/>
+      <w:proofErr w:type="gramStart"/>
       <w:r>
         <w:rPr>
           <w:rFonts w:ascii="Consolas" w:eastAsia="Times New Roman" w:hAnsi="Consolas" w:cs="Consolas"/>
@@ -12977,6 +12721,7 @@
         <w:t>db;charset</w:t>
       </w:r>
       <w:proofErr w:type="spellEnd"/>
+      <w:proofErr w:type="gramEnd"/>
       <w:r>
         <w:rPr>
           <w:rFonts w:ascii="Consolas" w:eastAsia="Times New Roman" w:hAnsi="Consolas" w:cs="Consolas"/>
@@ -12986,19 +12731,32 @@
           <w:lang w:val="en-US" w:eastAsia="es-ES_tradnl"/>
           <w14:ligatures w14:val="none"/>
         </w:rPr>
-        <w:t>=utf8mb4"</w:t>
-      </w:r>
-      <w:r>
-        <w:rPr>
-          <w:rFonts w:ascii="Consolas" w:eastAsia="Times New Roman" w:hAnsi="Consolas" w:cs="Consolas"/>
-          <w:color w:val="F8F8F2"/>
+        <w:t>=utf8mb4</w:t>
+      </w:r>
+      <w:proofErr w:type="gramStart"/>
+      <w:r>
+        <w:rPr>
+          <w:rFonts w:ascii="Consolas" w:eastAsia="Times New Roman" w:hAnsi="Consolas" w:cs="Consolas"/>
+          <w:color w:val="A6E22E"/>
           <w:sz w:val="18"/>
           <w:szCs w:val="18"/>
           <w:lang w:val="en-US" w:eastAsia="es-ES_tradnl"/>
           <w14:ligatures w14:val="none"/>
         </w:rPr>
+        <w:t>"</w:t>
+      </w:r>
+      <w:r>
+        <w:rPr>
+          <w:rFonts w:ascii="Consolas" w:eastAsia="Times New Roman" w:hAnsi="Consolas" w:cs="Consolas"/>
+          <w:color w:val="F8F8F2"/>
+          <w:sz w:val="18"/>
+          <w:szCs w:val="18"/>
+          <w:lang w:val="en-US" w:eastAsia="es-ES_tradnl"/>
+          <w14:ligatures w14:val="none"/>
+        </w:rPr>
         <w:t>;</w:t>
       </w:r>
+      <w:proofErr w:type="gramEnd"/>
     </w:p>
     <w:p>
       <w:pPr>
@@ -13016,7 +12774,7 @@
       <w:hyperlink r:id="rId18" w:history="1">
         <w:r>
           <w:rPr>
-            <w:rStyle w:val="Hipervnculo"/>
+            <w:rStyle w:val="Hyperlink"/>
           </w:rPr>
           <w:t>https://www.php.net/manual/es/pdo.drivers.php</w:t>
         </w:r>
@@ -13169,7 +12927,28 @@
         </w:rPr>
         <w:t>(</w:t>
       </w:r>
-      <w:proofErr w:type="spellStart"/>
+      <w:r>
+        <w:rPr>
+          <w:rFonts w:ascii="Consolas" w:eastAsia="Times New Roman" w:hAnsi="Consolas" w:cs="Consolas"/>
+          <w:color w:val="F92672"/>
+          <w:sz w:val="18"/>
+          <w:szCs w:val="18"/>
+          <w:lang w:eastAsia="es-ES_tradnl"/>
+          <w14:ligatures w14:val="none"/>
+        </w:rPr>
+        <w:t>PDO</w:t>
+      </w:r>
+      <w:r>
+        <w:rPr>
+          <w:rFonts w:ascii="Consolas" w:eastAsia="Times New Roman" w:hAnsi="Consolas" w:cs="Consolas"/>
+          <w:color w:val="F8F8F2"/>
+          <w:sz w:val="18"/>
+          <w:szCs w:val="18"/>
+          <w:lang w:eastAsia="es-ES_tradnl"/>
+          <w14:ligatures w14:val="none"/>
+        </w:rPr>
+        <w:t>::</w:t>
+      </w:r>
       <w:proofErr w:type="gramEnd"/>
       <w:r>
         <w:rPr>
@@ -13180,33 +12959,8 @@
           <w:lang w:eastAsia="es-ES_tradnl"/>
           <w14:ligatures w14:val="none"/>
         </w:rPr>
-        <w:t>PDO</w:t>
-      </w:r>
-      <w:proofErr w:type="spellEnd"/>
-      <w:r>
-        <w:rPr>
-          <w:rFonts w:ascii="Consolas" w:eastAsia="Times New Roman" w:hAnsi="Consolas" w:cs="Consolas"/>
-          <w:color w:val="F8F8F2"/>
-          <w:sz w:val="18"/>
-          <w:szCs w:val="18"/>
-          <w:lang w:eastAsia="es-ES_tradnl"/>
-          <w14:ligatures w14:val="none"/>
-        </w:rPr>
-        <w:t>::</w:t>
-      </w:r>
-      <w:proofErr w:type="spellStart"/>
-      <w:r>
-        <w:rPr>
-          <w:rFonts w:ascii="Consolas" w:eastAsia="Times New Roman" w:hAnsi="Consolas" w:cs="Consolas"/>
-          <w:color w:val="F92672"/>
-          <w:sz w:val="18"/>
-          <w:szCs w:val="18"/>
-          <w:lang w:eastAsia="es-ES_tradnl"/>
-          <w14:ligatures w14:val="none"/>
-        </w:rPr>
         <w:t>ATTR_SERVER_VERSION</w:t>
       </w:r>
-      <w:proofErr w:type="spellEnd"/>
       <w:r>
         <w:rPr>
           <w:rFonts w:ascii="Consolas" w:eastAsia="Times New Roman" w:hAnsi="Consolas" w:cs="Consolas"/>
@@ -13418,7 +13172,28 @@
         </w:rPr>
         <w:t>(</w:t>
       </w:r>
-      <w:proofErr w:type="spellStart"/>
+      <w:r>
+        <w:rPr>
+          <w:rFonts w:ascii="Consolas" w:eastAsia="Times New Roman" w:hAnsi="Consolas" w:cs="Consolas"/>
+          <w:color w:val="F92672"/>
+          <w:sz w:val="18"/>
+          <w:szCs w:val="18"/>
+          <w:lang w:val="en-US" w:eastAsia="es-ES_tradnl"/>
+          <w14:ligatures w14:val="none"/>
+        </w:rPr>
+        <w:t>PDO</w:t>
+      </w:r>
+      <w:r>
+        <w:rPr>
+          <w:rFonts w:ascii="Consolas" w:eastAsia="Times New Roman" w:hAnsi="Consolas" w:cs="Consolas"/>
+          <w:color w:val="F8F8F2"/>
+          <w:sz w:val="18"/>
+          <w:szCs w:val="18"/>
+          <w:lang w:val="en-US" w:eastAsia="es-ES_tradnl"/>
+          <w14:ligatures w14:val="none"/>
+        </w:rPr>
+        <w:t>::</w:t>
+      </w:r>
       <w:proofErr w:type="gramEnd"/>
       <w:r>
         <w:rPr>
@@ -13429,9 +13204,31 @@
           <w:lang w:val="en-US" w:eastAsia="es-ES_tradnl"/>
           <w14:ligatures w14:val="none"/>
         </w:rPr>
+        <w:t>ATTR_CASE</w:t>
+      </w:r>
+      <w:r>
+        <w:rPr>
+          <w:rFonts w:ascii="Consolas" w:eastAsia="Times New Roman" w:hAnsi="Consolas" w:cs="Consolas"/>
+          <w:color w:val="F8F8F2"/>
+          <w:sz w:val="18"/>
+          <w:szCs w:val="18"/>
+          <w:lang w:val="en-US" w:eastAsia="es-ES_tradnl"/>
+          <w14:ligatures w14:val="none"/>
+        </w:rPr>
+        <w:t xml:space="preserve">, </w:t>
+      </w:r>
+      <w:proofErr w:type="gramStart"/>
+      <w:r>
+        <w:rPr>
+          <w:rFonts w:ascii="Consolas" w:eastAsia="Times New Roman" w:hAnsi="Consolas" w:cs="Consolas"/>
+          <w:color w:val="F92672"/>
+          <w:sz w:val="18"/>
+          <w:szCs w:val="18"/>
+          <w:lang w:val="en-US" w:eastAsia="es-ES_tradnl"/>
+          <w14:ligatures w14:val="none"/>
+        </w:rPr>
         <w:t>PDO</w:t>
       </w:r>
-      <w:proofErr w:type="spellEnd"/>
       <w:r>
         <w:rPr>
           <w:rFonts w:ascii="Consolas" w:eastAsia="Times New Roman" w:hAnsi="Consolas" w:cs="Consolas"/>
@@ -13443,7 +13240,7 @@
         </w:rPr>
         <w:t>::</w:t>
       </w:r>
-      <w:proofErr w:type="spellStart"/>
+      <w:proofErr w:type="gramEnd"/>
       <w:r>
         <w:rPr>
           <w:rFonts w:ascii="Consolas" w:eastAsia="Times New Roman" w:hAnsi="Consolas" w:cs="Consolas"/>
@@ -13453,9 +13250,9 @@
           <w:lang w:val="en-US" w:eastAsia="es-ES_tradnl"/>
           <w14:ligatures w14:val="none"/>
         </w:rPr>
-        <w:t>ATTR_CASE</w:t>
-      </w:r>
-      <w:proofErr w:type="spellEnd"/>
+        <w:t>CASE_UPPER</w:t>
+      </w:r>
+      <w:proofErr w:type="gramStart"/>
       <w:r>
         <w:rPr>
           <w:rFonts w:ascii="Consolas" w:eastAsia="Times New Roman" w:hAnsi="Consolas" w:cs="Consolas"/>
@@ -13465,56 +13262,9 @@
           <w:lang w:val="en-US" w:eastAsia="es-ES_tradnl"/>
           <w14:ligatures w14:val="none"/>
         </w:rPr>
-        <w:t xml:space="preserve">, </w:t>
-      </w:r>
-      <w:proofErr w:type="spellStart"/>
-      <w:r>
-        <w:rPr>
-          <w:rFonts w:ascii="Consolas" w:eastAsia="Times New Roman" w:hAnsi="Consolas" w:cs="Consolas"/>
-          <w:color w:val="F92672"/>
-          <w:sz w:val="18"/>
-          <w:szCs w:val="18"/>
-          <w:lang w:val="en-US" w:eastAsia="es-ES_tradnl"/>
-          <w14:ligatures w14:val="none"/>
-        </w:rPr>
-        <w:t>PDO</w:t>
-      </w:r>
-      <w:proofErr w:type="spellEnd"/>
-      <w:r>
-        <w:rPr>
-          <w:rFonts w:ascii="Consolas" w:eastAsia="Times New Roman" w:hAnsi="Consolas" w:cs="Consolas"/>
-          <w:color w:val="F8F8F2"/>
-          <w:sz w:val="18"/>
-          <w:szCs w:val="18"/>
-          <w:lang w:val="en-US" w:eastAsia="es-ES_tradnl"/>
-          <w14:ligatures w14:val="none"/>
-        </w:rPr>
-        <w:t>::</w:t>
-      </w:r>
-      <w:proofErr w:type="spellStart"/>
-      <w:r>
-        <w:rPr>
-          <w:rFonts w:ascii="Consolas" w:eastAsia="Times New Roman" w:hAnsi="Consolas" w:cs="Consolas"/>
-          <w:color w:val="F92672"/>
-          <w:sz w:val="18"/>
-          <w:szCs w:val="18"/>
-          <w:lang w:val="en-US" w:eastAsia="es-ES_tradnl"/>
-          <w14:ligatures w14:val="none"/>
-        </w:rPr>
-        <w:t>CASE_UPPER</w:t>
-      </w:r>
-      <w:proofErr w:type="spellEnd"/>
-      <w:r>
-        <w:rPr>
-          <w:rFonts w:ascii="Consolas" w:eastAsia="Times New Roman" w:hAnsi="Consolas" w:cs="Consolas"/>
-          <w:color w:val="F8F8F2"/>
-          <w:sz w:val="18"/>
-          <w:szCs w:val="18"/>
-          <w:lang w:val="en-US" w:eastAsia="es-ES_tradnl"/>
-          <w14:ligatures w14:val="none"/>
-        </w:rPr>
         <w:t>);</w:t>
       </w:r>
+      <w:proofErr w:type="gramEnd"/>
     </w:p>
     <w:p>
       <w:pPr>
@@ -13523,7 +13273,6 @@
       <w:r>
         <w:t>Y muy importante para controlar los errores tendremos el atributo: </w:t>
       </w:r>
-      <w:proofErr w:type="spellStart"/>
       <w:r>
         <w:rPr>
           <w:b/>
@@ -13531,7 +13280,6 @@
         </w:rPr>
         <w:t>ATTR_ERRMODE</w:t>
       </w:r>
-      <w:proofErr w:type="spellEnd"/>
       <w:r>
         <w:t xml:space="preserve"> con los </w:t>
       </w:r>
@@ -13551,7 +13299,6 @@
         <w:spacing w:before="0" w:after="0"/>
         <w:jc w:val="both"/>
       </w:pPr>
-      <w:proofErr w:type="spellStart"/>
       <w:r>
         <w:rPr>
           <w:b/>
@@ -13560,7 +13307,6 @@
         <w:lastRenderedPageBreak/>
         <w:t>ERRMODE_SILENT</w:t>
       </w:r>
-      <w:proofErr w:type="spellEnd"/>
       <w:r>
         <w:t>: El modo por defecto, no muestra errores (se recomienda en entornos en producción).</w:t>
       </w:r>
@@ -13574,7 +13320,6 @@
         <w:spacing w:before="0" w:after="0"/>
         <w:jc w:val="both"/>
       </w:pPr>
-      <w:proofErr w:type="spellStart"/>
       <w:r>
         <w:rPr>
           <w:b/>
@@ -13582,7 +13327,6 @@
         </w:rPr>
         <w:t>ERRMODE_WARNING</w:t>
       </w:r>
-      <w:proofErr w:type="spellEnd"/>
       <w:r>
         <w:rPr>
           <w:i/>
@@ -13593,7 +13337,6 @@
       <w:r>
         <w:t>Además de establecer el código de error, emitirá un mensaje </w:t>
       </w:r>
-      <w:proofErr w:type="spellStart"/>
       <w:r>
         <w:rPr>
           <w:b/>
@@ -13601,7 +13344,6 @@
         </w:rPr>
         <w:t>E_WARNING</w:t>
       </w:r>
-      <w:proofErr w:type="spellEnd"/>
       <w:r>
         <w:t>, es el modo empleado para depurar o hacer pruebas para ver errores sin interrumpir el flujo de la aplicación. </w:t>
       </w:r>
@@ -13615,7 +13357,6 @@
         <w:spacing w:before="0" w:after="0"/>
         <w:jc w:val="both"/>
       </w:pPr>
-      <w:proofErr w:type="spellStart"/>
       <w:r>
         <w:rPr>
           <w:b/>
@@ -13623,7 +13364,6 @@
         </w:rPr>
         <w:t>ERRMODE_EXCEPTION</w:t>
       </w:r>
-      <w:proofErr w:type="spellEnd"/>
       <w:r>
         <w:rPr>
           <w:i/>
@@ -13778,7 +13518,28 @@
         </w:rPr>
         <w:t>(</w:t>
       </w:r>
-      <w:proofErr w:type="spellStart"/>
+      <w:r>
+        <w:rPr>
+          <w:rFonts w:ascii="Consolas" w:eastAsia="Times New Roman" w:hAnsi="Consolas" w:cs="Consolas"/>
+          <w:color w:val="F92672"/>
+          <w:sz w:val="18"/>
+          <w:szCs w:val="18"/>
+          <w:lang w:eastAsia="es-ES_tradnl"/>
+          <w14:ligatures w14:val="none"/>
+        </w:rPr>
+        <w:t>PDO</w:t>
+      </w:r>
+      <w:r>
+        <w:rPr>
+          <w:rFonts w:ascii="Consolas" w:eastAsia="Times New Roman" w:hAnsi="Consolas" w:cs="Consolas"/>
+          <w:color w:val="F8F8F2"/>
+          <w:sz w:val="18"/>
+          <w:szCs w:val="18"/>
+          <w:lang w:eastAsia="es-ES_tradnl"/>
+          <w14:ligatures w14:val="none"/>
+        </w:rPr>
+        <w:t>::</w:t>
+      </w:r>
       <w:proofErr w:type="gramEnd"/>
       <w:r>
         <w:rPr>
@@ -13789,9 +13550,31 @@
           <w:lang w:eastAsia="es-ES_tradnl"/>
           <w14:ligatures w14:val="none"/>
         </w:rPr>
+        <w:t>ATTR_ERRMODE</w:t>
+      </w:r>
+      <w:r>
+        <w:rPr>
+          <w:rFonts w:ascii="Consolas" w:eastAsia="Times New Roman" w:hAnsi="Consolas" w:cs="Consolas"/>
+          <w:color w:val="F8F8F2"/>
+          <w:sz w:val="18"/>
+          <w:szCs w:val="18"/>
+          <w:lang w:eastAsia="es-ES_tradnl"/>
+          <w14:ligatures w14:val="none"/>
+        </w:rPr>
+        <w:t xml:space="preserve">, </w:t>
+      </w:r>
+      <w:proofErr w:type="gramStart"/>
+      <w:r>
+        <w:rPr>
+          <w:rFonts w:ascii="Consolas" w:eastAsia="Times New Roman" w:hAnsi="Consolas" w:cs="Consolas"/>
+          <w:color w:val="F92672"/>
+          <w:sz w:val="18"/>
+          <w:szCs w:val="18"/>
+          <w:lang w:eastAsia="es-ES_tradnl"/>
+          <w14:ligatures w14:val="none"/>
+        </w:rPr>
         <w:t>PDO</w:t>
       </w:r>
-      <w:proofErr w:type="spellEnd"/>
       <w:r>
         <w:rPr>
           <w:rFonts w:ascii="Consolas" w:eastAsia="Times New Roman" w:hAnsi="Consolas" w:cs="Consolas"/>
@@ -13803,7 +13586,7 @@
         </w:rPr>
         <w:t>::</w:t>
       </w:r>
-      <w:proofErr w:type="spellStart"/>
+      <w:proofErr w:type="gramEnd"/>
       <w:r>
         <w:rPr>
           <w:rFonts w:ascii="Consolas" w:eastAsia="Times New Roman" w:hAnsi="Consolas" w:cs="Consolas"/>
@@ -13813,57 +13596,8 @@
           <w:lang w:eastAsia="es-ES_tradnl"/>
           <w14:ligatures w14:val="none"/>
         </w:rPr>
-        <w:t>ATTR_ERRMODE</w:t>
-      </w:r>
-      <w:proofErr w:type="spellEnd"/>
-      <w:r>
-        <w:rPr>
-          <w:rFonts w:ascii="Consolas" w:eastAsia="Times New Roman" w:hAnsi="Consolas" w:cs="Consolas"/>
-          <w:color w:val="F8F8F2"/>
-          <w:sz w:val="18"/>
-          <w:szCs w:val="18"/>
-          <w:lang w:eastAsia="es-ES_tradnl"/>
-          <w14:ligatures w14:val="none"/>
-        </w:rPr>
-        <w:t xml:space="preserve">, </w:t>
-      </w:r>
-      <w:proofErr w:type="spellStart"/>
-      <w:r>
-        <w:rPr>
-          <w:rFonts w:ascii="Consolas" w:eastAsia="Times New Roman" w:hAnsi="Consolas" w:cs="Consolas"/>
-          <w:color w:val="F92672"/>
-          <w:sz w:val="18"/>
-          <w:szCs w:val="18"/>
-          <w:lang w:eastAsia="es-ES_tradnl"/>
-          <w14:ligatures w14:val="none"/>
-        </w:rPr>
-        <w:t>PDO</w:t>
-      </w:r>
-      <w:proofErr w:type="spellEnd"/>
-      <w:r>
-        <w:rPr>
-          <w:rFonts w:ascii="Consolas" w:eastAsia="Times New Roman" w:hAnsi="Consolas" w:cs="Consolas"/>
-          <w:color w:val="F8F8F2"/>
-          <w:sz w:val="18"/>
-          <w:szCs w:val="18"/>
-          <w:lang w:eastAsia="es-ES_tradnl"/>
-          <w14:ligatures w14:val="none"/>
-        </w:rPr>
-        <w:t>::</w:t>
-      </w:r>
-      <w:proofErr w:type="spellStart"/>
-      <w:r>
-        <w:rPr>
-          <w:rFonts w:ascii="Consolas" w:eastAsia="Times New Roman" w:hAnsi="Consolas" w:cs="Consolas"/>
-          <w:color w:val="F92672"/>
-          <w:sz w:val="18"/>
-          <w:szCs w:val="18"/>
-          <w:lang w:eastAsia="es-ES_tradnl"/>
-          <w14:ligatures w14:val="none"/>
-        </w:rPr>
         <w:t>ERRMODE_EXCEPTION</w:t>
       </w:r>
-      <w:proofErr w:type="spellEnd"/>
       <w:r>
         <w:rPr>
           <w:rFonts w:ascii="Consolas" w:eastAsia="Times New Roman" w:hAnsi="Consolas" w:cs="Consolas"/>
@@ -14350,6 +14084,7 @@
         <w:t>=$</w:t>
       </w:r>
       <w:proofErr w:type="spellStart"/>
+      <w:proofErr w:type="gramStart"/>
       <w:r>
         <w:rPr>
           <w:rFonts w:ascii="Consolas" w:eastAsia="Times New Roman" w:hAnsi="Consolas" w:cs="Consolas"/>
@@ -14362,6 +14097,7 @@
         <w:t>host;dbname</w:t>
       </w:r>
       <w:proofErr w:type="spellEnd"/>
+      <w:proofErr w:type="gramEnd"/>
       <w:r>
         <w:rPr>
           <w:rFonts w:ascii="Consolas" w:eastAsia="Times New Roman" w:hAnsi="Consolas" w:cs="Consolas"/>
@@ -14386,6 +14122,7 @@
         <w:t>db</w:t>
       </w:r>
       <w:proofErr w:type="spellEnd"/>
+      <w:proofErr w:type="gramStart"/>
       <w:r>
         <w:rPr>
           <w:rFonts w:ascii="Consolas" w:eastAsia="Times New Roman" w:hAnsi="Consolas" w:cs="Consolas"/>
@@ -14408,6 +14145,7 @@
         </w:rPr>
         <w:t>;</w:t>
       </w:r>
+      <w:proofErr w:type="gramEnd"/>
     </w:p>
     <w:p>
       <w:pPr>
@@ -14551,7 +14289,6 @@
         </w:rPr>
         <w:t xml:space="preserve"> </w:t>
       </w:r>
-      <w:proofErr w:type="spellStart"/>
       <w:proofErr w:type="gramStart"/>
       <w:r>
         <w:rPr>
@@ -14562,9 +14299,9 @@
           <w:lang w:val="en-US" w:eastAsia="es-ES_tradnl"/>
           <w14:ligatures w14:val="none"/>
         </w:rPr>
-        <w:t>PDO</w:t>
-      </w:r>
-      <w:proofErr w:type="spellEnd"/>
+        <w:t>PDO(</w:t>
+      </w:r>
+      <w:proofErr w:type="gramEnd"/>
       <w:r>
         <w:rPr>
           <w:rFonts w:ascii="Consolas" w:eastAsia="Times New Roman" w:hAnsi="Consolas" w:cs="Consolas"/>
@@ -14574,44 +14311,45 @@
           <w:lang w:val="en-US" w:eastAsia="es-ES_tradnl"/>
           <w14:ligatures w14:val="none"/>
         </w:rPr>
-        <w:t>(</w:t>
+        <w:t>$</w:t>
+      </w:r>
+      <w:proofErr w:type="spellStart"/>
+      <w:r>
+        <w:rPr>
+          <w:rFonts w:ascii="Consolas" w:eastAsia="Times New Roman" w:hAnsi="Consolas" w:cs="Consolas"/>
+          <w:color w:val="F8F8F2"/>
+          <w:sz w:val="18"/>
+          <w:szCs w:val="18"/>
+          <w:lang w:val="en-US" w:eastAsia="es-ES_tradnl"/>
+          <w14:ligatures w14:val="none"/>
+        </w:rPr>
+        <w:t>dsn</w:t>
+      </w:r>
+      <w:proofErr w:type="spellEnd"/>
+      <w:r>
+        <w:rPr>
+          <w:rFonts w:ascii="Consolas" w:eastAsia="Times New Roman" w:hAnsi="Consolas" w:cs="Consolas"/>
+          <w:color w:val="F8F8F2"/>
+          <w:sz w:val="18"/>
+          <w:szCs w:val="18"/>
+          <w:lang w:val="en-US" w:eastAsia="es-ES_tradnl"/>
+          <w14:ligatures w14:val="none"/>
+        </w:rPr>
+        <w:t>, $user, $pass</w:t>
+      </w:r>
+      <w:proofErr w:type="gramStart"/>
+      <w:r>
+        <w:rPr>
+          <w:rFonts w:ascii="Consolas" w:eastAsia="Times New Roman" w:hAnsi="Consolas" w:cs="Consolas"/>
+          <w:color w:val="F8F8F2"/>
+          <w:sz w:val="18"/>
+          <w:szCs w:val="18"/>
+          <w:lang w:val="en-US" w:eastAsia="es-ES_tradnl"/>
+          <w14:ligatures w14:val="none"/>
+        </w:rPr>
+        <w:t>);</w:t>
       </w:r>
       <w:proofErr w:type="gramEnd"/>
-      <w:r>
-        <w:rPr>
-          <w:rFonts w:ascii="Consolas" w:eastAsia="Times New Roman" w:hAnsi="Consolas" w:cs="Consolas"/>
-          <w:color w:val="F8F8F2"/>
-          <w:sz w:val="18"/>
-          <w:szCs w:val="18"/>
-          <w:lang w:val="en-US" w:eastAsia="es-ES_tradnl"/>
-          <w14:ligatures w14:val="none"/>
-        </w:rPr>
-        <w:t>$</w:t>
-      </w:r>
-      <w:proofErr w:type="spellStart"/>
-      <w:r>
-        <w:rPr>
-          <w:rFonts w:ascii="Consolas" w:eastAsia="Times New Roman" w:hAnsi="Consolas" w:cs="Consolas"/>
-          <w:color w:val="F8F8F2"/>
-          <w:sz w:val="18"/>
-          <w:szCs w:val="18"/>
-          <w:lang w:val="en-US" w:eastAsia="es-ES_tradnl"/>
-          <w14:ligatures w14:val="none"/>
-        </w:rPr>
-        <w:t>dsn</w:t>
-      </w:r>
-      <w:proofErr w:type="spellEnd"/>
-      <w:r>
-        <w:rPr>
-          <w:rFonts w:ascii="Consolas" w:eastAsia="Times New Roman" w:hAnsi="Consolas" w:cs="Consolas"/>
-          <w:color w:val="F8F8F2"/>
-          <w:sz w:val="18"/>
-          <w:szCs w:val="18"/>
-          <w:lang w:val="en-US" w:eastAsia="es-ES_tradnl"/>
-          <w14:ligatures w14:val="none"/>
-        </w:rPr>
-        <w:t>, $user, $pass);</w:t>
-      </w:r>
     </w:p>
     <w:p>
       <w:pPr>
@@ -14715,7 +14453,28 @@
         </w:rPr>
         <w:t>(</w:t>
       </w:r>
-      <w:proofErr w:type="spellStart"/>
+      <w:r>
+        <w:rPr>
+          <w:rFonts w:ascii="Consolas" w:eastAsia="Times New Roman" w:hAnsi="Consolas" w:cs="Consolas"/>
+          <w:color w:val="F92672"/>
+          <w:sz w:val="18"/>
+          <w:szCs w:val="18"/>
+          <w:lang w:val="en-US" w:eastAsia="es-ES_tradnl"/>
+          <w14:ligatures w14:val="none"/>
+        </w:rPr>
+        <w:t>PDO</w:t>
+      </w:r>
+      <w:r>
+        <w:rPr>
+          <w:rFonts w:ascii="Consolas" w:eastAsia="Times New Roman" w:hAnsi="Consolas" w:cs="Consolas"/>
+          <w:color w:val="F8F8F2"/>
+          <w:sz w:val="18"/>
+          <w:szCs w:val="18"/>
+          <w:lang w:val="en-US" w:eastAsia="es-ES_tradnl"/>
+          <w14:ligatures w14:val="none"/>
+        </w:rPr>
+        <w:t>::</w:t>
+      </w:r>
       <w:proofErr w:type="gramEnd"/>
       <w:r>
         <w:rPr>
@@ -14726,9 +14485,31 @@
           <w:lang w:val="en-US" w:eastAsia="es-ES_tradnl"/>
           <w14:ligatures w14:val="none"/>
         </w:rPr>
+        <w:t>ATTR_ERRMODE</w:t>
+      </w:r>
+      <w:r>
+        <w:rPr>
+          <w:rFonts w:ascii="Consolas" w:eastAsia="Times New Roman" w:hAnsi="Consolas" w:cs="Consolas"/>
+          <w:color w:val="F8F8F2"/>
+          <w:sz w:val="18"/>
+          <w:szCs w:val="18"/>
+          <w:lang w:val="en-US" w:eastAsia="es-ES_tradnl"/>
+          <w14:ligatures w14:val="none"/>
+        </w:rPr>
+        <w:t xml:space="preserve">, </w:t>
+      </w:r>
+      <w:proofErr w:type="gramStart"/>
+      <w:r>
+        <w:rPr>
+          <w:rFonts w:ascii="Consolas" w:eastAsia="Times New Roman" w:hAnsi="Consolas" w:cs="Consolas"/>
+          <w:color w:val="F92672"/>
+          <w:sz w:val="18"/>
+          <w:szCs w:val="18"/>
+          <w:lang w:val="en-US" w:eastAsia="es-ES_tradnl"/>
+          <w14:ligatures w14:val="none"/>
+        </w:rPr>
         <w:t>PDO</w:t>
       </w:r>
-      <w:proofErr w:type="spellEnd"/>
       <w:r>
         <w:rPr>
           <w:rFonts w:ascii="Consolas" w:eastAsia="Times New Roman" w:hAnsi="Consolas" w:cs="Consolas"/>
@@ -14740,7 +14521,7 @@
         </w:rPr>
         <w:t>::</w:t>
       </w:r>
-      <w:proofErr w:type="spellStart"/>
+      <w:proofErr w:type="gramEnd"/>
       <w:r>
         <w:rPr>
           <w:rFonts w:ascii="Consolas" w:eastAsia="Times New Roman" w:hAnsi="Consolas" w:cs="Consolas"/>
@@ -14750,9 +14531,9 @@
           <w:lang w:val="en-US" w:eastAsia="es-ES_tradnl"/>
           <w14:ligatures w14:val="none"/>
         </w:rPr>
-        <w:t>ATTR_ERRMODE</w:t>
-      </w:r>
-      <w:proofErr w:type="spellEnd"/>
+        <w:t>ERRMODE_EXCEPTION</w:t>
+      </w:r>
+      <w:proofErr w:type="gramStart"/>
       <w:r>
         <w:rPr>
           <w:rFonts w:ascii="Consolas" w:eastAsia="Times New Roman" w:hAnsi="Consolas" w:cs="Consolas"/>
@@ -14762,56 +14543,9 @@
           <w:lang w:val="en-US" w:eastAsia="es-ES_tradnl"/>
           <w14:ligatures w14:val="none"/>
         </w:rPr>
-        <w:t xml:space="preserve">, </w:t>
-      </w:r>
-      <w:proofErr w:type="spellStart"/>
-      <w:r>
-        <w:rPr>
-          <w:rFonts w:ascii="Consolas" w:eastAsia="Times New Roman" w:hAnsi="Consolas" w:cs="Consolas"/>
-          <w:color w:val="F92672"/>
-          <w:sz w:val="18"/>
-          <w:szCs w:val="18"/>
-          <w:lang w:val="en-US" w:eastAsia="es-ES_tradnl"/>
-          <w14:ligatures w14:val="none"/>
-        </w:rPr>
-        <w:t>PDO</w:t>
-      </w:r>
-      <w:proofErr w:type="spellEnd"/>
-      <w:r>
-        <w:rPr>
-          <w:rFonts w:ascii="Consolas" w:eastAsia="Times New Roman" w:hAnsi="Consolas" w:cs="Consolas"/>
-          <w:color w:val="F8F8F2"/>
-          <w:sz w:val="18"/>
-          <w:szCs w:val="18"/>
-          <w:lang w:val="en-US" w:eastAsia="es-ES_tradnl"/>
-          <w14:ligatures w14:val="none"/>
-        </w:rPr>
-        <w:t>::</w:t>
-      </w:r>
-      <w:proofErr w:type="spellStart"/>
-      <w:r>
-        <w:rPr>
-          <w:rFonts w:ascii="Consolas" w:eastAsia="Times New Roman" w:hAnsi="Consolas" w:cs="Consolas"/>
-          <w:color w:val="F92672"/>
-          <w:sz w:val="18"/>
-          <w:szCs w:val="18"/>
-          <w:lang w:val="en-US" w:eastAsia="es-ES_tradnl"/>
-          <w14:ligatures w14:val="none"/>
-        </w:rPr>
-        <w:t>ERRMODE_EXCEPTION</w:t>
-      </w:r>
-      <w:proofErr w:type="spellEnd"/>
-      <w:r>
-        <w:rPr>
-          <w:rFonts w:ascii="Consolas" w:eastAsia="Times New Roman" w:hAnsi="Consolas" w:cs="Consolas"/>
-          <w:color w:val="F8F8F2"/>
-          <w:sz w:val="18"/>
-          <w:szCs w:val="18"/>
-          <w:lang w:val="en-US" w:eastAsia="es-ES_tradnl"/>
-          <w14:ligatures w14:val="none"/>
-        </w:rPr>
         <w:t>);</w:t>
       </w:r>
+      <w:proofErr w:type="gramEnd"/>
     </w:p>
     <w:p>
       <w:pPr>
@@ -14977,18 +14711,42 @@
           <w:lang w:eastAsia="es-ES_tradnl"/>
           <w14:ligatures w14:val="none"/>
         </w:rPr>
-        <w:t>"Error en la conexión: "</w:t>
-      </w:r>
-      <w:r>
-        <w:rPr>
-          <w:rFonts w:ascii="Consolas" w:eastAsia="Times New Roman" w:hAnsi="Consolas" w:cs="Consolas"/>
-          <w:color w:val="F8F8F2"/>
-          <w:sz w:val="18"/>
-          <w:szCs w:val="18"/>
-          <w:lang w:eastAsia="es-ES_tradnl"/>
-          <w14:ligatures w14:val="none"/>
-        </w:rPr>
-        <w:t xml:space="preserve"> . $e-&gt;</w:t>
+        <w:t xml:space="preserve">"Error en la conexión: </w:t>
+      </w:r>
+      <w:proofErr w:type="gramStart"/>
+      <w:r>
+        <w:rPr>
+          <w:rFonts w:ascii="Consolas" w:eastAsia="Times New Roman" w:hAnsi="Consolas" w:cs="Consolas"/>
+          <w:color w:val="A6E22E"/>
+          <w:sz w:val="18"/>
+          <w:szCs w:val="18"/>
+          <w:lang w:eastAsia="es-ES_tradnl"/>
+          <w14:ligatures w14:val="none"/>
+        </w:rPr>
+        <w:t>"</w:t>
+      </w:r>
+      <w:r>
+        <w:rPr>
+          <w:rFonts w:ascii="Consolas" w:eastAsia="Times New Roman" w:hAnsi="Consolas" w:cs="Consolas"/>
+          <w:color w:val="F8F8F2"/>
+          <w:sz w:val="18"/>
+          <w:szCs w:val="18"/>
+          <w:lang w:eastAsia="es-ES_tradnl"/>
+          <w14:ligatures w14:val="none"/>
+        </w:rPr>
+        <w:t xml:space="preserve"> .</w:t>
+      </w:r>
+      <w:proofErr w:type="gramEnd"/>
+      <w:r>
+        <w:rPr>
+          <w:rFonts w:ascii="Consolas" w:eastAsia="Times New Roman" w:hAnsi="Consolas" w:cs="Consolas"/>
+          <w:color w:val="F8F8F2"/>
+          <w:sz w:val="18"/>
+          <w:szCs w:val="18"/>
+          <w:lang w:eastAsia="es-ES_tradnl"/>
+          <w14:ligatures w14:val="none"/>
+        </w:rPr>
+        <w:t xml:space="preserve"> $e-&gt;</w:t>
       </w:r>
       <w:proofErr w:type="spellStart"/>
       <w:proofErr w:type="gramStart"/>
@@ -15228,7 +14986,7 @@
       <w:hyperlink r:id="rId19" w:history="1">
         <w:r>
           <w:rPr>
-            <w:rStyle w:val="Hipervnculo"/>
+            <w:rStyle w:val="Hyperlink"/>
           </w:rPr>
           <w:t>https://www.php.net/manual/es/pdo.getattribute.php</w:t>
         </w:r>
@@ -15262,7 +15020,7 @@
       <w:hyperlink r:id="rId20" w:history="1">
         <w:r>
           <w:rPr>
-            <w:rStyle w:val="Hipervnculo"/>
+            <w:rStyle w:val="Hyperlink"/>
           </w:rPr>
           <w:t>https://www.php.net/manual/es/pdo.setattribute.php</w:t>
         </w:r>
@@ -15270,7 +15028,7 @@
     </w:p>
     <w:p>
       <w:pPr>
-        <w:pStyle w:val="Ttulo2"/>
+        <w:pStyle w:val="Heading2"/>
       </w:pPr>
       <w:r>
         <w:t>3.2.2.- Ejecución de consultas.</w:t>
@@ -15283,7 +15041,6 @@
       <w:r>
         <w:t>Para ejecutar una consulta SQL utilizando </w:t>
       </w:r>
-      <w:proofErr w:type="spellStart"/>
       <w:r>
         <w:rPr>
           <w:b/>
@@ -15291,7 +15048,6 @@
         </w:rPr>
         <w:t>PDO</w:t>
       </w:r>
-      <w:proofErr w:type="spellEnd"/>
       <w:r>
         <w:t xml:space="preserve">, debes diferenciar aquellas sentencias SQL que </w:t>
       </w:r>
@@ -15320,47 +15076,13 @@
       <w:r>
         <w:t>En el caso de las consultas de acción, como </w:t>
       </w:r>
-      <w:proofErr w:type="spellStart"/>
-      <w:r>
-        <w:rPr>
-          <w:b/>
-          <w:bCs/>
-        </w:rPr>
-        <w:t>INSERT</w:t>
-      </w:r>
-      <w:proofErr w:type="spellEnd"/>
-      <w:r>
-        <w:rPr>
-          <w:b/>
-          <w:bCs/>
-        </w:rPr>
-        <w:t xml:space="preserve">, </w:t>
-      </w:r>
-      <w:proofErr w:type="spellStart"/>
-      <w:r>
-        <w:rPr>
-          <w:b/>
-          <w:bCs/>
-        </w:rPr>
-        <w:t>DELETE</w:t>
-      </w:r>
-      <w:proofErr w:type="spellEnd"/>
-      <w:r>
-        <w:rPr>
-          <w:b/>
-          <w:bCs/>
-        </w:rPr>
-        <w:t xml:space="preserve"> o </w:t>
-      </w:r>
-      <w:proofErr w:type="spellStart"/>
-      <w:r>
-        <w:rPr>
-          <w:b/>
-          <w:bCs/>
-        </w:rPr>
-        <w:t>UPDATE</w:t>
-      </w:r>
-      <w:proofErr w:type="spellEnd"/>
+      <w:r>
+        <w:rPr>
+          <w:b/>
+          <w:bCs/>
+        </w:rPr>
+        <w:t>INSERT, DELETE o UPDATE</w:t>
+      </w:r>
       <w:r>
         <w:t>, el método </w:t>
       </w:r>
@@ -15899,6 +15621,7 @@
         <w:t>=$</w:t>
       </w:r>
       <w:proofErr w:type="spellStart"/>
+      <w:proofErr w:type="gramStart"/>
       <w:r>
         <w:rPr>
           <w:rFonts w:ascii="Consolas" w:eastAsia="Times New Roman" w:hAnsi="Consolas" w:cs="Consolas"/>
@@ -15911,6 +15634,7 @@
         <w:t>host;dbname</w:t>
       </w:r>
       <w:proofErr w:type="spellEnd"/>
+      <w:proofErr w:type="gramEnd"/>
       <w:r>
         <w:rPr>
           <w:rFonts w:ascii="Consolas" w:eastAsia="Times New Roman" w:hAnsi="Consolas" w:cs="Consolas"/>
@@ -15935,6 +15659,7 @@
         <w:t>db</w:t>
       </w:r>
       <w:proofErr w:type="spellEnd"/>
+      <w:proofErr w:type="gramStart"/>
       <w:r>
         <w:rPr>
           <w:rFonts w:ascii="Consolas" w:eastAsia="Times New Roman" w:hAnsi="Consolas" w:cs="Consolas"/>
@@ -15957,6 +15682,7 @@
         </w:rPr>
         <w:t>;</w:t>
       </w:r>
+      <w:proofErr w:type="gramEnd"/>
     </w:p>
     <w:p>
       <w:pPr>
@@ -16100,7 +15826,6 @@
         </w:rPr>
         <w:t xml:space="preserve"> </w:t>
       </w:r>
-      <w:proofErr w:type="spellStart"/>
       <w:proofErr w:type="gramStart"/>
       <w:r>
         <w:rPr>
@@ -16111,9 +15836,9 @@
           <w:lang w:val="en-US" w:eastAsia="es-ES_tradnl"/>
           <w14:ligatures w14:val="none"/>
         </w:rPr>
-        <w:t>PDO</w:t>
-      </w:r>
-      <w:proofErr w:type="spellEnd"/>
+        <w:t>PDO(</w:t>
+      </w:r>
+      <w:proofErr w:type="gramEnd"/>
       <w:r>
         <w:rPr>
           <w:rFonts w:ascii="Consolas" w:eastAsia="Times New Roman" w:hAnsi="Consolas" w:cs="Consolas"/>
@@ -16123,44 +15848,45 @@
           <w:lang w:val="en-US" w:eastAsia="es-ES_tradnl"/>
           <w14:ligatures w14:val="none"/>
         </w:rPr>
-        <w:t>(</w:t>
+        <w:t>$</w:t>
+      </w:r>
+      <w:proofErr w:type="spellStart"/>
+      <w:r>
+        <w:rPr>
+          <w:rFonts w:ascii="Consolas" w:eastAsia="Times New Roman" w:hAnsi="Consolas" w:cs="Consolas"/>
+          <w:color w:val="F8F8F2"/>
+          <w:sz w:val="18"/>
+          <w:szCs w:val="18"/>
+          <w:lang w:val="en-US" w:eastAsia="es-ES_tradnl"/>
+          <w14:ligatures w14:val="none"/>
+        </w:rPr>
+        <w:t>dsn</w:t>
+      </w:r>
+      <w:proofErr w:type="spellEnd"/>
+      <w:r>
+        <w:rPr>
+          <w:rFonts w:ascii="Consolas" w:eastAsia="Times New Roman" w:hAnsi="Consolas" w:cs="Consolas"/>
+          <w:color w:val="F8F8F2"/>
+          <w:sz w:val="18"/>
+          <w:szCs w:val="18"/>
+          <w:lang w:val="en-US" w:eastAsia="es-ES_tradnl"/>
+          <w14:ligatures w14:val="none"/>
+        </w:rPr>
+        <w:t>, $user, $pass</w:t>
+      </w:r>
+      <w:proofErr w:type="gramStart"/>
+      <w:r>
+        <w:rPr>
+          <w:rFonts w:ascii="Consolas" w:eastAsia="Times New Roman" w:hAnsi="Consolas" w:cs="Consolas"/>
+          <w:color w:val="F8F8F2"/>
+          <w:sz w:val="18"/>
+          <w:szCs w:val="18"/>
+          <w:lang w:val="en-US" w:eastAsia="es-ES_tradnl"/>
+          <w14:ligatures w14:val="none"/>
+        </w:rPr>
+        <w:t>);</w:t>
       </w:r>
       <w:proofErr w:type="gramEnd"/>
-      <w:r>
-        <w:rPr>
-          <w:rFonts w:ascii="Consolas" w:eastAsia="Times New Roman" w:hAnsi="Consolas" w:cs="Consolas"/>
-          <w:color w:val="F8F8F2"/>
-          <w:sz w:val="18"/>
-          <w:szCs w:val="18"/>
-          <w:lang w:val="en-US" w:eastAsia="es-ES_tradnl"/>
-          <w14:ligatures w14:val="none"/>
-        </w:rPr>
-        <w:t>$</w:t>
-      </w:r>
-      <w:proofErr w:type="spellStart"/>
-      <w:r>
-        <w:rPr>
-          <w:rFonts w:ascii="Consolas" w:eastAsia="Times New Roman" w:hAnsi="Consolas" w:cs="Consolas"/>
-          <w:color w:val="F8F8F2"/>
-          <w:sz w:val="18"/>
-          <w:szCs w:val="18"/>
-          <w:lang w:val="en-US" w:eastAsia="es-ES_tradnl"/>
-          <w14:ligatures w14:val="none"/>
-        </w:rPr>
-        <w:t>dsn</w:t>
-      </w:r>
-      <w:proofErr w:type="spellEnd"/>
-      <w:r>
-        <w:rPr>
-          <w:rFonts w:ascii="Consolas" w:eastAsia="Times New Roman" w:hAnsi="Consolas" w:cs="Consolas"/>
-          <w:color w:val="F8F8F2"/>
-          <w:sz w:val="18"/>
-          <w:szCs w:val="18"/>
-          <w:lang w:val="en-US" w:eastAsia="es-ES_tradnl"/>
-          <w14:ligatures w14:val="none"/>
-        </w:rPr>
-        <w:t>, $user, $pass);</w:t>
-      </w:r>
     </w:p>
     <w:p>
       <w:pPr>
@@ -16253,7 +15979,28 @@
         </w:rPr>
         <w:t>(</w:t>
       </w:r>
-      <w:proofErr w:type="spellStart"/>
+      <w:r>
+        <w:rPr>
+          <w:rFonts w:ascii="Consolas" w:eastAsia="Times New Roman" w:hAnsi="Consolas" w:cs="Consolas"/>
+          <w:color w:val="F92672"/>
+          <w:sz w:val="18"/>
+          <w:szCs w:val="18"/>
+          <w:lang w:val="en-US" w:eastAsia="es-ES_tradnl"/>
+          <w14:ligatures w14:val="none"/>
+        </w:rPr>
+        <w:t>PDO</w:t>
+      </w:r>
+      <w:r>
+        <w:rPr>
+          <w:rFonts w:ascii="Consolas" w:eastAsia="Times New Roman" w:hAnsi="Consolas" w:cs="Consolas"/>
+          <w:color w:val="F8F8F2"/>
+          <w:sz w:val="18"/>
+          <w:szCs w:val="18"/>
+          <w:lang w:val="en-US" w:eastAsia="es-ES_tradnl"/>
+          <w14:ligatures w14:val="none"/>
+        </w:rPr>
+        <w:t>::</w:t>
+      </w:r>
       <w:proofErr w:type="gramEnd"/>
       <w:r>
         <w:rPr>
@@ -16264,9 +16011,31 @@
           <w:lang w:val="en-US" w:eastAsia="es-ES_tradnl"/>
           <w14:ligatures w14:val="none"/>
         </w:rPr>
+        <w:t>ATTR_ERRMODE</w:t>
+      </w:r>
+      <w:r>
+        <w:rPr>
+          <w:rFonts w:ascii="Consolas" w:eastAsia="Times New Roman" w:hAnsi="Consolas" w:cs="Consolas"/>
+          <w:color w:val="F8F8F2"/>
+          <w:sz w:val="18"/>
+          <w:szCs w:val="18"/>
+          <w:lang w:val="en-US" w:eastAsia="es-ES_tradnl"/>
+          <w14:ligatures w14:val="none"/>
+        </w:rPr>
+        <w:t xml:space="preserve">, </w:t>
+      </w:r>
+      <w:proofErr w:type="gramStart"/>
+      <w:r>
+        <w:rPr>
+          <w:rFonts w:ascii="Consolas" w:eastAsia="Times New Roman" w:hAnsi="Consolas" w:cs="Consolas"/>
+          <w:color w:val="F92672"/>
+          <w:sz w:val="18"/>
+          <w:szCs w:val="18"/>
+          <w:lang w:val="en-US" w:eastAsia="es-ES_tradnl"/>
+          <w14:ligatures w14:val="none"/>
+        </w:rPr>
         <w:t>PDO</w:t>
       </w:r>
-      <w:proofErr w:type="spellEnd"/>
       <w:r>
         <w:rPr>
           <w:rFonts w:ascii="Consolas" w:eastAsia="Times New Roman" w:hAnsi="Consolas" w:cs="Consolas"/>
@@ -16278,7 +16047,7 @@
         </w:rPr>
         <w:t>::</w:t>
       </w:r>
-      <w:proofErr w:type="spellStart"/>
+      <w:proofErr w:type="gramEnd"/>
       <w:r>
         <w:rPr>
           <w:rFonts w:ascii="Consolas" w:eastAsia="Times New Roman" w:hAnsi="Consolas" w:cs="Consolas"/>
@@ -16288,9 +16057,9 @@
           <w:lang w:val="en-US" w:eastAsia="es-ES_tradnl"/>
           <w14:ligatures w14:val="none"/>
         </w:rPr>
-        <w:t>ATTR_ERRMODE</w:t>
-      </w:r>
-      <w:proofErr w:type="spellEnd"/>
+        <w:t>ERRMODE_EXCEPTION</w:t>
+      </w:r>
+      <w:proofErr w:type="gramStart"/>
       <w:r>
         <w:rPr>
           <w:rFonts w:ascii="Consolas" w:eastAsia="Times New Roman" w:hAnsi="Consolas" w:cs="Consolas"/>
@@ -16300,56 +16069,9 @@
           <w:lang w:val="en-US" w:eastAsia="es-ES_tradnl"/>
           <w14:ligatures w14:val="none"/>
         </w:rPr>
-        <w:t xml:space="preserve">, </w:t>
-      </w:r>
-      <w:proofErr w:type="spellStart"/>
-      <w:r>
-        <w:rPr>
-          <w:rFonts w:ascii="Consolas" w:eastAsia="Times New Roman" w:hAnsi="Consolas" w:cs="Consolas"/>
-          <w:color w:val="F92672"/>
-          <w:sz w:val="18"/>
-          <w:szCs w:val="18"/>
-          <w:lang w:val="en-US" w:eastAsia="es-ES_tradnl"/>
-          <w14:ligatures w14:val="none"/>
-        </w:rPr>
-        <w:t>PDO</w:t>
-      </w:r>
-      <w:proofErr w:type="spellEnd"/>
-      <w:r>
-        <w:rPr>
-          <w:rFonts w:ascii="Consolas" w:eastAsia="Times New Roman" w:hAnsi="Consolas" w:cs="Consolas"/>
-          <w:color w:val="F8F8F2"/>
-          <w:sz w:val="18"/>
-          <w:szCs w:val="18"/>
-          <w:lang w:val="en-US" w:eastAsia="es-ES_tradnl"/>
-          <w14:ligatures w14:val="none"/>
-        </w:rPr>
-        <w:t>::</w:t>
-      </w:r>
-      <w:proofErr w:type="spellStart"/>
-      <w:r>
-        <w:rPr>
-          <w:rFonts w:ascii="Consolas" w:eastAsia="Times New Roman" w:hAnsi="Consolas" w:cs="Consolas"/>
-          <w:color w:val="F92672"/>
-          <w:sz w:val="18"/>
-          <w:szCs w:val="18"/>
-          <w:lang w:val="en-US" w:eastAsia="es-ES_tradnl"/>
-          <w14:ligatures w14:val="none"/>
-        </w:rPr>
-        <w:t>ERRMODE_EXCEPTION</w:t>
-      </w:r>
-      <w:proofErr w:type="spellEnd"/>
-      <w:r>
-        <w:rPr>
-          <w:rFonts w:ascii="Consolas" w:eastAsia="Times New Roman" w:hAnsi="Consolas" w:cs="Consolas"/>
-          <w:color w:val="F8F8F2"/>
-          <w:sz w:val="18"/>
-          <w:szCs w:val="18"/>
-          <w:lang w:val="en-US" w:eastAsia="es-ES_tradnl"/>
-          <w14:ligatures w14:val="none"/>
-        </w:rPr>
         <w:t>);</w:t>
       </w:r>
+      <w:proofErr w:type="gramEnd"/>
     </w:p>
     <w:p>
       <w:pPr>
@@ -16500,6 +16222,7 @@
         </w:rPr>
         <w:t>=1'</w:t>
       </w:r>
+      <w:proofErr w:type="gramStart"/>
       <w:r>
         <w:rPr>
           <w:rFonts w:ascii="Consolas" w:eastAsia="Times New Roman" w:hAnsi="Consolas" w:cs="Consolas"/>
@@ -16511,6 +16234,7 @@
         </w:rPr>
         <w:t>);</w:t>
       </w:r>
+      <w:proofErr w:type="gramEnd"/>
     </w:p>
     <w:p>
       <w:pPr>
@@ -16676,18 +16400,42 @@
           <w:lang w:eastAsia="es-ES_tradnl"/>
           <w14:ligatures w14:val="none"/>
         </w:rPr>
-        <w:t>"Error en la conexión o la consulta: "</w:t>
-      </w:r>
-      <w:r>
-        <w:rPr>
-          <w:rFonts w:ascii="Consolas" w:eastAsia="Times New Roman" w:hAnsi="Consolas" w:cs="Consolas"/>
-          <w:color w:val="F8F8F2"/>
-          <w:sz w:val="18"/>
-          <w:szCs w:val="18"/>
-          <w:lang w:eastAsia="es-ES_tradnl"/>
-          <w14:ligatures w14:val="none"/>
-        </w:rPr>
-        <w:t xml:space="preserve"> . $e-&gt;</w:t>
+        <w:t xml:space="preserve">"Error en la conexión o la consulta: </w:t>
+      </w:r>
+      <w:proofErr w:type="gramStart"/>
+      <w:r>
+        <w:rPr>
+          <w:rFonts w:ascii="Consolas" w:eastAsia="Times New Roman" w:hAnsi="Consolas" w:cs="Consolas"/>
+          <w:color w:val="A6E22E"/>
+          <w:sz w:val="18"/>
+          <w:szCs w:val="18"/>
+          <w:lang w:eastAsia="es-ES_tradnl"/>
+          <w14:ligatures w14:val="none"/>
+        </w:rPr>
+        <w:t>"</w:t>
+      </w:r>
+      <w:r>
+        <w:rPr>
+          <w:rFonts w:ascii="Consolas" w:eastAsia="Times New Roman" w:hAnsi="Consolas" w:cs="Consolas"/>
+          <w:color w:val="F8F8F2"/>
+          <w:sz w:val="18"/>
+          <w:szCs w:val="18"/>
+          <w:lang w:eastAsia="es-ES_tradnl"/>
+          <w14:ligatures w14:val="none"/>
+        </w:rPr>
+        <w:t xml:space="preserve"> .</w:t>
+      </w:r>
+      <w:proofErr w:type="gramEnd"/>
+      <w:r>
+        <w:rPr>
+          <w:rFonts w:ascii="Consolas" w:eastAsia="Times New Roman" w:hAnsi="Consolas" w:cs="Consolas"/>
+          <w:color w:val="F8F8F2"/>
+          <w:sz w:val="18"/>
+          <w:szCs w:val="18"/>
+          <w:lang w:eastAsia="es-ES_tradnl"/>
+          <w14:ligatures w14:val="none"/>
+        </w:rPr>
+        <w:t xml:space="preserve"> $e-&gt;</w:t>
       </w:r>
       <w:proofErr w:type="spellStart"/>
       <w:proofErr w:type="gramStart"/>
@@ -16990,7 +16738,55 @@
           <w:lang w:eastAsia="es-ES_tradnl"/>
           <w14:ligatures w14:val="none"/>
         </w:rPr>
-        <w:t xml:space="preserve"> $registros ?&gt; registros.&lt;/</w:t>
+        <w:t xml:space="preserve"> $</w:t>
+      </w:r>
+      <w:proofErr w:type="gramStart"/>
+      <w:r>
+        <w:rPr>
+          <w:rFonts w:ascii="Consolas" w:eastAsia="Times New Roman" w:hAnsi="Consolas" w:cs="Consolas"/>
+          <w:color w:val="F8F8F2"/>
+          <w:sz w:val="18"/>
+          <w:szCs w:val="18"/>
+          <w:lang w:eastAsia="es-ES_tradnl"/>
+          <w14:ligatures w14:val="none"/>
+        </w:rPr>
+        <w:t>registros ?</w:t>
+      </w:r>
+      <w:proofErr w:type="gramEnd"/>
+      <w:r>
+        <w:rPr>
+          <w:rFonts w:ascii="Consolas" w:eastAsia="Times New Roman" w:hAnsi="Consolas" w:cs="Consolas"/>
+          <w:color w:val="F8F8F2"/>
+          <w:sz w:val="18"/>
+          <w:szCs w:val="18"/>
+          <w:lang w:eastAsia="es-ES_tradnl"/>
+          <w14:ligatures w14:val="none"/>
+        </w:rPr>
+        <w:t xml:space="preserve">&gt; </w:t>
+      </w:r>
+      <w:proofErr w:type="gramStart"/>
+      <w:r>
+        <w:rPr>
+          <w:rFonts w:ascii="Consolas" w:eastAsia="Times New Roman" w:hAnsi="Consolas" w:cs="Consolas"/>
+          <w:color w:val="F8F8F2"/>
+          <w:sz w:val="18"/>
+          <w:szCs w:val="18"/>
+          <w:lang w:eastAsia="es-ES_tradnl"/>
+          <w14:ligatures w14:val="none"/>
+        </w:rPr>
+        <w:t>registros.&lt;</w:t>
+      </w:r>
+      <w:proofErr w:type="gramEnd"/>
+      <w:r>
+        <w:rPr>
+          <w:rFonts w:ascii="Consolas" w:eastAsia="Times New Roman" w:hAnsi="Consolas" w:cs="Consolas"/>
+          <w:color w:val="F8F8F2"/>
+          <w:sz w:val="18"/>
+          <w:szCs w:val="18"/>
+          <w:lang w:eastAsia="es-ES_tradnl"/>
+          <w14:ligatures w14:val="none"/>
+        </w:rPr>
+        <w:t>/</w:t>
       </w:r>
       <w:r>
         <w:rPr>
@@ -17023,7 +16819,6 @@
         <w:lastRenderedPageBreak/>
         <w:t>Si la consulta genera un conjunto de datos, como es el caso de </w:t>
       </w:r>
-      <w:proofErr w:type="spellStart"/>
       <w:r>
         <w:rPr>
           <w:b/>
@@ -17031,7 +16826,6 @@
         </w:rPr>
         <w:t>SELECT</w:t>
       </w:r>
-      <w:proofErr w:type="spellEnd"/>
       <w:r>
         <w:t>, debes utilizar el método </w:t>
       </w:r>
@@ -17526,6 +17320,7 @@
         <w:t>=$</w:t>
       </w:r>
       <w:proofErr w:type="spellStart"/>
+      <w:proofErr w:type="gramStart"/>
       <w:r>
         <w:rPr>
           <w:rFonts w:ascii="Consolas" w:eastAsia="Times New Roman" w:hAnsi="Consolas" w:cs="Consolas"/>
@@ -17538,6 +17333,7 @@
         <w:t>host;dbname</w:t>
       </w:r>
       <w:proofErr w:type="spellEnd"/>
+      <w:proofErr w:type="gramEnd"/>
       <w:r>
         <w:rPr>
           <w:rFonts w:ascii="Consolas" w:eastAsia="Times New Roman" w:hAnsi="Consolas" w:cs="Consolas"/>
@@ -17562,6 +17358,7 @@
         <w:t>db</w:t>
       </w:r>
       <w:proofErr w:type="spellEnd"/>
+      <w:proofErr w:type="gramStart"/>
       <w:r>
         <w:rPr>
           <w:rFonts w:ascii="Consolas" w:eastAsia="Times New Roman" w:hAnsi="Consolas" w:cs="Consolas"/>
@@ -17584,6 +17381,7 @@
         </w:rPr>
         <w:t>;</w:t>
       </w:r>
+      <w:proofErr w:type="gramEnd"/>
     </w:p>
     <w:p>
       <w:pPr>
@@ -17671,31 +17469,7 @@
           <w:lang w:val="en-US" w:eastAsia="es-ES_tradnl"/>
           <w14:ligatures w14:val="none"/>
         </w:rPr>
-        <w:t xml:space="preserve"> </w:t>
-      </w:r>
-      <w:proofErr w:type="spellStart"/>
-      <w:r>
-        <w:rPr>
-          <w:rFonts w:ascii="Consolas" w:eastAsia="Times New Roman" w:hAnsi="Consolas" w:cs="Consolas"/>
-          <w:color w:val="F8F8F2"/>
-          <w:sz w:val="18"/>
-          <w:szCs w:val="18"/>
-          <w:lang w:val="en-US" w:eastAsia="es-ES_tradnl"/>
-          <w14:ligatures w14:val="none"/>
-        </w:rPr>
-        <w:t>PDO</w:t>
-      </w:r>
-      <w:proofErr w:type="spellEnd"/>
-      <w:r>
-        <w:rPr>
-          <w:rFonts w:ascii="Consolas" w:eastAsia="Times New Roman" w:hAnsi="Consolas" w:cs="Consolas"/>
-          <w:color w:val="F8F8F2"/>
-          <w:sz w:val="18"/>
-          <w:szCs w:val="18"/>
-          <w:lang w:val="en-US" w:eastAsia="es-ES_tradnl"/>
-          <w14:ligatures w14:val="none"/>
-        </w:rPr>
-        <w:t xml:space="preserve"> ($</w:t>
+        <w:t xml:space="preserve"> PDO ($</w:t>
       </w:r>
       <w:proofErr w:type="spellStart"/>
       <w:r>
@@ -17826,7 +17600,28 @@
         </w:rPr>
         <w:t>(</w:t>
       </w:r>
-      <w:proofErr w:type="spellStart"/>
+      <w:r>
+        <w:rPr>
+          <w:rFonts w:ascii="Consolas" w:eastAsia="Times New Roman" w:hAnsi="Consolas" w:cs="Consolas"/>
+          <w:color w:val="F92672"/>
+          <w:sz w:val="18"/>
+          <w:szCs w:val="18"/>
+          <w:lang w:val="en-US" w:eastAsia="es-ES_tradnl"/>
+          <w14:ligatures w14:val="none"/>
+        </w:rPr>
+        <w:t>PDO</w:t>
+      </w:r>
+      <w:r>
+        <w:rPr>
+          <w:rFonts w:ascii="Consolas" w:eastAsia="Times New Roman" w:hAnsi="Consolas" w:cs="Consolas"/>
+          <w:color w:val="F8F8F2"/>
+          <w:sz w:val="18"/>
+          <w:szCs w:val="18"/>
+          <w:lang w:val="en-US" w:eastAsia="es-ES_tradnl"/>
+          <w14:ligatures w14:val="none"/>
+        </w:rPr>
+        <w:t>::</w:t>
+      </w:r>
       <w:proofErr w:type="gramEnd"/>
       <w:r>
         <w:rPr>
@@ -17837,9 +17632,31 @@
           <w:lang w:val="en-US" w:eastAsia="es-ES_tradnl"/>
           <w14:ligatures w14:val="none"/>
         </w:rPr>
+        <w:t>ATTR_ERRMODE</w:t>
+      </w:r>
+      <w:r>
+        <w:rPr>
+          <w:rFonts w:ascii="Consolas" w:eastAsia="Times New Roman" w:hAnsi="Consolas" w:cs="Consolas"/>
+          <w:color w:val="F8F8F2"/>
+          <w:sz w:val="18"/>
+          <w:szCs w:val="18"/>
+          <w:lang w:val="en-US" w:eastAsia="es-ES_tradnl"/>
+          <w14:ligatures w14:val="none"/>
+        </w:rPr>
+        <w:t xml:space="preserve">, </w:t>
+      </w:r>
+      <w:proofErr w:type="gramStart"/>
+      <w:r>
+        <w:rPr>
+          <w:rFonts w:ascii="Consolas" w:eastAsia="Times New Roman" w:hAnsi="Consolas" w:cs="Consolas"/>
+          <w:color w:val="F92672"/>
+          <w:sz w:val="18"/>
+          <w:szCs w:val="18"/>
+          <w:lang w:val="en-US" w:eastAsia="es-ES_tradnl"/>
+          <w14:ligatures w14:val="none"/>
+        </w:rPr>
         <w:t>PDO</w:t>
       </w:r>
-      <w:proofErr w:type="spellEnd"/>
       <w:r>
         <w:rPr>
           <w:rFonts w:ascii="Consolas" w:eastAsia="Times New Roman" w:hAnsi="Consolas" w:cs="Consolas"/>
@@ -17851,7 +17668,7 @@
         </w:rPr>
         <w:t>::</w:t>
       </w:r>
-      <w:proofErr w:type="spellStart"/>
+      <w:proofErr w:type="gramEnd"/>
       <w:r>
         <w:rPr>
           <w:rFonts w:ascii="Consolas" w:eastAsia="Times New Roman" w:hAnsi="Consolas" w:cs="Consolas"/>
@@ -17861,21 +17678,43 @@
           <w:lang w:val="en-US" w:eastAsia="es-ES_tradnl"/>
           <w14:ligatures w14:val="none"/>
         </w:rPr>
-        <w:t>ATTR_ERRMODE</w:t>
-      </w:r>
-      <w:proofErr w:type="spellEnd"/>
-      <w:r>
-        <w:rPr>
-          <w:rFonts w:ascii="Consolas" w:eastAsia="Times New Roman" w:hAnsi="Consolas" w:cs="Consolas"/>
-          <w:color w:val="F8F8F2"/>
+        <w:t>ERRMODE_</w:t>
+      </w:r>
+      <w:proofErr w:type="gramStart"/>
+      <w:r>
+        <w:rPr>
+          <w:rFonts w:ascii="Consolas" w:eastAsia="Times New Roman" w:hAnsi="Consolas" w:cs="Consolas"/>
+          <w:color w:val="F92672"/>
           <w:sz w:val="18"/>
           <w:szCs w:val="18"/>
           <w:lang w:val="en-US" w:eastAsia="es-ES_tradnl"/>
           <w14:ligatures w14:val="none"/>
         </w:rPr>
-        <w:t xml:space="preserve">, </w:t>
-      </w:r>
-      <w:proofErr w:type="spellStart"/>
+        <w:t>EXCEPTION</w:t>
+      </w:r>
+      <w:r>
+        <w:rPr>
+          <w:rFonts w:ascii="Consolas" w:eastAsia="Times New Roman" w:hAnsi="Consolas" w:cs="Consolas"/>
+          <w:color w:val="F8F8F2"/>
+          <w:sz w:val="18"/>
+          <w:szCs w:val="18"/>
+          <w:lang w:val="en-US" w:eastAsia="es-ES_tradnl"/>
+          <w14:ligatures w14:val="none"/>
+        </w:rPr>
+        <w:t>)&lt;</w:t>
+      </w:r>
+      <w:proofErr w:type="gramEnd"/>
+      <w:r>
+        <w:rPr>
+          <w:rFonts w:ascii="Consolas" w:eastAsia="Times New Roman" w:hAnsi="Consolas" w:cs="Consolas"/>
+          <w:color w:val="F8F8F2"/>
+          <w:sz w:val="18"/>
+          <w:szCs w:val="18"/>
+          <w:lang w:val="en-US" w:eastAsia="es-ES_tradnl"/>
+          <w14:ligatures w14:val="none"/>
+        </w:rPr>
+        <w:t>/</w:t>
+      </w:r>
       <w:r>
         <w:rPr>
           <w:rFonts w:ascii="Consolas" w:eastAsia="Times New Roman" w:hAnsi="Consolas" w:cs="Consolas"/>
@@ -17885,9 +17724,9 @@
           <w:lang w:val="en-US" w:eastAsia="es-ES_tradnl"/>
           <w14:ligatures w14:val="none"/>
         </w:rPr>
-        <w:t>PDO</w:t>
-      </w:r>
-      <w:proofErr w:type="spellEnd"/>
+        <w:t>span</w:t>
+      </w:r>
+      <w:proofErr w:type="gramStart"/>
       <w:r>
         <w:rPr>
           <w:rFonts w:ascii="Consolas" w:eastAsia="Times New Roman" w:hAnsi="Consolas" w:cs="Consolas"/>
@@ -17897,54 +17736,9 @@
           <w:lang w:val="en-US" w:eastAsia="es-ES_tradnl"/>
           <w14:ligatures w14:val="none"/>
         </w:rPr>
-        <w:t>::</w:t>
-      </w:r>
-      <w:proofErr w:type="spellStart"/>
-      <w:r>
-        <w:rPr>
-          <w:rFonts w:ascii="Consolas" w:eastAsia="Times New Roman" w:hAnsi="Consolas" w:cs="Consolas"/>
-          <w:color w:val="F92672"/>
-          <w:sz w:val="18"/>
-          <w:szCs w:val="18"/>
-          <w:lang w:val="en-US" w:eastAsia="es-ES_tradnl"/>
-          <w14:ligatures w14:val="none"/>
-        </w:rPr>
-        <w:t>ERRMODE_EXCEPTION</w:t>
-      </w:r>
-      <w:proofErr w:type="spellEnd"/>
-      <w:r>
-        <w:rPr>
-          <w:rFonts w:ascii="Consolas" w:eastAsia="Times New Roman" w:hAnsi="Consolas" w:cs="Consolas"/>
-          <w:color w:val="F8F8F2"/>
-          <w:sz w:val="18"/>
-          <w:szCs w:val="18"/>
-          <w:lang w:val="en-US" w:eastAsia="es-ES_tradnl"/>
-          <w14:ligatures w14:val="none"/>
-        </w:rPr>
-        <w:t>)&lt;/</w:t>
-      </w:r>
-      <w:r>
-        <w:rPr>
-          <w:rFonts w:ascii="Consolas" w:eastAsia="Times New Roman" w:hAnsi="Consolas" w:cs="Consolas"/>
-          <w:color w:val="F92672"/>
-          <w:sz w:val="18"/>
-          <w:szCs w:val="18"/>
-          <w:lang w:val="en-US" w:eastAsia="es-ES_tradnl"/>
-          <w14:ligatures w14:val="none"/>
-        </w:rPr>
-        <w:t>span</w:t>
-      </w:r>
-      <w:r>
-        <w:rPr>
-          <w:rFonts w:ascii="Consolas" w:eastAsia="Times New Roman" w:hAnsi="Consolas" w:cs="Consolas"/>
-          <w:color w:val="F8F8F2"/>
-          <w:sz w:val="18"/>
-          <w:szCs w:val="18"/>
-          <w:lang w:val="en-US" w:eastAsia="es-ES_tradnl"/>
-          <w14:ligatures w14:val="none"/>
-        </w:rPr>
         <w:t>&gt;;</w:t>
       </w:r>
+      <w:proofErr w:type="gramEnd"/>
     </w:p>
     <w:p>
       <w:pPr>
@@ -18188,7 +17982,7 @@
     </w:p>
     <w:p>
       <w:pPr>
-        <w:pStyle w:val="Ttulo2"/>
+        <w:pStyle w:val="Heading2"/>
       </w:pPr>
       <w:r>
         <w:t>3.2.3.- Transacciones</w:t>
@@ -18199,15 +17993,7 @@
         <w:jc w:val="both"/>
       </w:pPr>
       <w:r>
-        <w:t>Por defecto </w:t>
-      </w:r>
-      <w:proofErr w:type="spellStart"/>
-      <w:r>
-        <w:t>PDO</w:t>
-      </w:r>
-      <w:proofErr w:type="spellEnd"/>
-      <w:r>
-        <w:t> trabaja en modo "</w:t>
+        <w:t>Por defecto PDO trabaja en modo "</w:t>
       </w:r>
       <w:proofErr w:type="spellStart"/>
       <w:r>
@@ -18219,15 +18005,7 @@
       </w:r>
       <w:proofErr w:type="spellEnd"/>
       <w:r>
-        <w:t>", esto es, confirma de forma automática cada sentencia que ejecuta el servidor. Para trabajar con transacciones, </w:t>
-      </w:r>
-      <w:proofErr w:type="spellStart"/>
-      <w:r>
-        <w:t>PDO</w:t>
-      </w:r>
-      <w:proofErr w:type="spellEnd"/>
-      <w:r>
-        <w:t xml:space="preserve"> incorpora </w:t>
+        <w:t xml:space="preserve">", esto es, confirma de forma automática cada sentencia que ejecuta el servidor. Para trabajar con transacciones, PDO incorpora </w:t>
       </w:r>
       <w:r>
         <w:rPr>
@@ -18503,20 +18281,9 @@
           <w:lang w:val="en-US" w:eastAsia="es-ES_tradnl"/>
           <w14:ligatures w14:val="none"/>
         </w:rPr>
-        <w:t>(</w:t>
+        <w:t>();</w:t>
       </w:r>
       <w:proofErr w:type="gramEnd"/>
-      <w:r>
-        <w:rPr>
-          <w:rFonts w:ascii="Consolas" w:eastAsia="Times New Roman" w:hAnsi="Consolas" w:cs="Consolas"/>
-          <w:color w:val="F8F8F2"/>
-          <w:sz w:val="18"/>
-          <w:szCs w:val="18"/>
-          <w:lang w:val="en-US" w:eastAsia="es-ES_tradnl"/>
-          <w14:ligatures w14:val="none"/>
-        </w:rPr>
-        <w:t>);</w:t>
-      </w:r>
     </w:p>
     <w:p>
       <w:pPr>
@@ -18597,6 +18364,7 @@
         </w:rPr>
         <w:t>-&gt;</w:t>
       </w:r>
+      <w:proofErr w:type="gramStart"/>
       <w:r>
         <w:rPr>
           <w:rFonts w:ascii="Consolas" w:eastAsia="Times New Roman" w:hAnsi="Consolas" w:cs="Consolas"/>
@@ -18619,6 +18387,7 @@
         </w:rPr>
         <w:t>(</w:t>
       </w:r>
+      <w:proofErr w:type="gramEnd"/>
       <w:r>
         <w:rPr>
           <w:rFonts w:ascii="Consolas" w:eastAsia="Times New Roman" w:hAnsi="Consolas" w:cs="Consolas"/>
@@ -18641,6 +18410,7 @@
         </w:rPr>
         <w:t xml:space="preserve">)) $ok = </w:t>
       </w:r>
+      <w:proofErr w:type="gramStart"/>
       <w:r>
         <w:rPr>
           <w:rFonts w:ascii="Consolas" w:eastAsia="Times New Roman" w:hAnsi="Consolas" w:cs="Consolas"/>
@@ -18663,6 +18433,7 @@
         </w:rPr>
         <w:t>;</w:t>
       </w:r>
+      <w:proofErr w:type="gramEnd"/>
     </w:p>
     <w:p>
       <w:pPr>
@@ -18743,6 +18514,7 @@
         </w:rPr>
         <w:t>-&gt;</w:t>
       </w:r>
+      <w:proofErr w:type="gramStart"/>
       <w:r>
         <w:rPr>
           <w:rFonts w:ascii="Consolas" w:eastAsia="Times New Roman" w:hAnsi="Consolas" w:cs="Consolas"/>
@@ -18765,6 +18537,7 @@
         </w:rPr>
         <w:t>(</w:t>
       </w:r>
+      <w:proofErr w:type="gramEnd"/>
       <w:r>
         <w:rPr>
           <w:rFonts w:ascii="Consolas" w:eastAsia="Times New Roman" w:hAnsi="Consolas" w:cs="Consolas"/>
@@ -18798,6 +18571,7 @@
         </w:rPr>
         <w:t xml:space="preserve">$ok = </w:t>
       </w:r>
+      <w:proofErr w:type="gramStart"/>
       <w:r>
         <w:rPr>
           <w:rFonts w:ascii="Consolas" w:eastAsia="Times New Roman" w:hAnsi="Consolas" w:cs="Consolas"/>
@@ -18820,6 +18594,7 @@
         </w:rPr>
         <w:t>;</w:t>
       </w:r>
+      <w:proofErr w:type="gramEnd"/>
     </w:p>
     <w:p>
       <w:pPr>
@@ -19030,30 +18805,30 @@
           <w:lang w:eastAsia="es-ES_tradnl"/>
           <w14:ligatures w14:val="none"/>
         </w:rPr>
-        <w:t>(</w:t>
+        <w:t xml:space="preserve">();  </w:t>
+      </w:r>
+      <w:r>
+        <w:rPr>
+          <w:rFonts w:ascii="Consolas" w:eastAsia="Times New Roman" w:hAnsi="Consolas" w:cs="Consolas"/>
+          <w:color w:val="708090"/>
+          <w:sz w:val="18"/>
+          <w:szCs w:val="18"/>
+          <w:lang w:eastAsia="es-ES_tradnl"/>
+          <w14:ligatures w14:val="none"/>
+        </w:rPr>
+        <w:t>/</w:t>
       </w:r>
       <w:proofErr w:type="gramEnd"/>
       <w:r>
         <w:rPr>
           <w:rFonts w:ascii="Consolas" w:eastAsia="Times New Roman" w:hAnsi="Consolas" w:cs="Consolas"/>
-          <w:color w:val="F8F8F2"/>
-          <w:sz w:val="18"/>
-          <w:szCs w:val="18"/>
-          <w:lang w:eastAsia="es-ES_tradnl"/>
-          <w14:ligatures w14:val="none"/>
-        </w:rPr>
-        <w:t xml:space="preserve">);  </w:t>
-      </w:r>
-      <w:r>
-        <w:rPr>
-          <w:rFonts w:ascii="Consolas" w:eastAsia="Times New Roman" w:hAnsi="Consolas" w:cs="Consolas"/>
           <w:color w:val="708090"/>
           <w:sz w:val="18"/>
           <w:szCs w:val="18"/>
           <w:lang w:eastAsia="es-ES_tradnl"/>
           <w14:ligatures w14:val="none"/>
         </w:rPr>
-        <w:t>// Si todo fue bien confirma los cambios</w:t>
+        <w:t>/ Si todo fue bien confirma los cambios</w:t>
       </w:r>
     </w:p>
     <w:p>
@@ -19190,30 +18965,43 @@
           <w:lang w:eastAsia="es-ES_tradnl"/>
           <w14:ligatures w14:val="none"/>
         </w:rPr>
-        <w:t>(</w:t>
+        <w:t xml:space="preserve">();   </w:t>
       </w:r>
       <w:proofErr w:type="gramEnd"/>
       <w:r>
         <w:rPr>
           <w:rFonts w:ascii="Consolas" w:eastAsia="Times New Roman" w:hAnsi="Consolas" w:cs="Consolas"/>
-          <w:color w:val="F8F8F2"/>
-          <w:sz w:val="18"/>
-          <w:szCs w:val="18"/>
-          <w:lang w:eastAsia="es-ES_tradnl"/>
-          <w14:ligatures w14:val="none"/>
-        </w:rPr>
-        <w:t xml:space="preserve">);   </w:t>
-      </w:r>
-      <w:r>
-        <w:rPr>
-          <w:rFonts w:ascii="Consolas" w:eastAsia="Times New Roman" w:hAnsi="Consolas" w:cs="Consolas"/>
           <w:color w:val="708090"/>
           <w:sz w:val="18"/>
           <w:szCs w:val="18"/>
           <w:lang w:eastAsia="es-ES_tradnl"/>
           <w14:ligatures w14:val="none"/>
         </w:rPr>
-        <w:t>//  y si no, los revierte</w:t>
+        <w:t>/</w:t>
+      </w:r>
+      <w:proofErr w:type="gramStart"/>
+      <w:r>
+        <w:rPr>
+          <w:rFonts w:ascii="Consolas" w:eastAsia="Times New Roman" w:hAnsi="Consolas" w:cs="Consolas"/>
+          <w:color w:val="708090"/>
+          <w:sz w:val="18"/>
+          <w:szCs w:val="18"/>
+          <w:lang w:eastAsia="es-ES_tradnl"/>
+          <w14:ligatures w14:val="none"/>
+        </w:rPr>
+        <w:t>/  y</w:t>
+      </w:r>
+      <w:proofErr w:type="gramEnd"/>
+      <w:r>
+        <w:rPr>
+          <w:rFonts w:ascii="Consolas" w:eastAsia="Times New Roman" w:hAnsi="Consolas" w:cs="Consolas"/>
+          <w:color w:val="708090"/>
+          <w:sz w:val="18"/>
+          <w:szCs w:val="18"/>
+          <w:lang w:eastAsia="es-ES_tradnl"/>
+          <w14:ligatures w14:val="none"/>
+        </w:rPr>
+        <w:t xml:space="preserve"> si no, los revierte</w:t>
       </w:r>
     </w:p>
     <w:p>
@@ -19243,15 +19031,7 @@
         <w:t>MySQL</w:t>
       </w:r>
       <w:r>
-        <w:t>. En este caso concreto, </w:t>
-      </w:r>
-      <w:proofErr w:type="spellStart"/>
-      <w:r>
-        <w:t>PDO</w:t>
-      </w:r>
-      <w:proofErr w:type="spellEnd"/>
-      <w:r>
-        <w:t> ejecutará el método </w:t>
+        <w:t>. En este caso concreto, PDO ejecutará el método </w:t>
       </w:r>
       <w:proofErr w:type="spellStart"/>
       <w:r>
@@ -19280,7 +19060,7 @@
     </w:p>
     <w:p>
       <w:pPr>
-        <w:pStyle w:val="Ttulo2"/>
+        <w:pStyle w:val="Heading2"/>
       </w:pPr>
       <w:r>
         <w:t>3.2.4.- Obtención y utilización de conjuntos de resultados.</w:t>
@@ -19296,7 +19076,6 @@
       <w:r>
         <w:t> </w:t>
       </w:r>
-      <w:proofErr w:type="spellStart"/>
       <w:r>
         <w:rPr>
           <w:b/>
@@ -19304,7 +19083,6 @@
         </w:rPr>
         <w:t>PDO</w:t>
       </w:r>
-      <w:proofErr w:type="spellEnd"/>
       <w:r>
         <w:t> tienes varias posibilidades para tratar con el conjunto de resultados devuelto por el método </w:t>
       </w:r>
@@ -19384,24 +19162,14 @@
         <w:spacing w:before="0" w:after="0"/>
         <w:jc w:val="both"/>
       </w:pPr>
-      <w:proofErr w:type="spellStart"/>
       <w:proofErr w:type="gramStart"/>
       <w:r>
         <w:rPr>
           <w:b/>
           <w:bCs/>
         </w:rPr>
-        <w:t>PDO</w:t>
-      </w:r>
-      <w:proofErr w:type="spellEnd"/>
-      <w:r>
-        <w:rPr>
-          <w:b/>
-          <w:bCs/>
-        </w:rPr>
-        <w:t>::</w:t>
-      </w:r>
-      <w:proofErr w:type="spellStart"/>
+        <w:t>PDO::</w:t>
+      </w:r>
       <w:proofErr w:type="gramEnd"/>
       <w:r>
         <w:rPr>
@@ -19410,7 +19178,6 @@
         </w:rPr>
         <w:t>FETCH_ASSOC</w:t>
       </w:r>
-      <w:proofErr w:type="spellEnd"/>
       <w:r>
         <w:t>. Devuelve solo un array asociativo.</w:t>
       </w:r>
@@ -19424,24 +19191,14 @@
         <w:spacing w:before="0" w:after="0"/>
         <w:jc w:val="both"/>
       </w:pPr>
-      <w:proofErr w:type="spellStart"/>
       <w:proofErr w:type="gramStart"/>
       <w:r>
         <w:rPr>
           <w:b/>
           <w:bCs/>
         </w:rPr>
-        <w:t>PDO</w:t>
-      </w:r>
-      <w:proofErr w:type="spellEnd"/>
-      <w:r>
-        <w:rPr>
-          <w:b/>
-          <w:bCs/>
-        </w:rPr>
-        <w:t>::</w:t>
-      </w:r>
-      <w:proofErr w:type="spellStart"/>
+        <w:t>PDO::</w:t>
+      </w:r>
       <w:proofErr w:type="gramEnd"/>
       <w:r>
         <w:rPr>
@@ -19450,7 +19207,6 @@
         </w:rPr>
         <w:t>FETCH_NUM</w:t>
       </w:r>
-      <w:proofErr w:type="spellEnd"/>
       <w:r>
         <w:t>. Devuelve solo un array con claves numéricas.</w:t>
       </w:r>
@@ -19464,24 +19220,14 @@
         <w:spacing w:before="0" w:after="0"/>
         <w:jc w:val="both"/>
       </w:pPr>
-      <w:proofErr w:type="spellStart"/>
       <w:proofErr w:type="gramStart"/>
       <w:r>
         <w:rPr>
           <w:b/>
           <w:bCs/>
         </w:rPr>
-        <w:t>PDO</w:t>
-      </w:r>
-      <w:proofErr w:type="spellEnd"/>
-      <w:r>
-        <w:rPr>
-          <w:b/>
-          <w:bCs/>
-        </w:rPr>
-        <w:t>::</w:t>
-      </w:r>
-      <w:proofErr w:type="spellStart"/>
+        <w:t>PDO::</w:t>
+      </w:r>
       <w:proofErr w:type="gramEnd"/>
       <w:r>
         <w:rPr>
@@ -19490,7 +19236,6 @@
         </w:rPr>
         <w:t>FETCH_BOTH</w:t>
       </w:r>
-      <w:proofErr w:type="spellEnd"/>
       <w:r>
         <w:t>. Devuelve un array con claves numéricas y asociativas. Es el comportamiento por defecto.</w:t>
       </w:r>
@@ -19504,7 +19249,6 @@
         <w:spacing w:before="0" w:after="0"/>
         <w:jc w:val="both"/>
       </w:pPr>
-      <w:proofErr w:type="spellStart"/>
       <w:proofErr w:type="gramStart"/>
       <w:r>
         <w:rPr>
@@ -19512,17 +19256,8 @@
           <w:bCs/>
         </w:rPr>
         <w:lastRenderedPageBreak/>
-        <w:t>PDO</w:t>
-      </w:r>
-      <w:proofErr w:type="spellEnd"/>
-      <w:r>
-        <w:rPr>
-          <w:b/>
-          <w:bCs/>
-        </w:rPr>
-        <w:t>::</w:t>
-      </w:r>
-      <w:proofErr w:type="spellStart"/>
+        <w:t>PDO::</w:t>
+      </w:r>
       <w:proofErr w:type="gramEnd"/>
       <w:r>
         <w:rPr>
@@ -19531,28 +19266,17 @@
         </w:rPr>
         <w:t>FETCH_CLASS</w:t>
       </w:r>
-      <w:proofErr w:type="spellEnd"/>
       <w:r>
         <w:t>. Devuelve una nueva instancia de la clase solicitada, haciendo corresponder las columnas del conjunto de resultados con los nombres de las propiedades de la clase, y llamando al constructor después, a menos que también se proporcione </w:t>
       </w:r>
-      <w:proofErr w:type="spellStart"/>
       <w:proofErr w:type="gramStart"/>
       <w:r>
         <w:rPr>
           <w:b/>
           <w:bCs/>
         </w:rPr>
-        <w:t>PDO</w:t>
-      </w:r>
-      <w:proofErr w:type="spellEnd"/>
-      <w:r>
-        <w:rPr>
-          <w:b/>
-          <w:bCs/>
-        </w:rPr>
-        <w:t>::</w:t>
-      </w:r>
-      <w:proofErr w:type="spellStart"/>
+        <w:t>PDO::</w:t>
+      </w:r>
       <w:proofErr w:type="gramEnd"/>
       <w:r>
         <w:rPr>
@@ -19561,7 +19285,6 @@
         </w:rPr>
         <w:t>FETCH_PROPS_LATE</w:t>
       </w:r>
-      <w:proofErr w:type="spellEnd"/>
       <w:r>
         <w:t>.</w:t>
       </w:r>
@@ -19575,24 +19298,14 @@
         <w:spacing w:before="0" w:after="0"/>
         <w:jc w:val="both"/>
       </w:pPr>
-      <w:proofErr w:type="spellStart"/>
       <w:proofErr w:type="gramStart"/>
       <w:r>
         <w:rPr>
           <w:b/>
           <w:bCs/>
         </w:rPr>
-        <w:t>PDO</w:t>
-      </w:r>
-      <w:proofErr w:type="spellEnd"/>
-      <w:r>
-        <w:rPr>
-          <w:b/>
-          <w:bCs/>
-        </w:rPr>
-        <w:t>::</w:t>
-      </w:r>
-      <w:proofErr w:type="spellStart"/>
+        <w:t>PDO::</w:t>
+      </w:r>
       <w:proofErr w:type="gramEnd"/>
       <w:r>
         <w:rPr>
@@ -19601,7 +19314,6 @@
         </w:rPr>
         <w:t>FETCH_OBJ</w:t>
       </w:r>
-      <w:proofErr w:type="spellEnd"/>
       <w:r>
         <w:t>. Devuelve un objeto cuyas propiedades se corresponden con los campos del registro.</w:t>
       </w:r>
@@ -19621,7 +19333,6 @@
           <w14:ligatures w14:val="none"/>
         </w:rPr>
       </w:pPr>
-      <w:proofErr w:type="spellStart"/>
       <w:proofErr w:type="gramStart"/>
       <w:r>
         <w:rPr>
@@ -19634,9 +19345,9 @@
           <w:lang w:eastAsia="es-ES_tradnl"/>
           <w14:ligatures w14:val="none"/>
         </w:rPr>
-        <w:t>PDO</w:t>
-      </w:r>
-      <w:proofErr w:type="spellEnd"/>
+        <w:t>PDO::</w:t>
+      </w:r>
+      <w:proofErr w:type="gramEnd"/>
       <w:r>
         <w:rPr>
           <w:rFonts w:ascii="DejaVu Sans Mono" w:eastAsia="Times New Roman" w:hAnsi="DejaVu Sans Mono" w:cs="Courier New"/>
@@ -19648,24 +19359,8 @@
           <w:lang w:eastAsia="es-ES_tradnl"/>
           <w14:ligatures w14:val="none"/>
         </w:rPr>
-        <w:t>::</w:t>
-      </w:r>
-      <w:proofErr w:type="spellStart"/>
-      <w:proofErr w:type="gramEnd"/>
-      <w:r>
-        <w:rPr>
-          <w:rFonts w:ascii="DejaVu Sans Mono" w:eastAsia="Times New Roman" w:hAnsi="DejaVu Sans Mono" w:cs="Courier New"/>
-          <w:b/>
-          <w:bCs/>
-          <w:color w:val="000000"/>
-          <w:sz w:val="18"/>
-          <w:szCs w:val="18"/>
-          <w:lang w:eastAsia="es-ES_tradnl"/>
-          <w14:ligatures w14:val="none"/>
-        </w:rPr>
         <w:t>FETCH_LAZY</w:t>
       </w:r>
-      <w:proofErr w:type="spellEnd"/>
       <w:r>
         <w:rPr>
           <w:rFonts w:ascii="Helvetica Neue Light" w:eastAsia="Times New Roman" w:hAnsi="Helvetica Neue Light" w:cs="Times New Roman"/>
@@ -19691,7 +19386,6 @@
           <w14:ligatures w14:val="none"/>
         </w:rPr>
       </w:pPr>
-      <w:proofErr w:type="spellStart"/>
       <w:proofErr w:type="gramStart"/>
       <w:r>
         <w:rPr>
@@ -19704,9 +19398,9 @@
           <w:lang w:eastAsia="es-ES_tradnl"/>
           <w14:ligatures w14:val="none"/>
         </w:rPr>
-        <w:t>PDO</w:t>
-      </w:r>
-      <w:proofErr w:type="spellEnd"/>
+        <w:t>PDO::</w:t>
+      </w:r>
+      <w:proofErr w:type="gramEnd"/>
       <w:r>
         <w:rPr>
           <w:rFonts w:ascii="DejaVu Sans Mono" w:eastAsia="Times New Roman" w:hAnsi="DejaVu Sans Mono" w:cs="Courier New"/>
@@ -19718,24 +19412,8 @@
           <w:lang w:eastAsia="es-ES_tradnl"/>
           <w14:ligatures w14:val="none"/>
         </w:rPr>
-        <w:t>::</w:t>
-      </w:r>
-      <w:proofErr w:type="spellStart"/>
-      <w:proofErr w:type="gramEnd"/>
-      <w:r>
-        <w:rPr>
-          <w:rFonts w:ascii="DejaVu Sans Mono" w:eastAsia="Times New Roman" w:hAnsi="DejaVu Sans Mono" w:cs="Courier New"/>
-          <w:b/>
-          <w:bCs/>
-          <w:color w:val="000000"/>
-          <w:sz w:val="18"/>
-          <w:szCs w:val="18"/>
-          <w:lang w:eastAsia="es-ES_tradnl"/>
-          <w14:ligatures w14:val="none"/>
-        </w:rPr>
         <w:t>FETCH_BOUND</w:t>
       </w:r>
-      <w:proofErr w:type="spellEnd"/>
       <w:r>
         <w:rPr>
           <w:rFonts w:ascii="Helvetica Neue Light" w:eastAsia="Times New Roman" w:hAnsi="Helvetica Neue Light" w:cs="Times New Roman"/>
@@ -19808,7 +19486,7 @@
     </w:p>
     <w:p>
       <w:pPr>
-        <w:pStyle w:val="Ttulo2"/>
+        <w:pStyle w:val="Heading2"/>
       </w:pPr>
       <w:r>
         <w:t>3.2.5.- Consultas preparadas.</w:t>
@@ -19833,7 +19511,6 @@
       <w:r>
         <w:t>, también utilizando </w:t>
       </w:r>
-      <w:proofErr w:type="spellStart"/>
       <w:r>
         <w:rPr>
           <w:b/>
@@ -19841,7 +19518,6 @@
         </w:rPr>
         <w:t>PDO</w:t>
       </w:r>
-      <w:proofErr w:type="spellEnd"/>
       <w:r>
         <w:t> podemos preparar consultas parametrizadas en el servidor para ejecutarlas de forma repetida. El procedimiento es similar e incluso los métodos a ejecutar tienen prácticamente los mismos nombres.</w:t>
       </w:r>
@@ -19974,7 +19650,6 @@
         </w:rPr>
         <w:t xml:space="preserve"> </w:t>
       </w:r>
-      <w:proofErr w:type="spellStart"/>
       <w:proofErr w:type="gramStart"/>
       <w:r>
         <w:rPr>
@@ -19985,19 +19660,7 @@
           <w:lang w:eastAsia="es-ES_tradnl"/>
           <w14:ligatures w14:val="none"/>
         </w:rPr>
-        <w:t>PDO</w:t>
-      </w:r>
-      <w:proofErr w:type="spellEnd"/>
-      <w:r>
-        <w:rPr>
-          <w:rFonts w:ascii="Consolas" w:eastAsia="Times New Roman" w:hAnsi="Consolas" w:cs="Consolas"/>
-          <w:color w:val="F8F8F2"/>
-          <w:sz w:val="18"/>
-          <w:szCs w:val="18"/>
-          <w:lang w:eastAsia="es-ES_tradnl"/>
-          <w14:ligatures w14:val="none"/>
-        </w:rPr>
-        <w:t>(</w:t>
+        <w:t>PDO(</w:t>
       </w:r>
       <w:proofErr w:type="gramEnd"/>
       <w:r>
@@ -20146,7 +19809,7 @@
           <w:lang w:eastAsia="es-ES_tradnl"/>
           <w14:ligatures w14:val="none"/>
         </w:rPr>
-        <w:t>'</w:t>
+        <w:t>'INSERT INTO familia (</w:t>
       </w:r>
       <w:proofErr w:type="spellStart"/>
       <w:r>
@@ -20158,7 +19821,7 @@
           <w:lang w:eastAsia="es-ES_tradnl"/>
           <w14:ligatures w14:val="none"/>
         </w:rPr>
-        <w:t>INSERT</w:t>
+        <w:t>cod</w:t>
       </w:r>
       <w:proofErr w:type="spellEnd"/>
       <w:r>
@@ -20170,9 +19833,9 @@
           <w:lang w:eastAsia="es-ES_tradnl"/>
           <w14:ligatures w14:val="none"/>
         </w:rPr>
-        <w:t xml:space="preserve"> </w:t>
-      </w:r>
-      <w:proofErr w:type="spellStart"/>
+        <w:t>, nombre) VALUES (</w:t>
+      </w:r>
+      <w:proofErr w:type="gramStart"/>
       <w:r>
         <w:rPr>
           <w:rFonts w:ascii="Consolas" w:eastAsia="Times New Roman" w:hAnsi="Consolas" w:cs="Consolas"/>
@@ -20182,68 +19845,9 @@
           <w:lang w:eastAsia="es-ES_tradnl"/>
           <w14:ligatures w14:val="none"/>
         </w:rPr>
-        <w:t>INTO</w:t>
-      </w:r>
-      <w:proofErr w:type="spellEnd"/>
-      <w:r>
-        <w:rPr>
-          <w:rFonts w:ascii="Consolas" w:eastAsia="Times New Roman" w:hAnsi="Consolas" w:cs="Consolas"/>
-          <w:color w:val="A6E22E"/>
-          <w:sz w:val="18"/>
-          <w:szCs w:val="18"/>
-          <w:lang w:eastAsia="es-ES_tradnl"/>
-          <w14:ligatures w14:val="none"/>
-        </w:rPr>
-        <w:t xml:space="preserve"> familia (</w:t>
-      </w:r>
-      <w:proofErr w:type="spellStart"/>
-      <w:r>
-        <w:rPr>
-          <w:rFonts w:ascii="Consolas" w:eastAsia="Times New Roman" w:hAnsi="Consolas" w:cs="Consolas"/>
-          <w:color w:val="A6E22E"/>
-          <w:sz w:val="18"/>
-          <w:szCs w:val="18"/>
-          <w:lang w:eastAsia="es-ES_tradnl"/>
-          <w14:ligatures w14:val="none"/>
-        </w:rPr>
-        <w:t>cod</w:t>
-      </w:r>
-      <w:proofErr w:type="spellEnd"/>
-      <w:r>
-        <w:rPr>
-          <w:rFonts w:ascii="Consolas" w:eastAsia="Times New Roman" w:hAnsi="Consolas" w:cs="Consolas"/>
-          <w:color w:val="A6E22E"/>
-          <w:sz w:val="18"/>
-          <w:szCs w:val="18"/>
-          <w:lang w:eastAsia="es-ES_tradnl"/>
-          <w14:ligatures w14:val="none"/>
-        </w:rPr>
-        <w:t xml:space="preserve">, nombre) </w:t>
-      </w:r>
-      <w:proofErr w:type="spellStart"/>
-      <w:r>
-        <w:rPr>
-          <w:rFonts w:ascii="Consolas" w:eastAsia="Times New Roman" w:hAnsi="Consolas" w:cs="Consolas"/>
-          <w:color w:val="A6E22E"/>
-          <w:sz w:val="18"/>
-          <w:szCs w:val="18"/>
-          <w:lang w:eastAsia="es-ES_tradnl"/>
-          <w14:ligatures w14:val="none"/>
-        </w:rPr>
-        <w:t>VALUES</w:t>
-      </w:r>
-      <w:proofErr w:type="spellEnd"/>
-      <w:r>
-        <w:rPr>
-          <w:rFonts w:ascii="Consolas" w:eastAsia="Times New Roman" w:hAnsi="Consolas" w:cs="Consolas"/>
-          <w:color w:val="A6E22E"/>
-          <w:sz w:val="18"/>
-          <w:szCs w:val="18"/>
-          <w:lang w:eastAsia="es-ES_tradnl"/>
-          <w14:ligatures w14:val="none"/>
-        </w:rPr>
-        <w:t xml:space="preserve"> (?, ?)'</w:t>
-      </w:r>
+        <w:t>?, ?)'</w:t>
+      </w:r>
+      <w:proofErr w:type="gramEnd"/>
       <w:r>
         <w:rPr>
           <w:rFonts w:ascii="Consolas" w:eastAsia="Times New Roman" w:hAnsi="Consolas" w:cs="Consolas"/>
@@ -20387,7 +19991,7 @@
           <w:lang w:eastAsia="es-ES_tradnl"/>
           <w14:ligatures w14:val="none"/>
         </w:rPr>
-        <w:t>'</w:t>
+        <w:t>'INSERT INTO familia (</w:t>
       </w:r>
       <w:proofErr w:type="spellStart"/>
       <w:r>
@@ -20399,7 +20003,7 @@
           <w:lang w:eastAsia="es-ES_tradnl"/>
           <w14:ligatures w14:val="none"/>
         </w:rPr>
-        <w:t>INSERT</w:t>
+        <w:t>cod</w:t>
       </w:r>
       <w:proofErr w:type="spellEnd"/>
       <w:r>
@@ -20411,9 +20015,9 @@
           <w:lang w:eastAsia="es-ES_tradnl"/>
           <w14:ligatures w14:val="none"/>
         </w:rPr>
-        <w:t xml:space="preserve"> </w:t>
-      </w:r>
-      <w:proofErr w:type="spellStart"/>
+        <w:t xml:space="preserve">, nombre) VALUES </w:t>
+      </w:r>
+      <w:proofErr w:type="gramStart"/>
       <w:r>
         <w:rPr>
           <w:rFonts w:ascii="Consolas" w:eastAsia="Times New Roman" w:hAnsi="Consolas" w:cs="Consolas"/>
@@ -20423,9 +20027,9 @@
           <w:lang w:eastAsia="es-ES_tradnl"/>
           <w14:ligatures w14:val="none"/>
         </w:rPr>
-        <w:t>INTO</w:t>
-      </w:r>
-      <w:proofErr w:type="spellEnd"/>
+        <w:t>(:</w:t>
+      </w:r>
+      <w:proofErr w:type="spellStart"/>
       <w:r>
         <w:rPr>
           <w:rFonts w:ascii="Consolas" w:eastAsia="Times New Roman" w:hAnsi="Consolas" w:cs="Consolas"/>
@@ -20435,9 +20039,9 @@
           <w:lang w:eastAsia="es-ES_tradnl"/>
           <w14:ligatures w14:val="none"/>
         </w:rPr>
-        <w:t xml:space="preserve"> familia (</w:t>
-      </w:r>
-      <w:proofErr w:type="spellStart"/>
+        <w:t>cod</w:t>
+      </w:r>
+      <w:proofErr w:type="spellEnd"/>
       <w:r>
         <w:rPr>
           <w:rFonts w:ascii="Consolas" w:eastAsia="Times New Roman" w:hAnsi="Consolas" w:cs="Consolas"/>
@@ -20447,9 +20051,9 @@
           <w:lang w:eastAsia="es-ES_tradnl"/>
           <w14:ligatures w14:val="none"/>
         </w:rPr>
-        <w:t>cod</w:t>
-      </w:r>
-      <w:proofErr w:type="spellEnd"/>
+        <w:t>, :nombre</w:t>
+      </w:r>
+      <w:proofErr w:type="gramEnd"/>
       <w:r>
         <w:rPr>
           <w:rFonts w:ascii="Consolas" w:eastAsia="Times New Roman" w:hAnsi="Consolas" w:cs="Consolas"/>
@@ -20459,55 +20063,7 @@
           <w:lang w:eastAsia="es-ES_tradnl"/>
           <w14:ligatures w14:val="none"/>
         </w:rPr>
-        <w:t xml:space="preserve">, nombre) </w:t>
-      </w:r>
-      <w:proofErr w:type="spellStart"/>
-      <w:r>
-        <w:rPr>
-          <w:rFonts w:ascii="Consolas" w:eastAsia="Times New Roman" w:hAnsi="Consolas" w:cs="Consolas"/>
-          <w:color w:val="A6E22E"/>
-          <w:sz w:val="18"/>
-          <w:szCs w:val="18"/>
-          <w:lang w:eastAsia="es-ES_tradnl"/>
-          <w14:ligatures w14:val="none"/>
-        </w:rPr>
-        <w:t>VALUES</w:t>
-      </w:r>
-      <w:proofErr w:type="spellEnd"/>
-      <w:r>
-        <w:rPr>
-          <w:rFonts w:ascii="Consolas" w:eastAsia="Times New Roman" w:hAnsi="Consolas" w:cs="Consolas"/>
-          <w:color w:val="A6E22E"/>
-          <w:sz w:val="18"/>
-          <w:szCs w:val="18"/>
-          <w:lang w:eastAsia="es-ES_tradnl"/>
-          <w14:ligatures w14:val="none"/>
-        </w:rPr>
-        <w:t xml:space="preserve"> (:</w:t>
-      </w:r>
-      <w:proofErr w:type="spellStart"/>
-      <w:r>
-        <w:rPr>
-          <w:rFonts w:ascii="Consolas" w:eastAsia="Times New Roman" w:hAnsi="Consolas" w:cs="Consolas"/>
-          <w:color w:val="A6E22E"/>
-          <w:sz w:val="18"/>
-          <w:szCs w:val="18"/>
-          <w:lang w:eastAsia="es-ES_tradnl"/>
-          <w14:ligatures w14:val="none"/>
-        </w:rPr>
-        <w:t>cod</w:t>
-      </w:r>
-      <w:proofErr w:type="spellEnd"/>
-      <w:r>
-        <w:rPr>
-          <w:rFonts w:ascii="Consolas" w:eastAsia="Times New Roman" w:hAnsi="Consolas" w:cs="Consolas"/>
-          <w:color w:val="A6E22E"/>
-          <w:sz w:val="18"/>
-          <w:szCs w:val="18"/>
-          <w:lang w:eastAsia="es-ES_tradnl"/>
-          <w14:ligatures w14:val="none"/>
-        </w:rPr>
-        <w:t>, :nombre)'</w:t>
+        <w:t>)'</w:t>
       </w:r>
       <w:r>
         <w:rPr>
@@ -20619,75 +20175,95 @@
         <w:t>::</w:t>
       </w:r>
       <w:proofErr w:type="spellStart"/>
+      <w:r>
+        <w:rPr>
+          <w:lang w:val="en-US"/>
+        </w:rPr>
+        <w:t>bindParam</w:t>
+      </w:r>
+      <w:proofErr w:type="spellEnd"/>
+      <w:r>
+        <w:rPr>
+          <w:lang w:val="en-US"/>
+        </w:rPr>
+        <w:t>( mixed</w:t>
+      </w:r>
       <w:proofErr w:type="gramEnd"/>
       <w:r>
         <w:rPr>
           <w:lang w:val="en-US"/>
         </w:rPr>
-        <w:t>bindParam</w:t>
-      </w:r>
-      <w:proofErr w:type="spellEnd"/>
+        <w:t> $parameter, mixed &amp;$variable, int $</w:t>
+      </w:r>
+      <w:proofErr w:type="spellStart"/>
       <w:r>
         <w:rPr>
           <w:lang w:val="en-US"/>
         </w:rPr>
-        <w:t>( mixed $parameter, mixed &amp;$variable, int $</w:t>
-      </w:r>
-      <w:proofErr w:type="spellStart"/>
+        <w:t>data_type</w:t>
+      </w:r>
+      <w:proofErr w:type="spellEnd"/>
       <w:r>
         <w:rPr>
           <w:lang w:val="en-US"/>
         </w:rPr>
-        <w:t>data_type</w:t>
-      </w:r>
-      <w:proofErr w:type="spellEnd"/>
+        <w:t xml:space="preserve"> = </w:t>
+      </w:r>
+      <w:proofErr w:type="gramStart"/>
       <w:r>
         <w:rPr>
           <w:lang w:val="en-US"/>
         </w:rPr>
-        <w:t xml:space="preserve"> = </w:t>
-      </w:r>
-      <w:proofErr w:type="spellStart"/>
+        <w:t>PDO::</w:t>
+      </w:r>
+      <w:proofErr w:type="gramEnd"/>
       <w:r>
         <w:rPr>
           <w:lang w:val="en-US"/>
         </w:rPr>
-        <w:t>PDO</w:t>
-      </w:r>
-      <w:proofErr w:type="spellEnd"/>
+        <w:t>PARAM_STR, int $length </w:t>
+      </w:r>
+      <w:proofErr w:type="gramStart"/>
       <w:r>
         <w:rPr>
           <w:lang w:val="en-US"/>
         </w:rPr>
-        <w:t>::</w:t>
-      </w:r>
-      <w:proofErr w:type="spellStart"/>
+        <w:t>= ?</w:t>
+      </w:r>
+      <w:proofErr w:type="gramEnd"/>
       <w:r>
         <w:rPr>
           <w:lang w:val="en-US"/>
         </w:rPr>
-        <w:t>PARAM_STR</w:t>
-      </w:r>
-      <w:proofErr w:type="spellEnd"/>
+        <w:t>, mixed $</w:t>
+      </w:r>
+      <w:proofErr w:type="spellStart"/>
       <w:r>
         <w:rPr>
           <w:lang w:val="en-US"/>
         </w:rPr>
-        <w:t>, int $length = ?, mixed $</w:t>
-      </w:r>
-      <w:proofErr w:type="spellStart"/>
+        <w:t>driver_options</w:t>
+      </w:r>
+      <w:proofErr w:type="spellEnd"/>
       <w:r>
         <w:rPr>
           <w:lang w:val="en-US"/>
         </w:rPr>
-        <w:t>driver_options</w:t>
-      </w:r>
-      <w:proofErr w:type="spellEnd"/>
+        <w:t> </w:t>
+      </w:r>
+      <w:proofErr w:type="gramStart"/>
       <w:r>
         <w:rPr>
           <w:lang w:val="en-US"/>
         </w:rPr>
-        <w:t xml:space="preserve"> = ?): bool -&gt; </w:t>
+        <w:t>= ?</w:t>
+      </w:r>
+      <w:proofErr w:type="gramEnd"/>
+      <w:r>
+        <w:rPr>
+          <w:lang w:val="en-US"/>
+        </w:rPr>
+        <w:t xml:space="preserve">): bool -&gt; </w:t>
       </w:r>
       <w:proofErr w:type="spellStart"/>
       <w:r>
@@ -20762,11 +20338,35 @@
       </w:r>
       <w:proofErr w:type="gramStart"/>
       <w:r>
-        <w:t>PDOStatement::</w:t>
+        <w:t>PDOStatement::bindValue(</w:t>
       </w:r>
       <w:proofErr w:type="gramEnd"/>
       <w:r>
-        <w:t>bindValue(mixed $parameter, mixed $value, </w:t>
+        <w:t>mixed $</w:t>
+      </w:r>
+      <w:proofErr w:type="spellStart"/>
+      <w:r>
+        <w:t>parameter</w:t>
+      </w:r>
+      <w:proofErr w:type="spellEnd"/>
+      <w:r>
+        <w:t>, </w:t>
+      </w:r>
+      <w:proofErr w:type="spellStart"/>
+      <w:r>
+        <w:t>mixed</w:t>
+      </w:r>
+      <w:proofErr w:type="spellEnd"/>
+      <w:r>
+        <w:t> $</w:t>
+      </w:r>
+      <w:proofErr w:type="spellStart"/>
+      <w:r>
+        <w:t>value</w:t>
+      </w:r>
+      <w:proofErr w:type="spellEnd"/>
+      <w:r>
+        <w:t>, </w:t>
       </w:r>
       <w:proofErr w:type="spellStart"/>
       <w:r>
@@ -20784,21 +20384,13 @@
       <w:r>
         <w:t xml:space="preserve"> = </w:t>
       </w:r>
-      <w:proofErr w:type="spellStart"/>
-      <w:r>
-        <w:t>PDO</w:t>
-      </w:r>
-      <w:proofErr w:type="spellEnd"/>
-      <w:r>
-        <w:t>::</w:t>
-      </w:r>
-      <w:proofErr w:type="spellStart"/>
-      <w:r>
-        <w:t>PARAM_STR</w:t>
-      </w:r>
-      <w:proofErr w:type="spellEnd"/>
-      <w:r>
-        <w:t>): </w:t>
+      <w:proofErr w:type="gramStart"/>
+      <w:r>
+        <w:t>PDO::</w:t>
+      </w:r>
+      <w:proofErr w:type="gramEnd"/>
+      <w:r>
+        <w:t>PARAM_STR): </w:t>
       </w:r>
       <w:proofErr w:type="spellStart"/>
       <w:r>
@@ -20936,17 +20528,20 @@
         <w:t>::</w:t>
       </w:r>
       <w:proofErr w:type="spellStart"/>
+      <w:r>
+        <w:rPr>
+          <w:b/>
+          <w:bCs/>
+        </w:rPr>
+        <w:t>execute</w:t>
+      </w:r>
+      <w:proofErr w:type="spellEnd"/>
+      <w:r>
+        <w:t>(</w:t>
+      </w:r>
       <w:proofErr w:type="gramEnd"/>
       <w:r>
-        <w:rPr>
-          <w:b/>
-          <w:bCs/>
-        </w:rPr>
-        <w:t>execute</w:t>
-      </w:r>
-      <w:proofErr w:type="spellEnd"/>
-      <w:r>
-        <w:t>(array $</w:t>
+        <w:t>array $</w:t>
       </w:r>
       <w:proofErr w:type="spellStart"/>
       <w:r>
@@ -20954,7 +20549,15 @@
       </w:r>
       <w:proofErr w:type="spellEnd"/>
       <w:r>
-        <w:t> = ?): </w:t>
+        <w:t> </w:t>
+      </w:r>
+      <w:proofErr w:type="gramStart"/>
+      <w:r>
+        <w:t>= ?</w:t>
+      </w:r>
+      <w:proofErr w:type="gramEnd"/>
+      <w:r>
+        <w:t>): </w:t>
       </w:r>
       <w:proofErr w:type="spellStart"/>
       <w:r>
@@ -20967,7 +20570,7 @@
     </w:p>
     <w:p>
       <w:pPr>
-        <w:pStyle w:val="Prrafodelista"/>
+        <w:pStyle w:val="ListParagraph"/>
         <w:numPr>
           <w:ilvl w:val="0"/>
           <w:numId w:val="67"/>
@@ -21093,7 +20696,7 @@
       </w:r>
       <w:r>
         <w:rPr>
-          <w:rStyle w:val="Hipervnculo"/>
+          <w:rStyle w:val="Hyperlink"/>
         </w:rPr>
         <w:t>lazy</w:t>
       </w:r>
@@ -21401,7 +21004,7 @@
           <w:lang w:eastAsia="es-ES_tradnl"/>
           <w14:ligatures w14:val="none"/>
         </w:rPr>
-        <w:t>'</w:t>
+        <w:t>'INSERT INTO familia (</w:t>
       </w:r>
       <w:proofErr w:type="spellStart"/>
       <w:r>
@@ -21413,7 +21016,7 @@
           <w:lang w:eastAsia="es-ES_tradnl"/>
           <w14:ligatures w14:val="none"/>
         </w:rPr>
-        <w:t>INSERT</w:t>
+        <w:t>cod</w:t>
       </w:r>
       <w:proofErr w:type="spellEnd"/>
       <w:r>
@@ -21425,9 +21028,9 @@
           <w:lang w:eastAsia="es-ES_tradnl"/>
           <w14:ligatures w14:val="none"/>
         </w:rPr>
-        <w:t xml:space="preserve"> </w:t>
-      </w:r>
-      <w:proofErr w:type="spellStart"/>
+        <w:t xml:space="preserve">, nombre) VALUES </w:t>
+      </w:r>
+      <w:proofErr w:type="gramStart"/>
       <w:r>
         <w:rPr>
           <w:rFonts w:ascii="Consolas" w:eastAsia="Times New Roman" w:hAnsi="Consolas" w:cs="Consolas"/>
@@ -21437,9 +21040,9 @@
           <w:lang w:eastAsia="es-ES_tradnl"/>
           <w14:ligatures w14:val="none"/>
         </w:rPr>
-        <w:t>INTO</w:t>
-      </w:r>
-      <w:proofErr w:type="spellEnd"/>
+        <w:t>(:</w:t>
+      </w:r>
+      <w:proofErr w:type="spellStart"/>
       <w:r>
         <w:rPr>
           <w:rFonts w:ascii="Consolas" w:eastAsia="Times New Roman" w:hAnsi="Consolas" w:cs="Consolas"/>
@@ -21449,9 +21052,9 @@
           <w:lang w:eastAsia="es-ES_tradnl"/>
           <w14:ligatures w14:val="none"/>
         </w:rPr>
-        <w:t xml:space="preserve"> familia (</w:t>
-      </w:r>
-      <w:proofErr w:type="spellStart"/>
+        <w:t>cod</w:t>
+      </w:r>
+      <w:proofErr w:type="spellEnd"/>
       <w:r>
         <w:rPr>
           <w:rFonts w:ascii="Consolas" w:eastAsia="Times New Roman" w:hAnsi="Consolas" w:cs="Consolas"/>
@@ -21461,9 +21064,9 @@
           <w:lang w:eastAsia="es-ES_tradnl"/>
           <w14:ligatures w14:val="none"/>
         </w:rPr>
-        <w:t>cod</w:t>
-      </w:r>
-      <w:proofErr w:type="spellEnd"/>
+        <w:t>, :nombre</w:t>
+      </w:r>
+      <w:proofErr w:type="gramEnd"/>
       <w:r>
         <w:rPr>
           <w:rFonts w:ascii="Consolas" w:eastAsia="Times New Roman" w:hAnsi="Consolas" w:cs="Consolas"/>
@@ -21473,55 +21076,7 @@
           <w:lang w:eastAsia="es-ES_tradnl"/>
           <w14:ligatures w14:val="none"/>
         </w:rPr>
-        <w:t xml:space="preserve">, nombre) </w:t>
-      </w:r>
-      <w:proofErr w:type="spellStart"/>
-      <w:r>
-        <w:rPr>
-          <w:rFonts w:ascii="Consolas" w:eastAsia="Times New Roman" w:hAnsi="Consolas" w:cs="Consolas"/>
-          <w:color w:val="A6E22E"/>
-          <w:sz w:val="18"/>
-          <w:szCs w:val="18"/>
-          <w:lang w:eastAsia="es-ES_tradnl"/>
-          <w14:ligatures w14:val="none"/>
-        </w:rPr>
-        <w:t>VALUES</w:t>
-      </w:r>
-      <w:proofErr w:type="spellEnd"/>
-      <w:r>
-        <w:rPr>
-          <w:rFonts w:ascii="Consolas" w:eastAsia="Times New Roman" w:hAnsi="Consolas" w:cs="Consolas"/>
-          <w:color w:val="A6E22E"/>
-          <w:sz w:val="18"/>
-          <w:szCs w:val="18"/>
-          <w:lang w:eastAsia="es-ES_tradnl"/>
-          <w14:ligatures w14:val="none"/>
-        </w:rPr>
-        <w:t xml:space="preserve"> (:</w:t>
-      </w:r>
-      <w:proofErr w:type="spellStart"/>
-      <w:r>
-        <w:rPr>
-          <w:rFonts w:ascii="Consolas" w:eastAsia="Times New Roman" w:hAnsi="Consolas" w:cs="Consolas"/>
-          <w:color w:val="A6E22E"/>
-          <w:sz w:val="18"/>
-          <w:szCs w:val="18"/>
-          <w:lang w:eastAsia="es-ES_tradnl"/>
-          <w14:ligatures w14:val="none"/>
-        </w:rPr>
-        <w:t>cod</w:t>
-      </w:r>
-      <w:proofErr w:type="spellEnd"/>
-      <w:r>
-        <w:rPr>
-          <w:rFonts w:ascii="Consolas" w:eastAsia="Times New Roman" w:hAnsi="Consolas" w:cs="Consolas"/>
-          <w:color w:val="A6E22E"/>
-          <w:sz w:val="18"/>
-          <w:szCs w:val="18"/>
-          <w:lang w:eastAsia="es-ES_tradnl"/>
-          <w14:ligatures w14:val="none"/>
-        </w:rPr>
-        <w:t>, :nombre)'</w:t>
+        <w:t>)'</w:t>
       </w:r>
       <w:r>
         <w:rPr>
@@ -21638,6 +21193,7 @@
         </w:rPr>
         <w:t xml:space="preserve">[ </w:t>
       </w:r>
+      <w:proofErr w:type="gramStart"/>
       <w:r>
         <w:rPr>
           <w:rFonts w:ascii="Consolas" w:eastAsia="Times New Roman" w:hAnsi="Consolas" w:cs="Consolas"/>
@@ -21662,6 +21218,7 @@
         <w:t>cod</w:t>
       </w:r>
       <w:proofErr w:type="spellEnd"/>
+      <w:proofErr w:type="gramEnd"/>
       <w:r>
         <w:rPr>
           <w:rFonts w:ascii="Consolas" w:eastAsia="Times New Roman" w:hAnsi="Consolas" w:cs="Consolas"/>
@@ -21708,6 +21265,7 @@
         </w:rPr>
         <w:t xml:space="preserve">, </w:t>
       </w:r>
+      <w:proofErr w:type="gramStart"/>
       <w:r>
         <w:rPr>
           <w:rFonts w:ascii="Consolas" w:eastAsia="Times New Roman" w:hAnsi="Consolas" w:cs="Consolas"/>
@@ -21717,7 +21275,19 @@
           <w:lang w:eastAsia="es-ES_tradnl"/>
           <w14:ligatures w14:val="none"/>
         </w:rPr>
-        <w:t>':nombre'</w:t>
+        <w:t>':nombre</w:t>
+      </w:r>
+      <w:proofErr w:type="gramEnd"/>
+      <w:r>
+        <w:rPr>
+          <w:rFonts w:ascii="Consolas" w:eastAsia="Times New Roman" w:hAnsi="Consolas" w:cs="Consolas"/>
+          <w:color w:val="A6E22E"/>
+          <w:sz w:val="18"/>
+          <w:szCs w:val="18"/>
+          <w:lang w:eastAsia="es-ES_tradnl"/>
+          <w14:ligatures w14:val="none"/>
+        </w:rPr>
+        <w:t>'</w:t>
       </w:r>
       <w:r>
         <w:rPr>
@@ -21779,15 +21349,7 @@
         <w:jc w:val="both"/>
       </w:pPr>
       <w:r>
-        <w:t xml:space="preserve">En el caso de ejecutar una sentencia que devuelva resultados como es el caso de </w:t>
-      </w:r>
-      <w:proofErr w:type="spellStart"/>
-      <w:r>
-        <w:t>SELECT</w:t>
-      </w:r>
-      <w:proofErr w:type="spellEnd"/>
-      <w:r>
-        <w:t>, podremos acceder a el conjunto de resultados mediante el método </w:t>
+        <w:t>En el caso de ejecutar una sentencia que devuelva resultados como es el caso de SELECT, podremos acceder a el conjunto de resultados mediante el método </w:t>
       </w:r>
       <w:proofErr w:type="spellStart"/>
       <w:r>
@@ -21832,7 +21394,7 @@
       <w:hyperlink r:id="rId21" w:history="1">
         <w:r>
           <w:rPr>
-            <w:rStyle w:val="Hipervnculo"/>
+            <w:rStyle w:val="Hyperlink"/>
           </w:rPr>
           <w:t>https://www.php.net/manual/es/class.pdostatement.php</w:t>
         </w:r>
@@ -21840,7 +21402,7 @@
     </w:p>
     <w:p>
       <w:pPr>
-        <w:pStyle w:val="Ttulo1"/>
+        <w:pStyle w:val="Heading1"/>
       </w:pPr>
       <w:r>
         <w:t>4.- Errores y manejo de excepciones.</w:t>
@@ -21869,7 +21431,6 @@
       <w:r>
         <w:t>define una serie de constantes. Cada nivel se identifica por una constante. Por ejemplo, la constante </w:t>
       </w:r>
-      <w:proofErr w:type="spellStart"/>
       <w:r>
         <w:rPr>
           <w:b/>
@@ -21877,7 +21438,6 @@
         </w:rPr>
         <w:t>E_NOTICE</w:t>
       </w:r>
-      <w:proofErr w:type="spellEnd"/>
       <w:r>
         <w:rPr>
           <w:b/>
@@ -21894,7 +21454,6 @@
       <w:r>
         <w:t>, y la constante </w:t>
       </w:r>
-      <w:proofErr w:type="spellStart"/>
       <w:r>
         <w:rPr>
           <w:b/>
@@ -21902,7 +21461,6 @@
         </w:rPr>
         <w:t>E_ERROR</w:t>
       </w:r>
-      <w:proofErr w:type="spellEnd"/>
       <w:r>
         <w:t> engloba errores fatales que provocan que se interrumpa forzosamente la ejecución.</w:t>
       </w:r>
@@ -21920,7 +21478,7 @@
       <w:hyperlink r:id="rId22" w:history="1">
         <w:r>
           <w:rPr>
-            <w:rStyle w:val="Hipervnculo"/>
+            <w:rStyle w:val="Hyperlink"/>
           </w:rPr>
           <w:t>https://www.php.net/manual/es/errorfunc.constants.php</w:t>
         </w:r>
@@ -21964,7 +21522,16 @@
       <w:r>
         <w:t>. Indica qué tipos de errores se notificarán. Su valor se forma utilizando los operadores a nivel de bit para combinar las constantes anteriores. Su valor predeterminado es </w:t>
       </w:r>
-      <w:proofErr w:type="spellStart"/>
+      <w:r>
+        <w:rPr>
+          <w:b/>
+          <w:bCs/>
+        </w:rPr>
+        <w:t>E_ALL &amp; ~E_NOTICE</w:t>
+      </w:r>
+      <w:r>
+        <w:t> que indica que se notifiquen todos los errores (</w:t>
+      </w:r>
       <w:r>
         <w:rPr>
           <w:b/>
@@ -21972,15 +21539,9 @@
         </w:rPr>
         <w:t>E_ALL</w:t>
       </w:r>
-      <w:proofErr w:type="spellEnd"/>
-      <w:r>
-        <w:rPr>
-          <w:b/>
-          <w:bCs/>
-        </w:rPr>
-        <w:t> &amp; ~</w:t>
-      </w:r>
-      <w:proofErr w:type="spellStart"/>
+      <w:r>
+        <w:t>) salvo los avisos en tiempo de ejecución (</w:t>
+      </w:r>
       <w:r>
         <w:rPr>
           <w:b/>
@@ -21988,31 +21549,6 @@
         </w:rPr>
         <w:t>E_NOTICE</w:t>
       </w:r>
-      <w:proofErr w:type="spellEnd"/>
-      <w:r>
-        <w:t> que indica que se notifiquen todos los errores (</w:t>
-      </w:r>
-      <w:proofErr w:type="spellStart"/>
-      <w:r>
-        <w:rPr>
-          <w:b/>
-          <w:bCs/>
-        </w:rPr>
-        <w:t>E_ALL</w:t>
-      </w:r>
-      <w:proofErr w:type="spellEnd"/>
-      <w:r>
-        <w:t>) salvo los avisos en tiempo de ejecución (</w:t>
-      </w:r>
-      <w:proofErr w:type="spellStart"/>
-      <w:r>
-        <w:rPr>
-          <w:b/>
-          <w:bCs/>
-        </w:rPr>
-        <w:t>E_NOTICE</w:t>
-      </w:r>
-      <w:proofErr w:type="spellEnd"/>
       <w:r>
         <w:t>).</w:t>
       </w:r>
@@ -22116,7 +21652,7 @@
       <w:hyperlink r:id="rId23" w:history="1">
         <w:r>
           <w:rPr>
-            <w:rStyle w:val="Hipervnculo"/>
+            <w:rStyle w:val="Hyperlink"/>
           </w:rPr>
           <w:t>https://www.php.net/manual/es/errorfunc.configuration.php</w:t>
         </w:r>
@@ -22302,15 +21838,7 @@
       </w:r>
       <w:proofErr w:type="spellEnd"/>
       <w:r>
-        <w:t xml:space="preserve"> = </w:t>
-      </w:r>
-      <w:proofErr w:type="spellStart"/>
-      <w:r>
-        <w:t>E_USER_NOTICE</w:t>
-      </w:r>
-      <w:proofErr w:type="spellEnd"/>
-      <w:r>
-        <w:t>): </w:t>
+        <w:t> = E_USER_NOTICE): </w:t>
       </w:r>
       <w:proofErr w:type="spellStart"/>
       <w:r>
@@ -22322,11 +21850,19 @@
       </w:r>
       <w:proofErr w:type="spellStart"/>
       <w:r>
-        <w:t>set_error_handler</w:t>
-      </w:r>
-      <w:proofErr w:type="spellEnd"/>
-      <w:r>
-        <w:t>()).</w:t>
+        <w:t>set_error_</w:t>
+      </w:r>
+      <w:proofErr w:type="gramStart"/>
+      <w:r>
+        <w:t>handler</w:t>
+      </w:r>
+      <w:proofErr w:type="spellEnd"/>
+      <w:r>
+        <w:t>(</w:t>
+      </w:r>
+      <w:proofErr w:type="gramEnd"/>
+      <w:r>
+        <w:t>)).</w:t>
       </w:r>
     </w:p>
     <w:p>
@@ -22388,23 +21924,7 @@
       </w:r>
       <w:proofErr w:type="spellEnd"/>
       <w:r>
-        <w:t xml:space="preserve"> = </w:t>
-      </w:r>
-      <w:proofErr w:type="spellStart"/>
-      <w:r>
-        <w:t>E_ALL</w:t>
-      </w:r>
-      <w:proofErr w:type="spellEnd"/>
-      <w:r>
-        <w:t xml:space="preserve"> | </w:t>
-      </w:r>
-      <w:proofErr w:type="spellStart"/>
-      <w:r>
-        <w:t>E_STRICT</w:t>
-      </w:r>
-      <w:proofErr w:type="spellEnd"/>
-      <w:r>
-        <w:t>): </w:t>
+        <w:t> = E_ALL | E_STRICT): </w:t>
       </w:r>
       <w:proofErr w:type="spellStart"/>
       <w:r>
@@ -22490,15 +22010,22 @@
       <w:r>
         <w:t>, y la mayoría de </w:t>
       </w:r>
-      <w:proofErr w:type="spellStart"/>
-      <w:r>
-        <w:rPr>
-          <w:b/>
-          <w:bCs/>
-        </w:rPr>
-        <w:t>E_STRICT</w:t>
-      </w:r>
-      <w:proofErr w:type="spellEnd"/>
+      <w:proofErr w:type="gramStart"/>
+      <w:r>
+        <w:rPr>
+          <w:b/>
+          <w:bCs/>
+        </w:rPr>
+        <w:t>E</w:t>
+      </w:r>
+      <w:proofErr w:type="gramEnd"/>
+      <w:r>
+        <w:rPr>
+          <w:b/>
+          <w:bCs/>
+        </w:rPr>
+        <w:t>_STRICT</w:t>
+      </w:r>
       <w:r>
         <w:rPr>
           <w:b/>
@@ -22566,7 +22093,7 @@
       <w:hyperlink r:id="rId24" w:history="1">
         <w:r>
           <w:rPr>
-            <w:rStyle w:val="Hipervnculo"/>
+            <w:rStyle w:val="Hyperlink"/>
           </w:rPr>
           <w:t>https://www.php.net/manual/es/ref.errorfunc.php</w:t>
         </w:r>
@@ -22574,7 +22101,7 @@
     </w:p>
     <w:p>
       <w:pPr>
-        <w:pStyle w:val="Ttulo2"/>
+        <w:pStyle w:val="Heading2"/>
       </w:pPr>
       <w:r>
         <w:t>4.1.- Excepciones.</w:t>
@@ -22790,13 +22317,7 @@
         <w:jc w:val="both"/>
       </w:pPr>
       <w:r>
-        <w:t xml:space="preserve">Es posible establecer </w:t>
-      </w:r>
-      <w:r>
-        <w:t>múltiples</w:t>
-      </w:r>
-      <w:r>
-        <w:t xml:space="preserve"> bloques de captura </w:t>
+        <w:t>Es posible establecer múltiples bloques de captura </w:t>
       </w:r>
       <w:r>
         <w:rPr>
@@ -23307,21 +22828,28 @@
         <w:t>::</w:t>
       </w:r>
       <w:proofErr w:type="spellStart"/>
+      <w:r>
+        <w:rPr>
+          <w:b/>
+          <w:bCs/>
+        </w:rPr>
+        <w:t>getTraceAsString</w:t>
+      </w:r>
+      <w:proofErr w:type="spellEnd"/>
+      <w:r>
+        <w:rPr>
+          <w:b/>
+          <w:bCs/>
+        </w:rPr>
+        <w:t>(</w:t>
+      </w:r>
       <w:proofErr w:type="gramEnd"/>
       <w:r>
         <w:rPr>
           <w:b/>
           <w:bCs/>
         </w:rPr>
-        <w:t>getTraceAsString</w:t>
-      </w:r>
-      <w:proofErr w:type="spellEnd"/>
-      <w:r>
-        <w:rPr>
-          <w:b/>
-          <w:bCs/>
-        </w:rPr>
-        <w:t>()</w:t>
+        <w:t>)</w:t>
       </w:r>
       <w:r>
         <w:t>: </w:t>
@@ -23345,7 +22873,7 @@
     </w:p>
     <w:tbl>
       <w:tblPr>
-        <w:tblStyle w:val="Tablaconcuadrcula"/>
+        <w:tblStyle w:val="TableGrid"/>
         <w:tblW w:w="0" w:type="auto"/>
         <w:tblLook w:val="04A0" w:firstRow="1" w:lastRow="0" w:firstColumn="1" w:lastColumn="0" w:noHBand="0" w:noVBand="1"/>
       </w:tblPr>
@@ -25454,13 +24982,7 @@
       </w:r>
       <w:proofErr w:type="spellEnd"/>
       <w:r>
-        <w:t xml:space="preserve">, lo que permite que sus objetos tengan el comportamiento de excepción visto anteriormente. Por otro </w:t>
-      </w:r>
-      <w:r>
-        <w:t>lado,</w:t>
-      </w:r>
-      <w:r>
-        <w:t xml:space="preserve"> las clases de excepciones se van agrupando de la siguiente manera:</w:t>
+        <w:t>, lo que permite que sus objetos tengan el comportamiento de excepción visto anteriormente. Por otro lado, las clases de excepciones se van agrupando de la siguiente manera:</w:t>
       </w:r>
     </w:p>
     <w:p>
@@ -25702,7 +25224,15 @@
           <w:b/>
           <w:bCs/>
         </w:rPr>
-        <w:t>): ?</w:t>
+        <w:t>)</w:t>
+      </w:r>
+      <w:proofErr w:type="gramStart"/>
+      <w:r>
+        <w:rPr>
+          <w:b/>
+          <w:bCs/>
+        </w:rPr>
+        <w:t>: ?</w:t>
       </w:r>
       <w:proofErr w:type="spellStart"/>
       <w:r>
@@ -25713,6 +25243,7 @@
         <w:t>callable</w:t>
       </w:r>
       <w:proofErr w:type="spellEnd"/>
+      <w:proofErr w:type="gramEnd"/>
       <w:r>
         <w:t> Establece el manejador de excepciones predeterminado si una excepción no es capturada dentro de un bloque </w:t>
       </w:r>
@@ -25761,15 +25292,7 @@
       </w:r>
       <w:proofErr w:type="spellEnd"/>
       <w:r>
-        <w:t> usan el sistema de errores visto anteriormente. Solo las extensiones más modernas orientadas a objetos, como es el caso de </w:t>
-      </w:r>
-      <w:proofErr w:type="spellStart"/>
-      <w:r>
-        <w:t>PDO</w:t>
-      </w:r>
-      <w:proofErr w:type="spellEnd"/>
-      <w:r>
-        <w:t>, utilizan este modelo de excepciones. En este caso, lo más común es que la extensión defina sus propios manejadores de errores heredando de la clase </w:t>
+        <w:t> usan el sistema de errores visto anteriormente. Solo las extensiones más modernas orientadas a objetos, como es el caso de PDO, utilizan este modelo de excepciones. En este caso, lo más común es que la extensión defina sus propios manejadores de errores heredando de la clase </w:t>
       </w:r>
       <w:proofErr w:type="spellStart"/>
       <w:r>
@@ -25786,7 +25309,7 @@
     </w:p>
     <w:p>
       <w:pPr>
-        <w:pStyle w:val="Ttulo2"/>
+        <w:pStyle w:val="Heading2"/>
       </w:pPr>
       <w:r>
         <w:t>4.2.- Manejador global de excepciones</w:t>
@@ -25920,7 +25443,7 @@
     </w:p>
     <w:p>
       <w:pPr>
-        <w:pStyle w:val="Ttulo2"/>
+        <w:pStyle w:val="Heading2"/>
       </w:pPr>
       <w:r>
         <w:t>4.3.- Manejo de excepciones en PDO</w:t>
@@ -25943,7 +25466,6 @@
       <w:r>
         <w:t>que la clase </w:t>
       </w:r>
-      <w:proofErr w:type="spellStart"/>
       <w:r>
         <w:rPr>
           <w:b/>
@@ -25951,34 +25473,17 @@
         </w:rPr>
         <w:t>PDO</w:t>
       </w:r>
-      <w:proofErr w:type="spellEnd"/>
-      <w:r>
-        <w:t> </w:t>
-      </w:r>
-      <w:r>
-        <w:t>permitía</w:t>
-      </w:r>
-      <w:r>
-        <w:t xml:space="preserve"> definir la fórmula que usará cuando se produzca un error, utilizando el atributo </w:t>
-      </w:r>
-      <w:proofErr w:type="spellStart"/>
+      <w:r>
+        <w:t> permitía definir la fórmula que usará cuando se produzca un error, utilizando el atributo </w:t>
+      </w:r>
       <w:proofErr w:type="gramStart"/>
       <w:r>
         <w:rPr>
           <w:b/>
           <w:bCs/>
         </w:rPr>
-        <w:t>PDO</w:t>
-      </w:r>
-      <w:proofErr w:type="spellEnd"/>
-      <w:r>
-        <w:rPr>
-          <w:b/>
-          <w:bCs/>
-        </w:rPr>
-        <w:t>::</w:t>
-      </w:r>
-      <w:proofErr w:type="spellStart"/>
+        <w:t>PDO::</w:t>
+      </w:r>
       <w:proofErr w:type="gramEnd"/>
       <w:r>
         <w:rPr>
@@ -25987,7 +25492,6 @@
         </w:rPr>
         <w:t>ATTR_ERRMODE</w:t>
       </w:r>
-      <w:proofErr w:type="spellEnd"/>
       <w:r>
         <w:t>. Las posibilidades eran:</w:t>
       </w:r>
@@ -26001,7 +25505,6 @@
         <w:spacing w:before="0" w:after="0"/>
         <w:jc w:val="both"/>
       </w:pPr>
-      <w:proofErr w:type="spellStart"/>
       <w:proofErr w:type="gramStart"/>
       <w:r>
         <w:rPr>
@@ -26009,28 +25512,17 @@
           <w:bCs/>
           <w:lang w:val="en"/>
         </w:rPr>
-        <w:t>PDO</w:t>
-      </w:r>
-      <w:proofErr w:type="spellEnd"/>
+        <w:t>PDO::</w:t>
+      </w:r>
+      <w:proofErr w:type="gramEnd"/>
       <w:r>
         <w:rPr>
           <w:b/>
           <w:bCs/>
           <w:lang w:val="en"/>
         </w:rPr>
-        <w:t>::</w:t>
-      </w:r>
-      <w:proofErr w:type="spellStart"/>
-      <w:proofErr w:type="gramEnd"/>
-      <w:r>
-        <w:rPr>
-          <w:b/>
-          <w:bCs/>
-          <w:lang w:val="en"/>
-        </w:rPr>
         <w:t>ERRMODE_SILENT</w:t>
       </w:r>
-      <w:proofErr w:type="spellEnd"/>
       <w:r>
         <w:t>.</w:t>
       </w:r>
@@ -26044,7 +25536,6 @@
         <w:spacing w:before="0" w:after="0"/>
         <w:jc w:val="both"/>
       </w:pPr>
-      <w:proofErr w:type="spellStart"/>
       <w:proofErr w:type="gramStart"/>
       <w:r>
         <w:rPr>
@@ -26052,28 +25543,17 @@
           <w:bCs/>
           <w:lang w:val="en"/>
         </w:rPr>
-        <w:t>PDO</w:t>
-      </w:r>
-      <w:proofErr w:type="spellEnd"/>
+        <w:t>PDO::</w:t>
+      </w:r>
+      <w:proofErr w:type="gramEnd"/>
       <w:r>
         <w:rPr>
           <w:b/>
           <w:bCs/>
           <w:lang w:val="en"/>
         </w:rPr>
-        <w:t>::</w:t>
-      </w:r>
-      <w:proofErr w:type="spellStart"/>
-      <w:proofErr w:type="gramEnd"/>
-      <w:r>
-        <w:rPr>
-          <w:b/>
-          <w:bCs/>
-          <w:lang w:val="en"/>
-        </w:rPr>
         <w:t>ERRMODE_WARNING</w:t>
       </w:r>
-      <w:proofErr w:type="spellEnd"/>
       <w:r>
         <w:t>.</w:t>
       </w:r>
@@ -26087,24 +25567,14 @@
         <w:spacing w:before="0" w:after="0"/>
         <w:jc w:val="both"/>
       </w:pPr>
-      <w:proofErr w:type="spellStart"/>
       <w:proofErr w:type="gramStart"/>
       <w:r>
         <w:rPr>
           <w:b/>
           <w:bCs/>
         </w:rPr>
-        <w:t>PDO</w:t>
-      </w:r>
-      <w:proofErr w:type="spellEnd"/>
-      <w:r>
-        <w:rPr>
-          <w:b/>
-          <w:bCs/>
-        </w:rPr>
-        <w:t>::</w:t>
-      </w:r>
-      <w:proofErr w:type="spellStart"/>
+        <w:t>PDO::</w:t>
+      </w:r>
       <w:proofErr w:type="gramEnd"/>
       <w:r>
         <w:rPr>
@@ -26113,7 +25583,6 @@
         </w:rPr>
         <w:t>ERRMODE_EXCEPTION</w:t>
       </w:r>
-      <w:proofErr w:type="spellEnd"/>
       <w:r>
         <w:t>. Cuando se produce un error lanza una excepción utilizando el manejador propio </w:t>
       </w:r>
@@ -26141,7 +25610,6 @@
       <w:r>
         <w:t>Es decir, que si quieres utilizar excepciones con la extensión </w:t>
       </w:r>
-      <w:proofErr w:type="spellStart"/>
       <w:r>
         <w:rPr>
           <w:b/>
@@ -26149,7 +25617,6 @@
         </w:rPr>
         <w:t>PDO</w:t>
       </w:r>
-      <w:proofErr w:type="spellEnd"/>
       <w:r>
         <w:t>, debes configurar la conexión haciendo:</w:t>
       </w:r>
@@ -26245,7 +25712,28 @@
         </w:rPr>
         <w:t>(</w:t>
       </w:r>
-      <w:proofErr w:type="spellStart"/>
+      <w:r>
+        <w:rPr>
+          <w:rFonts w:ascii="Consolas" w:eastAsia="Times New Roman" w:hAnsi="Consolas" w:cs="Consolas"/>
+          <w:color w:val="F92672"/>
+          <w:sz w:val="18"/>
+          <w:szCs w:val="18"/>
+          <w:lang w:eastAsia="es-ES_tradnl"/>
+          <w14:ligatures w14:val="none"/>
+        </w:rPr>
+        <w:t>PDO</w:t>
+      </w:r>
+      <w:r>
+        <w:rPr>
+          <w:rFonts w:ascii="Consolas" w:eastAsia="Times New Roman" w:hAnsi="Consolas" w:cs="Consolas"/>
+          <w:color w:val="F8F8F2"/>
+          <w:sz w:val="18"/>
+          <w:szCs w:val="18"/>
+          <w:lang w:eastAsia="es-ES_tradnl"/>
+          <w14:ligatures w14:val="none"/>
+        </w:rPr>
+        <w:t>::</w:t>
+      </w:r>
       <w:proofErr w:type="gramEnd"/>
       <w:r>
         <w:rPr>
@@ -26256,9 +25744,31 @@
           <w:lang w:eastAsia="es-ES_tradnl"/>
           <w14:ligatures w14:val="none"/>
         </w:rPr>
+        <w:t>ATTR_ERRMODE</w:t>
+      </w:r>
+      <w:r>
+        <w:rPr>
+          <w:rFonts w:ascii="Consolas" w:eastAsia="Times New Roman" w:hAnsi="Consolas" w:cs="Consolas"/>
+          <w:color w:val="F8F8F2"/>
+          <w:sz w:val="18"/>
+          <w:szCs w:val="18"/>
+          <w:lang w:eastAsia="es-ES_tradnl"/>
+          <w14:ligatures w14:val="none"/>
+        </w:rPr>
+        <w:t xml:space="preserve">, </w:t>
+      </w:r>
+      <w:proofErr w:type="gramStart"/>
+      <w:r>
+        <w:rPr>
+          <w:rFonts w:ascii="Consolas" w:eastAsia="Times New Roman" w:hAnsi="Consolas" w:cs="Consolas"/>
+          <w:color w:val="F92672"/>
+          <w:sz w:val="18"/>
+          <w:szCs w:val="18"/>
+          <w:lang w:eastAsia="es-ES_tradnl"/>
+          <w14:ligatures w14:val="none"/>
+        </w:rPr>
         <w:t>PDO</w:t>
       </w:r>
-      <w:proofErr w:type="spellEnd"/>
       <w:r>
         <w:rPr>
           <w:rFonts w:ascii="Consolas" w:eastAsia="Times New Roman" w:hAnsi="Consolas" w:cs="Consolas"/>
@@ -26270,7 +25780,7 @@
         </w:rPr>
         <w:t>::</w:t>
       </w:r>
-      <w:proofErr w:type="spellStart"/>
+      <w:proofErr w:type="gramEnd"/>
       <w:r>
         <w:rPr>
           <w:rFonts w:ascii="Consolas" w:eastAsia="Times New Roman" w:hAnsi="Consolas" w:cs="Consolas"/>
@@ -26280,57 +25790,8 @@
           <w:lang w:eastAsia="es-ES_tradnl"/>
           <w14:ligatures w14:val="none"/>
         </w:rPr>
-        <w:t>ATTR_ERRMODE</w:t>
-      </w:r>
-      <w:proofErr w:type="spellEnd"/>
-      <w:r>
-        <w:rPr>
-          <w:rFonts w:ascii="Consolas" w:eastAsia="Times New Roman" w:hAnsi="Consolas" w:cs="Consolas"/>
-          <w:color w:val="F8F8F2"/>
-          <w:sz w:val="18"/>
-          <w:szCs w:val="18"/>
-          <w:lang w:eastAsia="es-ES_tradnl"/>
-          <w14:ligatures w14:val="none"/>
-        </w:rPr>
-        <w:t xml:space="preserve">, </w:t>
-      </w:r>
-      <w:proofErr w:type="spellStart"/>
-      <w:r>
-        <w:rPr>
-          <w:rFonts w:ascii="Consolas" w:eastAsia="Times New Roman" w:hAnsi="Consolas" w:cs="Consolas"/>
-          <w:color w:val="F92672"/>
-          <w:sz w:val="18"/>
-          <w:szCs w:val="18"/>
-          <w:lang w:eastAsia="es-ES_tradnl"/>
-          <w14:ligatures w14:val="none"/>
-        </w:rPr>
-        <w:t>PDO</w:t>
-      </w:r>
-      <w:proofErr w:type="spellEnd"/>
-      <w:r>
-        <w:rPr>
-          <w:rFonts w:ascii="Consolas" w:eastAsia="Times New Roman" w:hAnsi="Consolas" w:cs="Consolas"/>
-          <w:color w:val="F8F8F2"/>
-          <w:sz w:val="18"/>
-          <w:szCs w:val="18"/>
-          <w:lang w:eastAsia="es-ES_tradnl"/>
-          <w14:ligatures w14:val="none"/>
-        </w:rPr>
-        <w:t>::</w:t>
-      </w:r>
-      <w:proofErr w:type="spellStart"/>
-      <w:r>
-        <w:rPr>
-          <w:rFonts w:ascii="Consolas" w:eastAsia="Times New Roman" w:hAnsi="Consolas" w:cs="Consolas"/>
-          <w:color w:val="F92672"/>
-          <w:sz w:val="18"/>
-          <w:szCs w:val="18"/>
-          <w:lang w:eastAsia="es-ES_tradnl"/>
-          <w14:ligatures w14:val="none"/>
-        </w:rPr>
         <w:t>ERRMODE_EXCEPTION</w:t>
       </w:r>
-      <w:proofErr w:type="spellEnd"/>
       <w:r>
         <w:rPr>
           <w:rFonts w:ascii="Consolas" w:eastAsia="Times New Roman" w:hAnsi="Consolas" w:cs="Consolas"/>
@@ -26348,15 +25809,7 @@
         <w:jc w:val="both"/>
       </w:pPr>
       <w:r>
-        <w:t xml:space="preserve">Captura la excepción que lanza </w:t>
-      </w:r>
-      <w:proofErr w:type="spellStart"/>
-      <w:r>
-        <w:t>PDO</w:t>
-      </w:r>
-      <w:proofErr w:type="spellEnd"/>
-      <w:r>
-        <w:t xml:space="preserve"> debido a que la contraseña era "secreto" y no "1234". El bloque </w:t>
+        <w:t>Captura la excepción que lanza PDO debido a que la contraseña era "secreto" y no "1234". El bloque </w:t>
       </w:r>
       <w:r>
         <w:rPr>
@@ -26456,31 +25909,7 @@
           <w:lang w:eastAsia="es-ES_tradnl"/>
           <w14:ligatures w14:val="none"/>
         </w:rPr>
-        <w:t xml:space="preserve"> error: </w:t>
-      </w:r>
-      <w:proofErr w:type="spellStart"/>
-      <w:r>
-        <w:rPr>
-          <w:rFonts w:ascii="Consolas" w:eastAsia="Times New Roman" w:hAnsi="Consolas" w:cs="Consolas"/>
-          <w:color w:val="F8F8F2"/>
-          <w:sz w:val="18"/>
-          <w:szCs w:val="18"/>
-          <w:lang w:eastAsia="es-ES_tradnl"/>
-          <w14:ligatures w14:val="none"/>
-        </w:rPr>
-        <w:t>SQLSTATE</w:t>
-      </w:r>
-      <w:proofErr w:type="spellEnd"/>
-      <w:r>
-        <w:rPr>
-          <w:rFonts w:ascii="Consolas" w:eastAsia="Times New Roman" w:hAnsi="Consolas" w:cs="Consolas"/>
-          <w:color w:val="F8F8F2"/>
-          <w:sz w:val="18"/>
-          <w:szCs w:val="18"/>
-          <w:lang w:eastAsia="es-ES_tradnl"/>
-          <w14:ligatures w14:val="none"/>
-        </w:rPr>
-        <w:t>[HY000] [</w:t>
+        <w:t xml:space="preserve"> error: SQLSTATE[HY000] [</w:t>
       </w:r>
       <w:r>
         <w:rPr>
@@ -26686,23 +26115,7 @@
       </w:r>
       <w:proofErr w:type="spellEnd"/>
       <w:r>
-        <w:t xml:space="preserve"> en </w:t>
-      </w:r>
-      <w:proofErr w:type="spellStart"/>
-      <w:r>
-        <w:t>PDO</w:t>
-      </w:r>
-      <w:proofErr w:type="spellEnd"/>
-      <w:r>
-        <w:t xml:space="preserve">, conviene aclarar que no es necesario envolver todas las operaciones de </w:t>
-      </w:r>
-      <w:proofErr w:type="spellStart"/>
-      <w:r>
-        <w:t>PDO</w:t>
-      </w:r>
-      <w:proofErr w:type="spellEnd"/>
-      <w:r>
-        <w:t xml:space="preserve"> que pueden generar excepciones en un bloque try</w:t>
+        <w:t xml:space="preserve"> en PDO, conviene aclarar que no es necesario envolver todas las operaciones de PDO que pueden generar excepciones en un bloque try</w:t>
       </w:r>
       <w:proofErr w:type="gramStart"/>
       <w:r>
@@ -26739,23 +26152,7 @@
       </w:r>
       <w:proofErr w:type="spellEnd"/>
       <w:r>
-        <w:t xml:space="preserve"> las excepciones </w:t>
-      </w:r>
-      <w:proofErr w:type="spellStart"/>
-      <w:r>
-        <w:t>PDO</w:t>
-      </w:r>
-      <w:proofErr w:type="spellEnd"/>
-      <w:r>
-        <w:t xml:space="preserve"> en excepciones más significativas para tu aplicación. La excepción de </w:t>
-      </w:r>
-      <w:proofErr w:type="spellStart"/>
-      <w:r>
-        <w:t>PDO</w:t>
-      </w:r>
-      <w:proofErr w:type="spellEnd"/>
-      <w:r>
-        <w:t xml:space="preserve"> puede usarse para construir y relanzar una nueva excepción de usuario más fácil de manejar por el resto de la aplicación.</w:t>
+        <w:t xml:space="preserve"> las excepciones PDO en excepciones más significativas para tu aplicación. La excepción de PDO puede usarse para construir y relanzar una nueva excepción de usuario más fácil de manejar por el resto de la aplicación.</w:t>
       </w:r>
     </w:p>
     <w:p>
@@ -26802,15 +26199,7 @@
         <w:jc w:val="both"/>
       </w:pPr>
       <w:r>
-        <w:t xml:space="preserve">Si puedes tomar alguna medida correctora que resuelva el problema sin terminar el script. Puede ser que tengas que estudiar los datos internos de la excepción para tratar solo algún ejemplar de la excepción y/o volver a relanzarla si se trata de otro tipo. Por ejemplo, si se produce una excepción cuando se hace una inserción en la </w:t>
-      </w:r>
-      <w:proofErr w:type="spellStart"/>
-      <w:r>
-        <w:t>BBDD</w:t>
-      </w:r>
-      <w:proofErr w:type="spellEnd"/>
-      <w:r>
-        <w:t xml:space="preserve"> puede que necesite saber el código de error de MySQL para saber si puedo solucionar el problema o no. Por ejemplo:</w:t>
+        <w:t>Si puedes tomar alguna medida correctora que resuelva el problema sin terminar el script. Puede ser que tengas que estudiar los datos internos de la excepción para tratar solo algún ejemplar de la excepción y/o volver a relanzarla si se trata de otro tipo. Por ejemplo, si se produce una excepción cuando se hace una inserción en la BBDD puede que necesite saber el código de error de MySQL para saber si puedo solucionar el problema o no. Por ejemplo:</w:t>
       </w:r>
     </w:p>
     <w:p>
@@ -26825,129 +26214,6 @@
       <w:r>
         <w:t>FIN</w:t>
       </w:r>
-    </w:p>
-    <w:p>
-      <w:pPr>
-        <w:jc w:val="both"/>
-      </w:pPr>
-    </w:p>
-    <w:p>
-      <w:pPr>
-        <w:jc w:val="both"/>
-      </w:pPr>
-    </w:p>
-    <w:p>
-      <w:pPr>
-        <w:jc w:val="both"/>
-      </w:pPr>
-    </w:p>
-    <w:p>
-      <w:pPr>
-        <w:jc w:val="both"/>
-      </w:pPr>
-    </w:p>
-    <w:p>
-      <w:pPr>
-        <w:jc w:val="both"/>
-      </w:pPr>
-    </w:p>
-    <w:p>
-      <w:pPr>
-        <w:jc w:val="both"/>
-      </w:pPr>
-    </w:p>
-    <w:p>
-      <w:pPr>
-        <w:jc w:val="both"/>
-      </w:pPr>
-    </w:p>
-    <w:p>
-      <w:pPr>
-        <w:jc w:val="both"/>
-      </w:pPr>
-    </w:p>
-    <w:p>
-      <w:pPr>
-        <w:jc w:val="both"/>
-      </w:pPr>
-    </w:p>
-    <w:p>
-      <w:pPr>
-        <w:jc w:val="both"/>
-      </w:pPr>
-    </w:p>
-    <w:p>
-      <w:pPr>
-        <w:spacing w:before="0"/>
-        <w:jc w:val="both"/>
-      </w:pPr>
-    </w:p>
-    <w:p>
-      <w:pPr>
-        <w:spacing w:before="0"/>
-        <w:jc w:val="both"/>
-      </w:pPr>
-    </w:p>
-    <w:p>
-      <w:pPr>
-        <w:spacing w:before="0"/>
-        <w:jc w:val="both"/>
-      </w:pPr>
-    </w:p>
-    <w:p>
-      <w:pPr>
-        <w:spacing w:before="0"/>
-        <w:jc w:val="both"/>
-      </w:pPr>
-    </w:p>
-    <w:p>
-      <w:pPr>
-        <w:spacing w:before="0"/>
-        <w:jc w:val="both"/>
-      </w:pPr>
-    </w:p>
-    <w:p>
-      <w:pPr>
-        <w:spacing w:before="0"/>
-        <w:jc w:val="both"/>
-      </w:pPr>
-    </w:p>
-    <w:p>
-      <w:pPr>
-        <w:spacing w:before="0"/>
-        <w:jc w:val="both"/>
-      </w:pPr>
-    </w:p>
-    <w:p>
-      <w:pPr>
-        <w:spacing w:before="0"/>
-        <w:jc w:val="both"/>
-      </w:pPr>
-    </w:p>
-    <w:p>
-      <w:pPr>
-        <w:jc w:val="both"/>
-      </w:pPr>
-    </w:p>
-    <w:p>
-      <w:pPr>
-        <w:jc w:val="both"/>
-      </w:pPr>
-    </w:p>
-    <w:p>
-      <w:pPr>
-        <w:jc w:val="both"/>
-      </w:pPr>
-    </w:p>
-    <w:p>
-      <w:pPr>
-        <w:jc w:val="both"/>
-      </w:pPr>
-    </w:p>
-    <w:p>
-      <w:pPr>
-        <w:jc w:val="both"/>
-      </w:pPr>
     </w:p>
     <w:sectPr>
       <w:footerReference w:type="default" r:id="rId25"/>
@@ -26983,7 +26249,7 @@
 <w:ftr xmlns:wpc="http://schemas.microsoft.com/office/word/2010/wordprocessingCanvas" xmlns:cx="http://schemas.microsoft.com/office/drawing/2014/chartex" xmlns:cx1="http://schemas.microsoft.com/office/drawing/2015/9/8/chartex" xmlns:cx2="http://schemas.microsoft.com/office/drawing/2015/10/21/chartex" xmlns:cx3="http://schemas.microsoft.com/office/drawing/2016/5/9/chartex" xmlns:cx4="http://schemas.microsoft.com/office/drawing/2016/5/10/chartex" xmlns:cx5="http://schemas.microsoft.com/office/drawing/2016/5/11/chartex" xmlns:cx6="http://schemas.microsoft.com/office/drawing/2016/5/12/chartex" xmlns:cx7="http://schemas.microsoft.com/office/drawing/2016/5/13/chartex" xmlns:cx8="http://schemas.microsoft.com/office/drawing/2016/5/14/chartex" xmlns:mc="http://schemas.openxmlformats.org/markup-compatibility/2006" xmlns:aink="http://schemas.microsoft.com/office/drawing/2016/ink" xmlns:am3d="http://schemas.microsoft.com/office/drawing/2017/model3d" xmlns:o="urn:schemas-microsoft-com:office:office" xmlns:oel="http://schemas.microsoft.com/office/2019/extlst" xmlns:r="http://schemas.openxmlformats.org/officeDocument/2006/relationships" xmlns:m="http://schemas.openxmlformats.org/officeDocument/2006/math" xmlns:v="urn:schemas-microsoft-com:vml" xmlns:wp14="http://schemas.microsoft.com/office/word/2010/wordprocessingDrawing" xmlns:wp="http://schemas.openxmlformats.org/drawingml/2006/wordprocessingDrawing" xmlns:w10="urn:schemas-microsoft-com:office:word" xmlns:w="http://schemas.openxmlformats.org/wordprocessingml/2006/main" xmlns:w14="http://schemas.microsoft.com/office/word/2010/wordml" xmlns:w15="http://schemas.microsoft.com/office/word/2012/wordml" xmlns:w16cex="http://schemas.microsoft.com/office/word/2018/wordml/cex" xmlns:w16cid="http://schemas.microsoft.com/office/word/2016/wordml/cid" xmlns:w16="http://schemas.microsoft.com/office/word/2018/wordml" xmlns:w16du="http://schemas.microsoft.com/office/word/2023/wordml/word16du" xmlns:w16sdtdh="http://schemas.microsoft.com/office/word/2020/wordml/sdtdatahash" xmlns:w16sdtfl="http://schemas.microsoft.com/office/word/2024/wordml/sdtformatlock" xmlns:w16se="http://schemas.microsoft.com/office/word/2015/wordml/symex" xmlns:wpg="http://schemas.microsoft.com/office/word/2010/wordprocessingGroup" xmlns:wpi="http://schemas.microsoft.com/office/word/2010/wordprocessingInk" xmlns:wne="http://schemas.microsoft.com/office/word/2006/wordml" xmlns:wps="http://schemas.microsoft.com/office/word/2010/wordprocessingShape" mc:Ignorable="w14 w15 w16se w16cid w16 w16cex w16sdtdh w16sdtfl w16du wp14">
   <w:p>
     <w:pPr>
-      <w:pStyle w:val="Piedepgina"/>
+      <w:pStyle w:val="Footer"/>
       <w:jc w:val="right"/>
     </w:pPr>
     <w:r>
@@ -27037,7 +26303,7 @@
   </w:p>
   <w:p>
     <w:pPr>
-      <w:pStyle w:val="Piedepgina"/>
+      <w:pStyle w:val="Footer"/>
     </w:pPr>
   </w:p>
 </w:ftr>
@@ -37609,11 +36875,11 @@
     <w:name w:val="Normal"/>
     <w:qFormat/>
   </w:style>
-  <w:style w:type="paragraph" w:styleId="Ttulo1">
+  <w:style w:type="paragraph" w:styleId="Heading1">
     <w:name w:val="heading 1"/>
     <w:basedOn w:val="Normal"/>
     <w:next w:val="Normal"/>
-    <w:link w:val="Ttulo1Car"/>
+    <w:link w:val="Heading1Char1"/>
     <w:uiPriority w:val="9"/>
     <w:qFormat/>
     <w:pPr>
@@ -37628,11 +36894,11 @@
       <w:szCs w:val="32"/>
     </w:rPr>
   </w:style>
-  <w:style w:type="paragraph" w:styleId="Ttulo2">
+  <w:style w:type="paragraph" w:styleId="Heading2">
     <w:name w:val="heading 2"/>
     <w:basedOn w:val="Normal"/>
     <w:next w:val="Normal"/>
-    <w:link w:val="Ttulo2Car"/>
+    <w:link w:val="Heading2Char1"/>
     <w:uiPriority w:val="9"/>
     <w:unhideWhenUsed/>
     <w:qFormat/>
@@ -37649,11 +36915,11 @@
       <w:szCs w:val="26"/>
     </w:rPr>
   </w:style>
-  <w:style w:type="paragraph" w:styleId="Ttulo3">
+  <w:style w:type="paragraph" w:styleId="Heading3">
     <w:name w:val="heading 3"/>
     <w:basedOn w:val="Normal"/>
     <w:next w:val="Normal"/>
-    <w:link w:val="Ttulo3Car"/>
+    <w:link w:val="Heading3Char"/>
     <w:uiPriority w:val="9"/>
     <w:unhideWhenUsed/>
     <w:qFormat/>
@@ -37670,11 +36936,11 @@
       <w:szCs w:val="28"/>
     </w:rPr>
   </w:style>
-  <w:style w:type="paragraph" w:styleId="Ttulo4">
+  <w:style w:type="paragraph" w:styleId="Heading4">
     <w:name w:val="heading 4"/>
     <w:basedOn w:val="Normal"/>
     <w:next w:val="Normal"/>
-    <w:link w:val="Ttulo4Car"/>
+    <w:link w:val="Heading4Char"/>
     <w:uiPriority w:val="9"/>
     <w:unhideWhenUsed/>
     <w:qFormat/>
@@ -37691,11 +36957,11 @@
       <w:color w:val="2F5496" w:themeColor="accent1" w:themeShade="BF"/>
     </w:rPr>
   </w:style>
-  <w:style w:type="paragraph" w:styleId="Ttulo5">
+  <w:style w:type="paragraph" w:styleId="Heading5">
     <w:name w:val="heading 5"/>
     <w:basedOn w:val="Normal"/>
     <w:next w:val="Normal"/>
-    <w:link w:val="Ttulo5Car"/>
+    <w:link w:val="Heading5Char"/>
     <w:uiPriority w:val="9"/>
     <w:unhideWhenUsed/>
     <w:qFormat/>
@@ -37710,11 +36976,11 @@
       <w:color w:val="2F5496" w:themeColor="accent1" w:themeShade="BF"/>
     </w:rPr>
   </w:style>
-  <w:style w:type="paragraph" w:styleId="Ttulo6">
+  <w:style w:type="paragraph" w:styleId="Heading6">
     <w:name w:val="heading 6"/>
     <w:basedOn w:val="Normal"/>
     <w:next w:val="Normal"/>
-    <w:link w:val="Ttulo6Car"/>
+    <w:link w:val="Heading6Char"/>
     <w:uiPriority w:val="9"/>
     <w:unhideWhenUsed/>
     <w:qFormat/>
@@ -37731,11 +36997,11 @@
       <w:color w:val="595959" w:themeColor="text1" w:themeTint="A6"/>
     </w:rPr>
   </w:style>
-  <w:style w:type="paragraph" w:styleId="Ttulo7">
+  <w:style w:type="paragraph" w:styleId="Heading7">
     <w:name w:val="heading 7"/>
     <w:basedOn w:val="Normal"/>
     <w:next w:val="Normal"/>
-    <w:link w:val="Ttulo7Car"/>
+    <w:link w:val="Heading7Char"/>
     <w:uiPriority w:val="9"/>
     <w:unhideWhenUsed/>
     <w:qFormat/>
@@ -37750,11 +37016,11 @@
       <w:color w:val="595959" w:themeColor="text1" w:themeTint="A6"/>
     </w:rPr>
   </w:style>
-  <w:style w:type="paragraph" w:styleId="Ttulo8">
+  <w:style w:type="paragraph" w:styleId="Heading8">
     <w:name w:val="heading 8"/>
     <w:basedOn w:val="Normal"/>
     <w:next w:val="Normal"/>
-    <w:link w:val="Ttulo8Car"/>
+    <w:link w:val="Heading8Char"/>
     <w:uiPriority w:val="9"/>
     <w:unhideWhenUsed/>
     <w:qFormat/>
@@ -37770,11 +37036,11 @@
       <w:color w:val="272727" w:themeColor="text1" w:themeTint="D8"/>
     </w:rPr>
   </w:style>
-  <w:style w:type="paragraph" w:styleId="Ttulo9">
+  <w:style w:type="paragraph" w:styleId="Heading9">
     <w:name w:val="heading 9"/>
     <w:basedOn w:val="Normal"/>
     <w:next w:val="Normal"/>
-    <w:link w:val="Ttulo9Car"/>
+    <w:link w:val="Heading9Char"/>
     <w:uiPriority w:val="9"/>
     <w:unhideWhenUsed/>
     <w:qFormat/>
@@ -37790,12 +37056,13 @@
       <w:color w:val="272727" w:themeColor="text1" w:themeTint="D8"/>
     </w:rPr>
   </w:style>
-  <w:style w:type="character" w:default="1" w:styleId="Fuentedeprrafopredeter">
+  <w:style w:type="character" w:default="1" w:styleId="DefaultParagraphFont">
     <w:name w:val="Default Paragraph Font"/>
     <w:uiPriority w:val="1"/>
+    <w:semiHidden/>
     <w:unhideWhenUsed/>
   </w:style>
-  <w:style w:type="table" w:default="1" w:styleId="Tablanormal">
+  <w:style w:type="table" w:default="1" w:styleId="TableNormal">
     <w:name w:val="Normal Table"/>
     <w:uiPriority w:val="99"/>
     <w:semiHidden/>
@@ -37810,15 +37077,15 @@
       </w:tblCellMar>
     </w:tblPr>
   </w:style>
-  <w:style w:type="numbering" w:default="1" w:styleId="Sinlista">
+  <w:style w:type="numbering" w:default="1" w:styleId="NoList">
     <w:name w:val="No List"/>
     <w:uiPriority w:val="99"/>
     <w:semiHidden/>
     <w:unhideWhenUsed/>
   </w:style>
-  <w:style w:type="table" w:styleId="Tablaconcuadrcula">
+  <w:style w:type="table" w:styleId="TableGrid">
     <w:name w:val="Table Grid"/>
-    <w:basedOn w:val="Tablanormal"/>
+    <w:basedOn w:val="TableNormal"/>
     <w:uiPriority w:val="59"/>
     <w:tblPr>
       <w:tblBorders>
@@ -37831,9 +37098,9 @@
       </w:tblBorders>
     </w:tblPr>
   </w:style>
-  <w:style w:type="table" w:customStyle="1" w:styleId="TableGridLight">
-    <w:name w:val="Table Grid Light"/>
-    <w:basedOn w:val="Tablanormal"/>
+  <w:style w:type="table" w:customStyle="1" w:styleId="TableGridLight1">
+    <w:name w:val="Table Grid Light1"/>
+    <w:basedOn w:val="TableNormal"/>
     <w:uiPriority w:val="59"/>
     <w:tblPr>
       <w:tblBorders>
@@ -37846,9 +37113,9 @@
       </w:tblBorders>
     </w:tblPr>
   </w:style>
-  <w:style w:type="table" w:styleId="Tablanormal1">
+  <w:style w:type="table" w:styleId="PlainTable1">
     <w:name w:val="Plain Table 1"/>
-    <w:basedOn w:val="Tablanormal"/>
+    <w:basedOn w:val="TableNormal"/>
     <w:uiPriority w:val="59"/>
     <w:tblPr>
       <w:tblBorders>
@@ -37905,9 +37172,9 @@
       </w:tcPr>
     </w:tblStylePr>
   </w:style>
-  <w:style w:type="table" w:styleId="Tablanormal2">
+  <w:style w:type="table" w:styleId="PlainTable2">
     <w:name w:val="Plain Table 2"/>
-    <w:basedOn w:val="Tablanormal"/>
+    <w:basedOn w:val="TableNormal"/>
     <w:uiPriority w:val="59"/>
     <w:tblPr>
       <w:tblBorders>
@@ -37984,9 +37251,9 @@
       </w:tcPr>
     </w:tblStylePr>
   </w:style>
-  <w:style w:type="table" w:styleId="Tablanormal3">
+  <w:style w:type="table" w:styleId="PlainTable3">
     <w:name w:val="Plain Table 3"/>
-    <w:basedOn w:val="Tablanormal"/>
+    <w:basedOn w:val="TableNormal"/>
     <w:uiPriority w:val="99"/>
     <w:tblPr>
       <w:tblStyleRowBandSize w:val="1"/>
@@ -38061,9 +37328,9 @@
       </w:tcPr>
     </w:tblStylePr>
   </w:style>
-  <w:style w:type="table" w:styleId="Tablanormal4">
+  <w:style w:type="table" w:styleId="PlainTable4">
     <w:name w:val="Plain Table 4"/>
-    <w:basedOn w:val="Tablanormal"/>
+    <w:basedOn w:val="TableNormal"/>
     <w:uiPriority w:val="99"/>
     <w:tblPr>
       <w:tblStyleRowBandSize w:val="1"/>
@@ -38116,9 +37383,9 @@
       </w:tcPr>
     </w:tblStylePr>
   </w:style>
-  <w:style w:type="table" w:styleId="Tablanormal5">
+  <w:style w:type="table" w:styleId="PlainTable5">
     <w:name w:val="Plain Table 5"/>
-    <w:basedOn w:val="Tablanormal"/>
+    <w:basedOn w:val="TableNormal"/>
     <w:uiPriority w:val="99"/>
     <w:tblPr>
       <w:tblStyleRowBandSize w:val="1"/>
@@ -38206,9 +37473,9 @@
       </w:tcPr>
     </w:tblStylePr>
   </w:style>
-  <w:style w:type="table" w:styleId="Tablaconcuadrcula1clara">
+  <w:style w:type="table" w:styleId="GridTable1Light">
     <w:name w:val="Grid Table 1 Light"/>
-    <w:basedOn w:val="Tablanormal"/>
+    <w:basedOn w:val="TableNormal"/>
     <w:uiPriority w:val="99"/>
     <w:tblPr>
       <w:tblStyleRowBandSize w:val="1"/>
@@ -38269,9 +37536,9 @@
       </w:tcPr>
     </w:tblStylePr>
   </w:style>
-  <w:style w:type="table" w:customStyle="1" w:styleId="GridTable1Light-Accent1">
-    <w:name w:val="Grid Table 1 Light - Accent 1"/>
-    <w:basedOn w:val="Tablanormal"/>
+  <w:style w:type="table" w:customStyle="1" w:styleId="GridTable1Light-Accent11">
+    <w:name w:val="Grid Table 1 Light - Accent 11"/>
+    <w:basedOn w:val="TableNormal"/>
     <w:uiPriority w:val="99"/>
     <w:tblPr>
       <w:tblStyleRowBandSize w:val="1"/>
@@ -38332,9 +37599,9 @@
       </w:tcPr>
     </w:tblStylePr>
   </w:style>
-  <w:style w:type="table" w:customStyle="1" w:styleId="GridTable1Light-Accent2">
-    <w:name w:val="Grid Table 1 Light - Accent 2"/>
-    <w:basedOn w:val="Tablanormal"/>
+  <w:style w:type="table" w:customStyle="1" w:styleId="GridTable1Light-Accent21">
+    <w:name w:val="Grid Table 1 Light - Accent 21"/>
+    <w:basedOn w:val="TableNormal"/>
     <w:uiPriority w:val="99"/>
     <w:tblPr>
       <w:tblStyleRowBandSize w:val="1"/>
@@ -38395,9 +37662,9 @@
       </w:tcPr>
     </w:tblStylePr>
   </w:style>
-  <w:style w:type="table" w:customStyle="1" w:styleId="GridTable1Light-Accent3">
-    <w:name w:val="Grid Table 1 Light - Accent 3"/>
-    <w:basedOn w:val="Tablanormal"/>
+  <w:style w:type="table" w:customStyle="1" w:styleId="GridTable1Light-Accent31">
+    <w:name w:val="Grid Table 1 Light - Accent 31"/>
+    <w:basedOn w:val="TableNormal"/>
     <w:uiPriority w:val="99"/>
     <w:tblPr>
       <w:tblStyleRowBandSize w:val="1"/>
@@ -38458,9 +37725,9 @@
       </w:tcPr>
     </w:tblStylePr>
   </w:style>
-  <w:style w:type="table" w:customStyle="1" w:styleId="GridTable1Light-Accent4">
-    <w:name w:val="Grid Table 1 Light - Accent 4"/>
-    <w:basedOn w:val="Tablanormal"/>
+  <w:style w:type="table" w:customStyle="1" w:styleId="GridTable1Light-Accent41">
+    <w:name w:val="Grid Table 1 Light - Accent 41"/>
+    <w:basedOn w:val="TableNormal"/>
     <w:uiPriority w:val="99"/>
     <w:tblPr>
       <w:tblStyleRowBandSize w:val="1"/>
@@ -38521,9 +37788,9 @@
       </w:tcPr>
     </w:tblStylePr>
   </w:style>
-  <w:style w:type="table" w:customStyle="1" w:styleId="GridTable1Light-Accent5">
-    <w:name w:val="Grid Table 1 Light - Accent 5"/>
-    <w:basedOn w:val="Tablanormal"/>
+  <w:style w:type="table" w:customStyle="1" w:styleId="GridTable1Light-Accent51">
+    <w:name w:val="Grid Table 1 Light - Accent 51"/>
+    <w:basedOn w:val="TableNormal"/>
     <w:uiPriority w:val="99"/>
     <w:tblPr>
       <w:tblStyleRowBandSize w:val="1"/>
@@ -38584,9 +37851,9 @@
       </w:tcPr>
     </w:tblStylePr>
   </w:style>
-  <w:style w:type="table" w:customStyle="1" w:styleId="GridTable1Light-Accent6">
-    <w:name w:val="Grid Table 1 Light - Accent 6"/>
-    <w:basedOn w:val="Tablanormal"/>
+  <w:style w:type="table" w:customStyle="1" w:styleId="GridTable1Light-Accent61">
+    <w:name w:val="Grid Table 1 Light - Accent 61"/>
+    <w:basedOn w:val="TableNormal"/>
     <w:uiPriority w:val="99"/>
     <w:tblPr>
       <w:tblStyleRowBandSize w:val="1"/>
@@ -38647,9 +37914,9 @@
       </w:tcPr>
     </w:tblStylePr>
   </w:style>
-  <w:style w:type="table" w:styleId="Tabladecuadrcula2">
+  <w:style w:type="table" w:styleId="GridTable2">
     <w:name w:val="Grid Table 2"/>
-    <w:basedOn w:val="Tablanormal"/>
+    <w:basedOn w:val="TableNormal"/>
     <w:uiPriority w:val="99"/>
     <w:tblPr>
       <w:tblStyleRowBandSize w:val="1"/>
@@ -38727,9 +37994,9 @@
       </w:tcPr>
     </w:tblStylePr>
   </w:style>
-  <w:style w:type="table" w:customStyle="1" w:styleId="GridTable2-Accent1">
-    <w:name w:val="Grid Table 2 - Accent 1"/>
-    <w:basedOn w:val="Tablanormal"/>
+  <w:style w:type="table" w:customStyle="1" w:styleId="GridTable2-Accent11">
+    <w:name w:val="Grid Table 2 - Accent 11"/>
+    <w:basedOn w:val="TableNormal"/>
     <w:uiPriority w:val="99"/>
     <w:tblPr>
       <w:tblStyleRowBandSize w:val="1"/>
@@ -38807,9 +38074,9 @@
       </w:tcPr>
     </w:tblStylePr>
   </w:style>
-  <w:style w:type="table" w:customStyle="1" w:styleId="GridTable2-Accent2">
-    <w:name w:val="Grid Table 2 - Accent 2"/>
-    <w:basedOn w:val="Tablanormal"/>
+  <w:style w:type="table" w:customStyle="1" w:styleId="GridTable2-Accent21">
+    <w:name w:val="Grid Table 2 - Accent 21"/>
+    <w:basedOn w:val="TableNormal"/>
     <w:uiPriority w:val="99"/>
     <w:tblPr>
       <w:tblStyleRowBandSize w:val="1"/>
@@ -38887,9 +38154,9 @@
       </w:tcPr>
     </w:tblStylePr>
   </w:style>
-  <w:style w:type="table" w:customStyle="1" w:styleId="GridTable2-Accent3">
-    <w:name w:val="Grid Table 2 - Accent 3"/>
-    <w:basedOn w:val="Tablanormal"/>
+  <w:style w:type="table" w:customStyle="1" w:styleId="GridTable2-Accent31">
+    <w:name w:val="Grid Table 2 - Accent 31"/>
+    <w:basedOn w:val="TableNormal"/>
     <w:uiPriority w:val="99"/>
     <w:tblPr>
       <w:tblStyleRowBandSize w:val="1"/>
@@ -38967,9 +38234,9 @@
       </w:tcPr>
     </w:tblStylePr>
   </w:style>
-  <w:style w:type="table" w:customStyle="1" w:styleId="GridTable2-Accent4">
-    <w:name w:val="Grid Table 2 - Accent 4"/>
-    <w:basedOn w:val="Tablanormal"/>
+  <w:style w:type="table" w:customStyle="1" w:styleId="GridTable2-Accent41">
+    <w:name w:val="Grid Table 2 - Accent 41"/>
+    <w:basedOn w:val="TableNormal"/>
     <w:uiPriority w:val="99"/>
     <w:tblPr>
       <w:tblStyleRowBandSize w:val="1"/>
@@ -39047,9 +38314,9 @@
       </w:tcPr>
     </w:tblStylePr>
   </w:style>
-  <w:style w:type="table" w:customStyle="1" w:styleId="GridTable2-Accent5">
-    <w:name w:val="Grid Table 2 - Accent 5"/>
-    <w:basedOn w:val="Tablanormal"/>
+  <w:style w:type="table" w:customStyle="1" w:styleId="GridTable2-Accent51">
+    <w:name w:val="Grid Table 2 - Accent 51"/>
+    <w:basedOn w:val="TableNormal"/>
     <w:uiPriority w:val="99"/>
     <w:tblPr>
       <w:tblStyleRowBandSize w:val="1"/>
@@ -39127,9 +38394,9 @@
       </w:tcPr>
     </w:tblStylePr>
   </w:style>
-  <w:style w:type="table" w:customStyle="1" w:styleId="GridTable2-Accent6">
-    <w:name w:val="Grid Table 2 - Accent 6"/>
-    <w:basedOn w:val="Tablanormal"/>
+  <w:style w:type="table" w:customStyle="1" w:styleId="GridTable2-Accent61">
+    <w:name w:val="Grid Table 2 - Accent 61"/>
+    <w:basedOn w:val="TableNormal"/>
     <w:uiPriority w:val="99"/>
     <w:tblPr>
       <w:tblStyleRowBandSize w:val="1"/>
@@ -39207,9 +38474,9 @@
       </w:tcPr>
     </w:tblStylePr>
   </w:style>
-  <w:style w:type="table" w:styleId="Tabladecuadrcula3">
+  <w:style w:type="table" w:styleId="GridTable3">
     <w:name w:val="Grid Table 3"/>
-    <w:basedOn w:val="Tablanormal"/>
+    <w:basedOn w:val="TableNormal"/>
     <w:uiPriority w:val="99"/>
     <w:tblPr>
       <w:tblStyleRowBandSize w:val="1"/>
@@ -39310,9 +38577,9 @@
       </w:tcPr>
     </w:tblStylePr>
   </w:style>
-  <w:style w:type="table" w:customStyle="1" w:styleId="GridTable3-Accent1">
-    <w:name w:val="Grid Table 3 - Accent 1"/>
-    <w:basedOn w:val="Tablanormal"/>
+  <w:style w:type="table" w:customStyle="1" w:styleId="GridTable3-Accent11">
+    <w:name w:val="Grid Table 3 - Accent 11"/>
+    <w:basedOn w:val="TableNormal"/>
     <w:uiPriority w:val="99"/>
     <w:tblPr>
       <w:tblStyleRowBandSize w:val="1"/>
@@ -39413,9 +38680,9 @@
       </w:tcPr>
     </w:tblStylePr>
   </w:style>
-  <w:style w:type="table" w:customStyle="1" w:styleId="GridTable3-Accent2">
-    <w:name w:val="Grid Table 3 - Accent 2"/>
-    <w:basedOn w:val="Tablanormal"/>
+  <w:style w:type="table" w:customStyle="1" w:styleId="GridTable3-Accent21">
+    <w:name w:val="Grid Table 3 - Accent 21"/>
+    <w:basedOn w:val="TableNormal"/>
     <w:uiPriority w:val="99"/>
     <w:tblPr>
       <w:tblStyleRowBandSize w:val="1"/>
@@ -39516,9 +38783,9 @@
       </w:tcPr>
     </w:tblStylePr>
   </w:style>
-  <w:style w:type="table" w:customStyle="1" w:styleId="GridTable3-Accent3">
-    <w:name w:val="Grid Table 3 - Accent 3"/>
-    <w:basedOn w:val="Tablanormal"/>
+  <w:style w:type="table" w:customStyle="1" w:styleId="GridTable3-Accent31">
+    <w:name w:val="Grid Table 3 - Accent 31"/>
+    <w:basedOn w:val="TableNormal"/>
     <w:uiPriority w:val="99"/>
     <w:tblPr>
       <w:tblStyleRowBandSize w:val="1"/>
@@ -39619,9 +38886,9 @@
       </w:tcPr>
     </w:tblStylePr>
   </w:style>
-  <w:style w:type="table" w:customStyle="1" w:styleId="GridTable3-Accent4">
-    <w:name w:val="Grid Table 3 - Accent 4"/>
-    <w:basedOn w:val="Tablanormal"/>
+  <w:style w:type="table" w:customStyle="1" w:styleId="GridTable3-Accent41">
+    <w:name w:val="Grid Table 3 - Accent 41"/>
+    <w:basedOn w:val="TableNormal"/>
     <w:uiPriority w:val="99"/>
     <w:tblPr>
       <w:tblStyleRowBandSize w:val="1"/>
@@ -39722,9 +38989,9 @@
       </w:tcPr>
     </w:tblStylePr>
   </w:style>
-  <w:style w:type="table" w:customStyle="1" w:styleId="GridTable3-Accent5">
-    <w:name w:val="Grid Table 3 - Accent 5"/>
-    <w:basedOn w:val="Tablanormal"/>
+  <w:style w:type="table" w:customStyle="1" w:styleId="GridTable3-Accent51">
+    <w:name w:val="Grid Table 3 - Accent 51"/>
+    <w:basedOn w:val="TableNormal"/>
     <w:uiPriority w:val="99"/>
     <w:tblPr>
       <w:tblStyleRowBandSize w:val="1"/>
@@ -39825,9 +39092,9 @@
       </w:tcPr>
     </w:tblStylePr>
   </w:style>
-  <w:style w:type="table" w:customStyle="1" w:styleId="GridTable3-Accent6">
-    <w:name w:val="Grid Table 3 - Accent 6"/>
-    <w:basedOn w:val="Tablanormal"/>
+  <w:style w:type="table" w:customStyle="1" w:styleId="GridTable3-Accent61">
+    <w:name w:val="Grid Table 3 - Accent 61"/>
+    <w:basedOn w:val="TableNormal"/>
     <w:uiPriority w:val="99"/>
     <w:tblPr>
       <w:tblStyleRowBandSize w:val="1"/>
@@ -39928,9 +39195,9 @@
       </w:tcPr>
     </w:tblStylePr>
   </w:style>
-  <w:style w:type="table" w:styleId="Tabladecuadrcula4">
+  <w:style w:type="table" w:styleId="GridTable4">
     <w:name w:val="Grid Table 4"/>
-    <w:basedOn w:val="Tablanormal"/>
+    <w:basedOn w:val="TableNormal"/>
     <w:uiPriority w:val="59"/>
     <w:tblPr>
       <w:tblStyleRowBandSize w:val="1"/>
@@ -40009,9 +39276,9 @@
       </w:tcPr>
     </w:tblStylePr>
   </w:style>
-  <w:style w:type="table" w:customStyle="1" w:styleId="GridTable4-Accent1">
-    <w:name w:val="Grid Table 4 - Accent 1"/>
-    <w:basedOn w:val="Tablanormal"/>
+  <w:style w:type="table" w:customStyle="1" w:styleId="GridTable4-Accent11">
+    <w:name w:val="Grid Table 4 - Accent 11"/>
+    <w:basedOn w:val="TableNormal"/>
     <w:uiPriority w:val="59"/>
     <w:tblPr>
       <w:tblStyleRowBandSize w:val="1"/>
@@ -40090,9 +39357,9 @@
       </w:tcPr>
     </w:tblStylePr>
   </w:style>
-  <w:style w:type="table" w:customStyle="1" w:styleId="GridTable4-Accent2">
-    <w:name w:val="Grid Table 4 - Accent 2"/>
-    <w:basedOn w:val="Tablanormal"/>
+  <w:style w:type="table" w:customStyle="1" w:styleId="GridTable4-Accent21">
+    <w:name w:val="Grid Table 4 - Accent 21"/>
+    <w:basedOn w:val="TableNormal"/>
     <w:uiPriority w:val="59"/>
     <w:tblPr>
       <w:tblStyleRowBandSize w:val="1"/>
@@ -40171,9 +39438,9 @@
       </w:tcPr>
     </w:tblStylePr>
   </w:style>
-  <w:style w:type="table" w:customStyle="1" w:styleId="GridTable4-Accent3">
-    <w:name w:val="Grid Table 4 - Accent 3"/>
-    <w:basedOn w:val="Tablanormal"/>
+  <w:style w:type="table" w:customStyle="1" w:styleId="GridTable4-Accent31">
+    <w:name w:val="Grid Table 4 - Accent 31"/>
+    <w:basedOn w:val="TableNormal"/>
     <w:uiPriority w:val="59"/>
     <w:tblPr>
       <w:tblStyleRowBandSize w:val="1"/>
@@ -40252,9 +39519,9 @@
       </w:tcPr>
     </w:tblStylePr>
   </w:style>
-  <w:style w:type="table" w:customStyle="1" w:styleId="GridTable4-Accent4">
-    <w:name w:val="Grid Table 4 - Accent 4"/>
-    <w:basedOn w:val="Tablanormal"/>
+  <w:style w:type="table" w:customStyle="1" w:styleId="GridTable4-Accent41">
+    <w:name w:val="Grid Table 4 - Accent 41"/>
+    <w:basedOn w:val="TableNormal"/>
     <w:uiPriority w:val="59"/>
     <w:tblPr>
       <w:tblStyleRowBandSize w:val="1"/>
@@ -40333,9 +39600,9 @@
       </w:tcPr>
     </w:tblStylePr>
   </w:style>
-  <w:style w:type="table" w:customStyle="1" w:styleId="GridTable4-Accent5">
-    <w:name w:val="Grid Table 4 - Accent 5"/>
-    <w:basedOn w:val="Tablanormal"/>
+  <w:style w:type="table" w:customStyle="1" w:styleId="GridTable4-Accent51">
+    <w:name w:val="Grid Table 4 - Accent 51"/>
+    <w:basedOn w:val="TableNormal"/>
     <w:uiPriority w:val="59"/>
     <w:tblPr>
       <w:tblStyleRowBandSize w:val="1"/>
@@ -40414,9 +39681,9 @@
       </w:tcPr>
     </w:tblStylePr>
   </w:style>
-  <w:style w:type="table" w:customStyle="1" w:styleId="GridTable4-Accent6">
-    <w:name w:val="Grid Table 4 - Accent 6"/>
-    <w:basedOn w:val="Tablanormal"/>
+  <w:style w:type="table" w:customStyle="1" w:styleId="GridTable4-Accent61">
+    <w:name w:val="Grid Table 4 - Accent 61"/>
+    <w:basedOn w:val="TableNormal"/>
     <w:uiPriority w:val="59"/>
     <w:tblPr>
       <w:tblStyleRowBandSize w:val="1"/>
@@ -40495,9 +39762,9 @@
       </w:tcPr>
     </w:tblStylePr>
   </w:style>
-  <w:style w:type="table" w:styleId="Tablaconcuadrcula5oscura">
+  <w:style w:type="table" w:styleId="GridTable5Dark">
     <w:name w:val="Grid Table 5 Dark"/>
-    <w:basedOn w:val="Tablanormal"/>
+    <w:basedOn w:val="TableNormal"/>
     <w:uiPriority w:val="99"/>
     <w:tblPr>
       <w:tblStyleRowBandSize w:val="1"/>
@@ -40578,7 +39845,7 @@
   </w:style>
   <w:style w:type="table" w:customStyle="1" w:styleId="GridTable5Dark-Accent1">
     <w:name w:val="Grid Table 5 Dark- Accent 1"/>
-    <w:basedOn w:val="Tablanormal"/>
+    <w:basedOn w:val="TableNormal"/>
     <w:uiPriority w:val="99"/>
     <w:tblPr>
       <w:tblStyleRowBandSize w:val="1"/>
@@ -40657,9 +39924,9 @@
       </w:tcPr>
     </w:tblStylePr>
   </w:style>
-  <w:style w:type="table" w:customStyle="1" w:styleId="GridTable5Dark-Accent2">
-    <w:name w:val="Grid Table 5 Dark - Accent 2"/>
-    <w:basedOn w:val="Tablanormal"/>
+  <w:style w:type="table" w:customStyle="1" w:styleId="GridTable5Dark-Accent21">
+    <w:name w:val="Grid Table 5 Dark - Accent 21"/>
+    <w:basedOn w:val="TableNormal"/>
     <w:uiPriority w:val="99"/>
     <w:tblPr>
       <w:tblStyleRowBandSize w:val="1"/>
@@ -40738,9 +40005,9 @@
       </w:tcPr>
     </w:tblStylePr>
   </w:style>
-  <w:style w:type="table" w:customStyle="1" w:styleId="GridTable5Dark-Accent3">
-    <w:name w:val="Grid Table 5 Dark - Accent 3"/>
-    <w:basedOn w:val="Tablanormal"/>
+  <w:style w:type="table" w:customStyle="1" w:styleId="GridTable5Dark-Accent31">
+    <w:name w:val="Grid Table 5 Dark - Accent 31"/>
+    <w:basedOn w:val="TableNormal"/>
     <w:uiPriority w:val="99"/>
     <w:tblPr>
       <w:tblStyleRowBandSize w:val="1"/>
@@ -40821,7 +40088,7 @@
   </w:style>
   <w:style w:type="table" w:customStyle="1" w:styleId="GridTable5Dark-Accent4">
     <w:name w:val="Grid Table 5 Dark- Accent 4"/>
-    <w:basedOn w:val="Tablanormal"/>
+    <w:basedOn w:val="TableNormal"/>
     <w:uiPriority w:val="99"/>
     <w:tblPr>
       <w:tblStyleRowBandSize w:val="1"/>
@@ -40900,9 +40167,9 @@
       </w:tcPr>
     </w:tblStylePr>
   </w:style>
-  <w:style w:type="table" w:customStyle="1" w:styleId="GridTable5Dark-Accent5">
-    <w:name w:val="Grid Table 5 Dark - Accent 5"/>
-    <w:basedOn w:val="Tablanormal"/>
+  <w:style w:type="table" w:customStyle="1" w:styleId="GridTable5Dark-Accent51">
+    <w:name w:val="Grid Table 5 Dark - Accent 51"/>
+    <w:basedOn w:val="TableNormal"/>
     <w:uiPriority w:val="99"/>
     <w:tblPr>
       <w:tblStyleRowBandSize w:val="1"/>
@@ -40981,9 +40248,9 @@
       </w:tcPr>
     </w:tblStylePr>
   </w:style>
-  <w:style w:type="table" w:customStyle="1" w:styleId="GridTable5Dark-Accent6">
-    <w:name w:val="Grid Table 5 Dark - Accent 6"/>
-    <w:basedOn w:val="Tablanormal"/>
+  <w:style w:type="table" w:customStyle="1" w:styleId="GridTable5Dark-Accent61">
+    <w:name w:val="Grid Table 5 Dark - Accent 61"/>
+    <w:basedOn w:val="TableNormal"/>
     <w:uiPriority w:val="99"/>
     <w:tblPr>
       <w:tblStyleRowBandSize w:val="1"/>
@@ -41062,9 +40329,9 @@
       </w:tcPr>
     </w:tblStylePr>
   </w:style>
-  <w:style w:type="table" w:styleId="Tablaconcuadrcula6concolores">
+  <w:style w:type="table" w:styleId="GridTable6Colorful">
     <w:name w:val="Grid Table 6 Colorful"/>
-    <w:basedOn w:val="Tablanormal"/>
+    <w:basedOn w:val="TableNormal"/>
     <w:uiPriority w:val="99"/>
     <w:tblPr>
       <w:tblStyleRowBandSize w:val="1"/>
@@ -41133,9 +40400,9 @@
       </w:rPr>
     </w:tblStylePr>
   </w:style>
-  <w:style w:type="table" w:customStyle="1" w:styleId="GridTable6Colorful-Accent1">
-    <w:name w:val="Grid Table 6 Colorful - Accent 1"/>
-    <w:basedOn w:val="Tablanormal"/>
+  <w:style w:type="table" w:customStyle="1" w:styleId="GridTable6Colorful-Accent11">
+    <w:name w:val="Grid Table 6 Colorful - Accent 11"/>
+    <w:basedOn w:val="TableNormal"/>
     <w:uiPriority w:val="99"/>
     <w:tblPr>
       <w:tblStyleRowBandSize w:val="1"/>
@@ -41204,9 +40471,9 @@
       </w:rPr>
     </w:tblStylePr>
   </w:style>
-  <w:style w:type="table" w:customStyle="1" w:styleId="GridTable6Colorful-Accent2">
-    <w:name w:val="Grid Table 6 Colorful - Accent 2"/>
-    <w:basedOn w:val="Tablanormal"/>
+  <w:style w:type="table" w:customStyle="1" w:styleId="GridTable6Colorful-Accent21">
+    <w:name w:val="Grid Table 6 Colorful - Accent 21"/>
+    <w:basedOn w:val="TableNormal"/>
     <w:uiPriority w:val="99"/>
     <w:tblPr>
       <w:tblStyleRowBandSize w:val="1"/>
@@ -41275,9 +40542,9 @@
       </w:rPr>
     </w:tblStylePr>
   </w:style>
-  <w:style w:type="table" w:customStyle="1" w:styleId="GridTable6Colorful-Accent3">
-    <w:name w:val="Grid Table 6 Colorful - Accent 3"/>
-    <w:basedOn w:val="Tablanormal"/>
+  <w:style w:type="table" w:customStyle="1" w:styleId="GridTable6Colorful-Accent31">
+    <w:name w:val="Grid Table 6 Colorful - Accent 31"/>
+    <w:basedOn w:val="TableNormal"/>
     <w:uiPriority w:val="99"/>
     <w:tblPr>
       <w:tblStyleRowBandSize w:val="1"/>
@@ -41346,9 +40613,9 @@
       </w:rPr>
     </w:tblStylePr>
   </w:style>
-  <w:style w:type="table" w:customStyle="1" w:styleId="GridTable6Colorful-Accent4">
-    <w:name w:val="Grid Table 6 Colorful - Accent 4"/>
-    <w:basedOn w:val="Tablanormal"/>
+  <w:style w:type="table" w:customStyle="1" w:styleId="GridTable6Colorful-Accent41">
+    <w:name w:val="Grid Table 6 Colorful - Accent 41"/>
+    <w:basedOn w:val="TableNormal"/>
     <w:uiPriority w:val="99"/>
     <w:tblPr>
       <w:tblStyleRowBandSize w:val="1"/>
@@ -41417,9 +40684,9 @@
       </w:rPr>
     </w:tblStylePr>
   </w:style>
-  <w:style w:type="table" w:customStyle="1" w:styleId="GridTable6Colorful-Accent5">
-    <w:name w:val="Grid Table 6 Colorful - Accent 5"/>
-    <w:basedOn w:val="Tablanormal"/>
+  <w:style w:type="table" w:customStyle="1" w:styleId="GridTable6Colorful-Accent51">
+    <w:name w:val="Grid Table 6 Colorful - Accent 51"/>
+    <w:basedOn w:val="TableNormal"/>
     <w:uiPriority w:val="99"/>
     <w:tblPr>
       <w:tblStyleRowBandSize w:val="1"/>
@@ -41488,9 +40755,9 @@
       </w:rPr>
     </w:tblStylePr>
   </w:style>
-  <w:style w:type="table" w:customStyle="1" w:styleId="GridTable6Colorful-Accent6">
-    <w:name w:val="Grid Table 6 Colorful - Accent 6"/>
-    <w:basedOn w:val="Tablanormal"/>
+  <w:style w:type="table" w:customStyle="1" w:styleId="GridTable6Colorful-Accent61">
+    <w:name w:val="Grid Table 6 Colorful - Accent 61"/>
+    <w:basedOn w:val="TableNormal"/>
     <w:uiPriority w:val="99"/>
     <w:tblPr>
       <w:tblStyleRowBandSize w:val="1"/>
@@ -41559,9 +40826,9 @@
       </w:rPr>
     </w:tblStylePr>
   </w:style>
-  <w:style w:type="table" w:styleId="Tablaconcuadrcula7concolores">
+  <w:style w:type="table" w:styleId="GridTable7Colorful">
     <w:name w:val="Grid Table 7 Colorful"/>
-    <w:basedOn w:val="Tablanormal"/>
+    <w:basedOn w:val="TableNormal"/>
     <w:uiPriority w:val="99"/>
     <w:tblPr>
       <w:tblStyleRowBandSize w:val="1"/>
@@ -41673,9 +40940,9 @@
       </w:rPr>
     </w:tblStylePr>
   </w:style>
-  <w:style w:type="table" w:customStyle="1" w:styleId="GridTable7Colorful-Accent1">
-    <w:name w:val="Grid Table 7 Colorful - Accent 1"/>
-    <w:basedOn w:val="Tablanormal"/>
+  <w:style w:type="table" w:customStyle="1" w:styleId="GridTable7Colorful-Accent11">
+    <w:name w:val="Grid Table 7 Colorful - Accent 11"/>
+    <w:basedOn w:val="TableNormal"/>
     <w:uiPriority w:val="99"/>
     <w:tblPr>
       <w:tblStyleRowBandSize w:val="1"/>
@@ -41787,9 +41054,9 @@
       </w:rPr>
     </w:tblStylePr>
   </w:style>
-  <w:style w:type="table" w:customStyle="1" w:styleId="GridTable7Colorful-Accent2">
-    <w:name w:val="Grid Table 7 Colorful - Accent 2"/>
-    <w:basedOn w:val="Tablanormal"/>
+  <w:style w:type="table" w:customStyle="1" w:styleId="GridTable7Colorful-Accent21">
+    <w:name w:val="Grid Table 7 Colorful - Accent 21"/>
+    <w:basedOn w:val="TableNormal"/>
     <w:uiPriority w:val="99"/>
     <w:tblPr>
       <w:tblStyleRowBandSize w:val="1"/>
@@ -41901,9 +41168,9 @@
       </w:rPr>
     </w:tblStylePr>
   </w:style>
-  <w:style w:type="table" w:customStyle="1" w:styleId="GridTable7Colorful-Accent3">
-    <w:name w:val="Grid Table 7 Colorful - Accent 3"/>
-    <w:basedOn w:val="Tablanormal"/>
+  <w:style w:type="table" w:customStyle="1" w:styleId="GridTable7Colorful-Accent31">
+    <w:name w:val="Grid Table 7 Colorful - Accent 31"/>
+    <w:basedOn w:val="TableNormal"/>
     <w:uiPriority w:val="99"/>
     <w:tblPr>
       <w:tblStyleRowBandSize w:val="1"/>
@@ -42015,9 +41282,9 @@
       </w:rPr>
     </w:tblStylePr>
   </w:style>
-  <w:style w:type="table" w:customStyle="1" w:styleId="GridTable7Colorful-Accent4">
-    <w:name w:val="Grid Table 7 Colorful - Accent 4"/>
-    <w:basedOn w:val="Tablanormal"/>
+  <w:style w:type="table" w:customStyle="1" w:styleId="GridTable7Colorful-Accent41">
+    <w:name w:val="Grid Table 7 Colorful - Accent 41"/>
+    <w:basedOn w:val="TableNormal"/>
     <w:uiPriority w:val="99"/>
     <w:tblPr>
       <w:tblStyleRowBandSize w:val="1"/>
@@ -42129,9 +41396,9 @@
       </w:rPr>
     </w:tblStylePr>
   </w:style>
-  <w:style w:type="table" w:customStyle="1" w:styleId="GridTable7Colorful-Accent5">
-    <w:name w:val="Grid Table 7 Colorful - Accent 5"/>
-    <w:basedOn w:val="Tablanormal"/>
+  <w:style w:type="table" w:customStyle="1" w:styleId="GridTable7Colorful-Accent51">
+    <w:name w:val="Grid Table 7 Colorful - Accent 51"/>
+    <w:basedOn w:val="TableNormal"/>
     <w:uiPriority w:val="99"/>
     <w:tblPr>
       <w:tblStyleRowBandSize w:val="1"/>
@@ -42243,9 +41510,9 @@
       </w:rPr>
     </w:tblStylePr>
   </w:style>
-  <w:style w:type="table" w:customStyle="1" w:styleId="GridTable7Colorful-Accent6">
-    <w:name w:val="Grid Table 7 Colorful - Accent 6"/>
-    <w:basedOn w:val="Tablanormal"/>
+  <w:style w:type="table" w:customStyle="1" w:styleId="GridTable7Colorful-Accent61">
+    <w:name w:val="Grid Table 7 Colorful - Accent 61"/>
+    <w:basedOn w:val="TableNormal"/>
     <w:uiPriority w:val="99"/>
     <w:tblPr>
       <w:tblStyleRowBandSize w:val="1"/>
@@ -42357,9 +41624,9 @@
       </w:rPr>
     </w:tblStylePr>
   </w:style>
-  <w:style w:type="table" w:styleId="Tabladelista1clara">
+  <w:style w:type="table" w:styleId="ListTable1Light">
     <w:name w:val="List Table 1 Light"/>
-    <w:basedOn w:val="Tablanormal"/>
+    <w:basedOn w:val="TableNormal"/>
     <w:uiPriority w:val="99"/>
     <w:tblPr>
       <w:tblStyleRowBandSize w:val="1"/>
@@ -42420,9 +41687,9 @@
       </w:tcPr>
     </w:tblStylePr>
   </w:style>
-  <w:style w:type="table" w:customStyle="1" w:styleId="ListTable1Light-Accent1">
-    <w:name w:val="List Table 1 Light - Accent 1"/>
-    <w:basedOn w:val="Tablanormal"/>
+  <w:style w:type="table" w:customStyle="1" w:styleId="ListTable1Light-Accent11">
+    <w:name w:val="List Table 1 Light - Accent 11"/>
+    <w:basedOn w:val="TableNormal"/>
     <w:uiPriority w:val="99"/>
     <w:tblPr>
       <w:tblStyleRowBandSize w:val="1"/>
@@ -42483,9 +41750,9 @@
       </w:tcPr>
     </w:tblStylePr>
   </w:style>
-  <w:style w:type="table" w:customStyle="1" w:styleId="ListTable1Light-Accent2">
-    <w:name w:val="List Table 1 Light - Accent 2"/>
-    <w:basedOn w:val="Tablanormal"/>
+  <w:style w:type="table" w:customStyle="1" w:styleId="ListTable1Light-Accent21">
+    <w:name w:val="List Table 1 Light - Accent 21"/>
+    <w:basedOn w:val="TableNormal"/>
     <w:uiPriority w:val="99"/>
     <w:tblPr>
       <w:tblStyleRowBandSize w:val="1"/>
@@ -42546,9 +41813,9 @@
       </w:tcPr>
     </w:tblStylePr>
   </w:style>
-  <w:style w:type="table" w:customStyle="1" w:styleId="ListTable1Light-Accent3">
-    <w:name w:val="List Table 1 Light - Accent 3"/>
-    <w:basedOn w:val="Tablanormal"/>
+  <w:style w:type="table" w:customStyle="1" w:styleId="ListTable1Light-Accent31">
+    <w:name w:val="List Table 1 Light - Accent 31"/>
+    <w:basedOn w:val="TableNormal"/>
     <w:uiPriority w:val="99"/>
     <w:tblPr>
       <w:tblStyleRowBandSize w:val="1"/>
@@ -42609,9 +41876,9 @@
       </w:tcPr>
     </w:tblStylePr>
   </w:style>
-  <w:style w:type="table" w:customStyle="1" w:styleId="ListTable1Light-Accent4">
-    <w:name w:val="List Table 1 Light - Accent 4"/>
-    <w:basedOn w:val="Tablanormal"/>
+  <w:style w:type="table" w:customStyle="1" w:styleId="ListTable1Light-Accent41">
+    <w:name w:val="List Table 1 Light - Accent 41"/>
+    <w:basedOn w:val="TableNormal"/>
     <w:uiPriority w:val="99"/>
     <w:tblPr>
       <w:tblStyleRowBandSize w:val="1"/>
@@ -42672,9 +41939,9 @@
       </w:tcPr>
     </w:tblStylePr>
   </w:style>
-  <w:style w:type="table" w:customStyle="1" w:styleId="ListTable1Light-Accent5">
-    <w:name w:val="List Table 1 Light - Accent 5"/>
-    <w:basedOn w:val="Tablanormal"/>
+  <w:style w:type="table" w:customStyle="1" w:styleId="ListTable1Light-Accent51">
+    <w:name w:val="List Table 1 Light - Accent 51"/>
+    <w:basedOn w:val="TableNormal"/>
     <w:uiPriority w:val="99"/>
     <w:tblPr>
       <w:tblStyleRowBandSize w:val="1"/>
@@ -42735,9 +42002,9 @@
       </w:tcPr>
     </w:tblStylePr>
   </w:style>
-  <w:style w:type="table" w:customStyle="1" w:styleId="ListTable1Light-Accent6">
-    <w:name w:val="List Table 1 Light - Accent 6"/>
-    <w:basedOn w:val="Tablanormal"/>
+  <w:style w:type="table" w:customStyle="1" w:styleId="ListTable1Light-Accent61">
+    <w:name w:val="List Table 1 Light - Accent 61"/>
+    <w:basedOn w:val="TableNormal"/>
     <w:uiPriority w:val="99"/>
     <w:tblPr>
       <w:tblStyleRowBandSize w:val="1"/>
@@ -42798,9 +42065,9 @@
       </w:tcPr>
     </w:tblStylePr>
   </w:style>
-  <w:style w:type="table" w:styleId="Tabladelista2">
+  <w:style w:type="table" w:styleId="ListTable2">
     <w:name w:val="List Table 2"/>
-    <w:basedOn w:val="Tablanormal"/>
+    <w:basedOn w:val="TableNormal"/>
     <w:uiPriority w:val="99"/>
     <w:tblPr>
       <w:tblStyleRowBandSize w:val="1"/>
@@ -42884,9 +42151,9 @@
       </w:tcPr>
     </w:tblStylePr>
   </w:style>
-  <w:style w:type="table" w:customStyle="1" w:styleId="ListTable2-Accent1">
-    <w:name w:val="List Table 2 - Accent 1"/>
-    <w:basedOn w:val="Tablanormal"/>
+  <w:style w:type="table" w:customStyle="1" w:styleId="ListTable2-Accent11">
+    <w:name w:val="List Table 2 - Accent 11"/>
+    <w:basedOn w:val="TableNormal"/>
     <w:uiPriority w:val="99"/>
     <w:tblPr>
       <w:tblStyleRowBandSize w:val="1"/>
@@ -42970,9 +42237,9 @@
       </w:tcPr>
     </w:tblStylePr>
   </w:style>
-  <w:style w:type="table" w:customStyle="1" w:styleId="ListTable2-Accent2">
-    <w:name w:val="List Table 2 - Accent 2"/>
-    <w:basedOn w:val="Tablanormal"/>
+  <w:style w:type="table" w:customStyle="1" w:styleId="ListTable2-Accent21">
+    <w:name w:val="List Table 2 - Accent 21"/>
+    <w:basedOn w:val="TableNormal"/>
     <w:uiPriority w:val="99"/>
     <w:tblPr>
       <w:tblStyleRowBandSize w:val="1"/>
@@ -43056,9 +42323,9 @@
       </w:tcPr>
     </w:tblStylePr>
   </w:style>
-  <w:style w:type="table" w:customStyle="1" w:styleId="ListTable2-Accent3">
-    <w:name w:val="List Table 2 - Accent 3"/>
-    <w:basedOn w:val="Tablanormal"/>
+  <w:style w:type="table" w:customStyle="1" w:styleId="ListTable2-Accent31">
+    <w:name w:val="List Table 2 - Accent 31"/>
+    <w:basedOn w:val="TableNormal"/>
     <w:uiPriority w:val="99"/>
     <w:tblPr>
       <w:tblStyleRowBandSize w:val="1"/>
@@ -43142,9 +42409,9 @@
       </w:tcPr>
     </w:tblStylePr>
   </w:style>
-  <w:style w:type="table" w:customStyle="1" w:styleId="ListTable2-Accent4">
-    <w:name w:val="List Table 2 - Accent 4"/>
-    <w:basedOn w:val="Tablanormal"/>
+  <w:style w:type="table" w:customStyle="1" w:styleId="ListTable2-Accent41">
+    <w:name w:val="List Table 2 - Accent 41"/>
+    <w:basedOn w:val="TableNormal"/>
     <w:uiPriority w:val="99"/>
     <w:tblPr>
       <w:tblStyleRowBandSize w:val="1"/>
@@ -43228,9 +42495,9 @@
       </w:tcPr>
     </w:tblStylePr>
   </w:style>
-  <w:style w:type="table" w:customStyle="1" w:styleId="ListTable2-Accent5">
-    <w:name w:val="List Table 2 - Accent 5"/>
-    <w:basedOn w:val="Tablanormal"/>
+  <w:style w:type="table" w:customStyle="1" w:styleId="ListTable2-Accent51">
+    <w:name w:val="List Table 2 - Accent 51"/>
+    <w:basedOn w:val="TableNormal"/>
     <w:uiPriority w:val="99"/>
     <w:tblPr>
       <w:tblStyleRowBandSize w:val="1"/>
@@ -43314,9 +42581,9 @@
       </w:tcPr>
     </w:tblStylePr>
   </w:style>
-  <w:style w:type="table" w:customStyle="1" w:styleId="ListTable2-Accent6">
-    <w:name w:val="List Table 2 - Accent 6"/>
-    <w:basedOn w:val="Tablanormal"/>
+  <w:style w:type="table" w:customStyle="1" w:styleId="ListTable2-Accent61">
+    <w:name w:val="List Table 2 - Accent 61"/>
+    <w:basedOn w:val="TableNormal"/>
     <w:uiPriority w:val="99"/>
     <w:tblPr>
       <w:tblStyleRowBandSize w:val="1"/>
@@ -43400,9 +42667,9 @@
       </w:tcPr>
     </w:tblStylePr>
   </w:style>
-  <w:style w:type="table" w:styleId="Tabladelista3">
+  <w:style w:type="table" w:styleId="ListTable3">
     <w:name w:val="List Table 3"/>
-    <w:basedOn w:val="Tablanormal"/>
+    <w:basedOn w:val="TableNormal"/>
     <w:uiPriority w:val="99"/>
     <w:tblPr>
       <w:tblStyleRowBandSize w:val="1"/>
@@ -43473,9 +42740,9 @@
       </w:tcPr>
     </w:tblStylePr>
   </w:style>
-  <w:style w:type="table" w:customStyle="1" w:styleId="ListTable3-Accent1">
-    <w:name w:val="List Table 3 - Accent 1"/>
-    <w:basedOn w:val="Tablanormal"/>
+  <w:style w:type="table" w:customStyle="1" w:styleId="ListTable3-Accent11">
+    <w:name w:val="List Table 3 - Accent 11"/>
+    <w:basedOn w:val="TableNormal"/>
     <w:uiPriority w:val="99"/>
     <w:tblPr>
       <w:tblStyleRowBandSize w:val="1"/>
@@ -43546,9 +42813,9 @@
       </w:tcPr>
     </w:tblStylePr>
   </w:style>
-  <w:style w:type="table" w:customStyle="1" w:styleId="ListTable3-Accent2">
-    <w:name w:val="List Table 3 - Accent 2"/>
-    <w:basedOn w:val="Tablanormal"/>
+  <w:style w:type="table" w:customStyle="1" w:styleId="ListTable3-Accent21">
+    <w:name w:val="List Table 3 - Accent 21"/>
+    <w:basedOn w:val="TableNormal"/>
     <w:uiPriority w:val="99"/>
     <w:tblPr>
       <w:tblStyleRowBandSize w:val="1"/>
@@ -43619,9 +42886,9 @@
       </w:tcPr>
     </w:tblStylePr>
   </w:style>
-  <w:style w:type="table" w:customStyle="1" w:styleId="ListTable3-Accent3">
-    <w:name w:val="List Table 3 - Accent 3"/>
-    <w:basedOn w:val="Tablanormal"/>
+  <w:style w:type="table" w:customStyle="1" w:styleId="ListTable3-Accent31">
+    <w:name w:val="List Table 3 - Accent 31"/>
+    <w:basedOn w:val="TableNormal"/>
     <w:uiPriority w:val="99"/>
     <w:tblPr>
       <w:tblStyleRowBandSize w:val="1"/>
@@ -43692,9 +42959,9 @@
       </w:tcPr>
     </w:tblStylePr>
   </w:style>
-  <w:style w:type="table" w:customStyle="1" w:styleId="ListTable3-Accent4">
-    <w:name w:val="List Table 3 - Accent 4"/>
-    <w:basedOn w:val="Tablanormal"/>
+  <w:style w:type="table" w:customStyle="1" w:styleId="ListTable3-Accent41">
+    <w:name w:val="List Table 3 - Accent 41"/>
+    <w:basedOn w:val="TableNormal"/>
     <w:uiPriority w:val="99"/>
     <w:tblPr>
       <w:tblStyleRowBandSize w:val="1"/>
@@ -43765,9 +43032,9 @@
       </w:tcPr>
     </w:tblStylePr>
   </w:style>
-  <w:style w:type="table" w:customStyle="1" w:styleId="ListTable3-Accent5">
-    <w:name w:val="List Table 3 - Accent 5"/>
-    <w:basedOn w:val="Tablanormal"/>
+  <w:style w:type="table" w:customStyle="1" w:styleId="ListTable3-Accent51">
+    <w:name w:val="List Table 3 - Accent 51"/>
+    <w:basedOn w:val="TableNormal"/>
     <w:uiPriority w:val="99"/>
     <w:tblPr>
       <w:tblStyleRowBandSize w:val="1"/>
@@ -43838,9 +43105,9 @@
       </w:tcPr>
     </w:tblStylePr>
   </w:style>
-  <w:style w:type="table" w:customStyle="1" w:styleId="ListTable3-Accent6">
-    <w:name w:val="List Table 3 - Accent 6"/>
-    <w:basedOn w:val="Tablanormal"/>
+  <w:style w:type="table" w:customStyle="1" w:styleId="ListTable3-Accent61">
+    <w:name w:val="List Table 3 - Accent 61"/>
+    <w:basedOn w:val="TableNormal"/>
     <w:uiPriority w:val="99"/>
     <w:tblPr>
       <w:tblStyleRowBandSize w:val="1"/>
@@ -43911,9 +43178,9 @@
       </w:tcPr>
     </w:tblStylePr>
   </w:style>
-  <w:style w:type="table" w:styleId="Tabladelista4">
+  <w:style w:type="table" w:styleId="ListTable4">
     <w:name w:val="List Table 4"/>
-    <w:basedOn w:val="Tablanormal"/>
+    <w:basedOn w:val="TableNormal"/>
     <w:uiPriority w:val="99"/>
     <w:tblPr>
       <w:tblStyleRowBandSize w:val="1"/>
@@ -43979,9 +43246,9 @@
       </w:tcPr>
     </w:tblStylePr>
   </w:style>
-  <w:style w:type="table" w:customStyle="1" w:styleId="ListTable4-Accent1">
-    <w:name w:val="List Table 4 - Accent 1"/>
-    <w:basedOn w:val="Tablanormal"/>
+  <w:style w:type="table" w:customStyle="1" w:styleId="ListTable4-Accent11">
+    <w:name w:val="List Table 4 - Accent 11"/>
+    <w:basedOn w:val="TableNormal"/>
     <w:uiPriority w:val="99"/>
     <w:tblPr>
       <w:tblStyleRowBandSize w:val="1"/>
@@ -44047,9 +43314,9 @@
       </w:tcPr>
     </w:tblStylePr>
   </w:style>
-  <w:style w:type="table" w:customStyle="1" w:styleId="ListTable4-Accent2">
-    <w:name w:val="List Table 4 - Accent 2"/>
-    <w:basedOn w:val="Tablanormal"/>
+  <w:style w:type="table" w:customStyle="1" w:styleId="ListTable4-Accent21">
+    <w:name w:val="List Table 4 - Accent 21"/>
+    <w:basedOn w:val="TableNormal"/>
     <w:uiPriority w:val="99"/>
     <w:tblPr>
       <w:tblStyleRowBandSize w:val="1"/>
@@ -44115,9 +43382,9 @@
       </w:tcPr>
     </w:tblStylePr>
   </w:style>
-  <w:style w:type="table" w:customStyle="1" w:styleId="ListTable4-Accent3">
-    <w:name w:val="List Table 4 - Accent 3"/>
-    <w:basedOn w:val="Tablanormal"/>
+  <w:style w:type="table" w:customStyle="1" w:styleId="ListTable4-Accent31">
+    <w:name w:val="List Table 4 - Accent 31"/>
+    <w:basedOn w:val="TableNormal"/>
     <w:uiPriority w:val="99"/>
     <w:tblPr>
       <w:tblStyleRowBandSize w:val="1"/>
@@ -44183,9 +43450,9 @@
       </w:tcPr>
     </w:tblStylePr>
   </w:style>
-  <w:style w:type="table" w:customStyle="1" w:styleId="ListTable4-Accent4">
-    <w:name w:val="List Table 4 - Accent 4"/>
-    <w:basedOn w:val="Tablanormal"/>
+  <w:style w:type="table" w:customStyle="1" w:styleId="ListTable4-Accent41">
+    <w:name w:val="List Table 4 - Accent 41"/>
+    <w:basedOn w:val="TableNormal"/>
     <w:uiPriority w:val="99"/>
     <w:tblPr>
       <w:tblStyleRowBandSize w:val="1"/>
@@ -44251,9 +43518,9 @@
       </w:tcPr>
     </w:tblStylePr>
   </w:style>
-  <w:style w:type="table" w:customStyle="1" w:styleId="ListTable4-Accent5">
-    <w:name w:val="List Table 4 - Accent 5"/>
-    <w:basedOn w:val="Tablanormal"/>
+  <w:style w:type="table" w:customStyle="1" w:styleId="ListTable4-Accent51">
+    <w:name w:val="List Table 4 - Accent 51"/>
+    <w:basedOn w:val="TableNormal"/>
     <w:uiPriority w:val="99"/>
     <w:tblPr>
       <w:tblStyleRowBandSize w:val="1"/>
@@ -44319,9 +43586,9 @@
       </w:tcPr>
     </w:tblStylePr>
   </w:style>
-  <w:style w:type="table" w:customStyle="1" w:styleId="ListTable4-Accent6">
-    <w:name w:val="List Table 4 - Accent 6"/>
-    <w:basedOn w:val="Tablanormal"/>
+  <w:style w:type="table" w:customStyle="1" w:styleId="ListTable4-Accent61">
+    <w:name w:val="List Table 4 - Accent 61"/>
+    <w:basedOn w:val="TableNormal"/>
     <w:uiPriority w:val="99"/>
     <w:tblPr>
       <w:tblStyleRowBandSize w:val="1"/>
@@ -44387,9 +43654,9 @@
       </w:tcPr>
     </w:tblStylePr>
   </w:style>
-  <w:style w:type="table" w:styleId="Tabladelista5oscura">
+  <w:style w:type="table" w:styleId="ListTable5Dark">
     <w:name w:val="List Table 5 Dark"/>
-    <w:basedOn w:val="Tablanormal"/>
+    <w:basedOn w:val="TableNormal"/>
     <w:uiPriority w:val="99"/>
     <w:tblPr>
       <w:tblStyleRowBandSize w:val="1"/>
@@ -44490,9 +43757,9 @@
       </w:tcPr>
     </w:tblStylePr>
   </w:style>
-  <w:style w:type="table" w:customStyle="1" w:styleId="ListTable5Dark-Accent1">
-    <w:name w:val="List Table 5 Dark - Accent 1"/>
-    <w:basedOn w:val="Tablanormal"/>
+  <w:style w:type="table" w:customStyle="1" w:styleId="ListTable5Dark-Accent11">
+    <w:name w:val="List Table 5 Dark - Accent 11"/>
+    <w:basedOn w:val="TableNormal"/>
     <w:uiPriority w:val="99"/>
     <w:tblPr>
       <w:tblStyleRowBandSize w:val="1"/>
@@ -44593,9 +43860,9 @@
       </w:tcPr>
     </w:tblStylePr>
   </w:style>
-  <w:style w:type="table" w:customStyle="1" w:styleId="ListTable5Dark-Accent2">
-    <w:name w:val="List Table 5 Dark - Accent 2"/>
-    <w:basedOn w:val="Tablanormal"/>
+  <w:style w:type="table" w:customStyle="1" w:styleId="ListTable5Dark-Accent21">
+    <w:name w:val="List Table 5 Dark - Accent 21"/>
+    <w:basedOn w:val="TableNormal"/>
     <w:uiPriority w:val="99"/>
     <w:tblPr>
       <w:tblStyleRowBandSize w:val="1"/>
@@ -44696,9 +43963,9 @@
       </w:tcPr>
     </w:tblStylePr>
   </w:style>
-  <w:style w:type="table" w:customStyle="1" w:styleId="ListTable5Dark-Accent3">
-    <w:name w:val="List Table 5 Dark - Accent 3"/>
-    <w:basedOn w:val="Tablanormal"/>
+  <w:style w:type="table" w:customStyle="1" w:styleId="ListTable5Dark-Accent31">
+    <w:name w:val="List Table 5 Dark - Accent 31"/>
+    <w:basedOn w:val="TableNormal"/>
     <w:uiPriority w:val="99"/>
     <w:tblPr>
       <w:tblStyleRowBandSize w:val="1"/>
@@ -44799,9 +44066,9 @@
       </w:tcPr>
     </w:tblStylePr>
   </w:style>
-  <w:style w:type="table" w:customStyle="1" w:styleId="ListTable5Dark-Accent4">
-    <w:name w:val="List Table 5 Dark - Accent 4"/>
-    <w:basedOn w:val="Tablanormal"/>
+  <w:style w:type="table" w:customStyle="1" w:styleId="ListTable5Dark-Accent41">
+    <w:name w:val="List Table 5 Dark - Accent 41"/>
+    <w:basedOn w:val="TableNormal"/>
     <w:uiPriority w:val="99"/>
     <w:tblPr>
       <w:tblStyleRowBandSize w:val="1"/>
@@ -44902,9 +44169,9 @@
       </w:tcPr>
     </w:tblStylePr>
   </w:style>
-  <w:style w:type="table" w:customStyle="1" w:styleId="ListTable5Dark-Accent5">
-    <w:name w:val="List Table 5 Dark - Accent 5"/>
-    <w:basedOn w:val="Tablanormal"/>
+  <w:style w:type="table" w:customStyle="1" w:styleId="ListTable5Dark-Accent51">
+    <w:name w:val="List Table 5 Dark - Accent 51"/>
+    <w:basedOn w:val="TableNormal"/>
     <w:uiPriority w:val="99"/>
     <w:tblPr>
       <w:tblStyleRowBandSize w:val="1"/>
@@ -45005,9 +44272,9 @@
       </w:tcPr>
     </w:tblStylePr>
   </w:style>
-  <w:style w:type="table" w:customStyle="1" w:styleId="ListTable5Dark-Accent6">
-    <w:name w:val="List Table 5 Dark - Accent 6"/>
-    <w:basedOn w:val="Tablanormal"/>
+  <w:style w:type="table" w:customStyle="1" w:styleId="ListTable5Dark-Accent61">
+    <w:name w:val="List Table 5 Dark - Accent 61"/>
+    <w:basedOn w:val="TableNormal"/>
     <w:uiPriority w:val="99"/>
     <w:tblPr>
       <w:tblStyleRowBandSize w:val="1"/>
@@ -45108,9 +44375,9 @@
       </w:tcPr>
     </w:tblStylePr>
   </w:style>
-  <w:style w:type="table" w:styleId="Tabladelista6concolores">
+  <w:style w:type="table" w:styleId="ListTable6Colorful">
     <w:name w:val="List Table 6 Colorful"/>
-    <w:basedOn w:val="Tablanormal"/>
+    <w:basedOn w:val="TableNormal"/>
     <w:uiPriority w:val="99"/>
     <w:tblPr>
       <w:tblStyleRowBandSize w:val="1"/>
@@ -45181,9 +44448,9 @@
       </w:rPr>
     </w:tblStylePr>
   </w:style>
-  <w:style w:type="table" w:customStyle="1" w:styleId="ListTable6Colorful-Accent1">
-    <w:name w:val="List Table 6 Colorful - Accent 1"/>
-    <w:basedOn w:val="Tablanormal"/>
+  <w:style w:type="table" w:customStyle="1" w:styleId="ListTable6Colorful-Accent11">
+    <w:name w:val="List Table 6 Colorful - Accent 11"/>
+    <w:basedOn w:val="TableNormal"/>
     <w:uiPriority w:val="99"/>
     <w:tblPr>
       <w:tblStyleRowBandSize w:val="1"/>
@@ -45254,9 +44521,9 @@
       </w:rPr>
     </w:tblStylePr>
   </w:style>
-  <w:style w:type="table" w:customStyle="1" w:styleId="ListTable6Colorful-Accent2">
-    <w:name w:val="List Table 6 Colorful - Accent 2"/>
-    <w:basedOn w:val="Tablanormal"/>
+  <w:style w:type="table" w:customStyle="1" w:styleId="ListTable6Colorful-Accent21">
+    <w:name w:val="List Table 6 Colorful - Accent 21"/>
+    <w:basedOn w:val="TableNormal"/>
     <w:uiPriority w:val="99"/>
     <w:tblPr>
       <w:tblStyleRowBandSize w:val="1"/>
@@ -45327,9 +44594,9 @@
       </w:rPr>
     </w:tblStylePr>
   </w:style>
-  <w:style w:type="table" w:customStyle="1" w:styleId="ListTable6Colorful-Accent3">
-    <w:name w:val="List Table 6 Colorful - Accent 3"/>
-    <w:basedOn w:val="Tablanormal"/>
+  <w:style w:type="table" w:customStyle="1" w:styleId="ListTable6Colorful-Accent31">
+    <w:name w:val="List Table 6 Colorful - Accent 31"/>
+    <w:basedOn w:val="TableNormal"/>
     <w:uiPriority w:val="99"/>
     <w:tblPr>
       <w:tblStyleRowBandSize w:val="1"/>
@@ -45400,9 +44667,9 @@
       </w:rPr>
     </w:tblStylePr>
   </w:style>
-  <w:style w:type="table" w:customStyle="1" w:styleId="ListTable6Colorful-Accent4">
-    <w:name w:val="List Table 6 Colorful - Accent 4"/>
-    <w:basedOn w:val="Tablanormal"/>
+  <w:style w:type="table" w:customStyle="1" w:styleId="ListTable6Colorful-Accent41">
+    <w:name w:val="List Table 6 Colorful - Accent 41"/>
+    <w:basedOn w:val="TableNormal"/>
     <w:uiPriority w:val="99"/>
     <w:tblPr>
       <w:tblStyleRowBandSize w:val="1"/>
@@ -45473,9 +44740,9 @@
       </w:rPr>
     </w:tblStylePr>
   </w:style>
-  <w:style w:type="table" w:customStyle="1" w:styleId="ListTable6Colorful-Accent5">
-    <w:name w:val="List Table 6 Colorful - Accent 5"/>
-    <w:basedOn w:val="Tablanormal"/>
+  <w:style w:type="table" w:customStyle="1" w:styleId="ListTable6Colorful-Accent51">
+    <w:name w:val="List Table 6 Colorful - Accent 51"/>
+    <w:basedOn w:val="TableNormal"/>
     <w:uiPriority w:val="99"/>
     <w:tblPr>
       <w:tblStyleRowBandSize w:val="1"/>
@@ -45546,9 +44813,9 @@
       </w:rPr>
     </w:tblStylePr>
   </w:style>
-  <w:style w:type="table" w:customStyle="1" w:styleId="ListTable6Colorful-Accent6">
-    <w:name w:val="List Table 6 Colorful - Accent 6"/>
-    <w:basedOn w:val="Tablanormal"/>
+  <w:style w:type="table" w:customStyle="1" w:styleId="ListTable6Colorful-Accent61">
+    <w:name w:val="List Table 6 Colorful - Accent 61"/>
+    <w:basedOn w:val="TableNormal"/>
     <w:uiPriority w:val="99"/>
     <w:tblPr>
       <w:tblStyleRowBandSize w:val="1"/>
@@ -45619,9 +44886,9 @@
       </w:rPr>
     </w:tblStylePr>
   </w:style>
-  <w:style w:type="table" w:styleId="Tabladelista7concolores">
+  <w:style w:type="table" w:styleId="ListTable7Colorful">
     <w:name w:val="List Table 7 Colorful"/>
-    <w:basedOn w:val="Tablanormal"/>
+    <w:basedOn w:val="TableNormal"/>
     <w:uiPriority w:val="99"/>
     <w:tblPr>
       <w:tblStyleRowBandSize w:val="1"/>
@@ -45730,9 +44997,9 @@
       </w:rPr>
     </w:tblStylePr>
   </w:style>
-  <w:style w:type="table" w:customStyle="1" w:styleId="ListTable7Colorful-Accent1">
-    <w:name w:val="List Table 7 Colorful - Accent 1"/>
-    <w:basedOn w:val="Tablanormal"/>
+  <w:style w:type="table" w:customStyle="1" w:styleId="ListTable7Colorful-Accent11">
+    <w:name w:val="List Table 7 Colorful - Accent 11"/>
+    <w:basedOn w:val="TableNormal"/>
     <w:uiPriority w:val="99"/>
     <w:tblPr>
       <w:tblStyleRowBandSize w:val="1"/>
@@ -45841,9 +45108,9 @@
       </w:rPr>
     </w:tblStylePr>
   </w:style>
-  <w:style w:type="table" w:customStyle="1" w:styleId="ListTable7Colorful-Accent2">
-    <w:name w:val="List Table 7 Colorful - Accent 2"/>
-    <w:basedOn w:val="Tablanormal"/>
+  <w:style w:type="table" w:customStyle="1" w:styleId="ListTable7Colorful-Accent21">
+    <w:name w:val="List Table 7 Colorful - Accent 21"/>
+    <w:basedOn w:val="TableNormal"/>
     <w:uiPriority w:val="99"/>
     <w:tblPr>
       <w:tblStyleRowBandSize w:val="1"/>
@@ -45952,9 +45219,9 @@
       </w:rPr>
     </w:tblStylePr>
   </w:style>
-  <w:style w:type="table" w:customStyle="1" w:styleId="ListTable7Colorful-Accent3">
-    <w:name w:val="List Table 7 Colorful - Accent 3"/>
-    <w:basedOn w:val="Tablanormal"/>
+  <w:style w:type="table" w:customStyle="1" w:styleId="ListTable7Colorful-Accent31">
+    <w:name w:val="List Table 7 Colorful - Accent 31"/>
+    <w:basedOn w:val="TableNormal"/>
     <w:uiPriority w:val="99"/>
     <w:tblPr>
       <w:tblStyleRowBandSize w:val="1"/>
@@ -46063,9 +45330,9 @@
       </w:rPr>
     </w:tblStylePr>
   </w:style>
-  <w:style w:type="table" w:customStyle="1" w:styleId="ListTable7Colorful-Accent4">
-    <w:name w:val="List Table 7 Colorful - Accent 4"/>
-    <w:basedOn w:val="Tablanormal"/>
+  <w:style w:type="table" w:customStyle="1" w:styleId="ListTable7Colorful-Accent41">
+    <w:name w:val="List Table 7 Colorful - Accent 41"/>
+    <w:basedOn w:val="TableNormal"/>
     <w:uiPriority w:val="99"/>
     <w:tblPr>
       <w:tblStyleRowBandSize w:val="1"/>
@@ -46174,9 +45441,9 @@
       </w:rPr>
     </w:tblStylePr>
   </w:style>
-  <w:style w:type="table" w:customStyle="1" w:styleId="ListTable7Colorful-Accent5">
-    <w:name w:val="List Table 7 Colorful - Accent 5"/>
-    <w:basedOn w:val="Tablanormal"/>
+  <w:style w:type="table" w:customStyle="1" w:styleId="ListTable7Colorful-Accent51">
+    <w:name w:val="List Table 7 Colorful - Accent 51"/>
+    <w:basedOn w:val="TableNormal"/>
     <w:uiPriority w:val="99"/>
     <w:tblPr>
       <w:tblStyleRowBandSize w:val="1"/>
@@ -46285,9 +45552,9 @@
       </w:rPr>
     </w:tblStylePr>
   </w:style>
-  <w:style w:type="table" w:customStyle="1" w:styleId="ListTable7Colorful-Accent6">
-    <w:name w:val="List Table 7 Colorful - Accent 6"/>
-    <w:basedOn w:val="Tablanormal"/>
+  <w:style w:type="table" w:customStyle="1" w:styleId="ListTable7Colorful-Accent61">
+    <w:name w:val="List Table 7 Colorful - Accent 61"/>
+    <w:basedOn w:val="TableNormal"/>
     <w:uiPriority w:val="99"/>
     <w:tblPr>
       <w:tblStyleRowBandSize w:val="1"/>
@@ -46398,7 +45665,7 @@
   </w:style>
   <w:style w:type="table" w:customStyle="1" w:styleId="Lined-Accent">
     <w:name w:val="Lined - Accent"/>
-    <w:basedOn w:val="Tablanormal"/>
+    <w:basedOn w:val="TableNormal"/>
     <w:uiPriority w:val="99"/>
     <w:rPr>
       <w:color w:val="404040"/>
@@ -46494,7 +45761,7 @@
   </w:style>
   <w:style w:type="table" w:customStyle="1" w:styleId="Lined-Accent1">
     <w:name w:val="Lined - Accent 1"/>
-    <w:basedOn w:val="Tablanormal"/>
+    <w:basedOn w:val="TableNormal"/>
     <w:uiPriority w:val="99"/>
     <w:rPr>
       <w:color w:val="404040"/>
@@ -46590,7 +45857,7 @@
   </w:style>
   <w:style w:type="table" w:customStyle="1" w:styleId="Lined-Accent2">
     <w:name w:val="Lined - Accent 2"/>
-    <w:basedOn w:val="Tablanormal"/>
+    <w:basedOn w:val="TableNormal"/>
     <w:uiPriority w:val="99"/>
     <w:rPr>
       <w:color w:val="404040"/>
@@ -46686,7 +45953,7 @@
   </w:style>
   <w:style w:type="table" w:customStyle="1" w:styleId="Lined-Accent3">
     <w:name w:val="Lined - Accent 3"/>
-    <w:basedOn w:val="Tablanormal"/>
+    <w:basedOn w:val="TableNormal"/>
     <w:uiPriority w:val="99"/>
     <w:rPr>
       <w:color w:val="404040"/>
@@ -46782,7 +46049,7 @@
   </w:style>
   <w:style w:type="table" w:customStyle="1" w:styleId="Lined-Accent4">
     <w:name w:val="Lined - Accent 4"/>
-    <w:basedOn w:val="Tablanormal"/>
+    <w:basedOn w:val="TableNormal"/>
     <w:uiPriority w:val="99"/>
     <w:rPr>
       <w:color w:val="404040"/>
@@ -46878,7 +46145,7 @@
   </w:style>
   <w:style w:type="table" w:customStyle="1" w:styleId="Lined-Accent5">
     <w:name w:val="Lined - Accent 5"/>
-    <w:basedOn w:val="Tablanormal"/>
+    <w:basedOn w:val="TableNormal"/>
     <w:uiPriority w:val="99"/>
     <w:rPr>
       <w:color w:val="404040"/>
@@ -46974,7 +46241,7 @@
   </w:style>
   <w:style w:type="table" w:customStyle="1" w:styleId="Lined-Accent6">
     <w:name w:val="Lined - Accent 6"/>
-    <w:basedOn w:val="Tablanormal"/>
+    <w:basedOn w:val="TableNormal"/>
     <w:uiPriority w:val="99"/>
     <w:rPr>
       <w:color w:val="404040"/>
@@ -47070,7 +46337,7 @@
   </w:style>
   <w:style w:type="table" w:customStyle="1" w:styleId="BorderedLined-Accent">
     <w:name w:val="Bordered &amp; Lined - Accent"/>
-    <w:basedOn w:val="Tablanormal"/>
+    <w:basedOn w:val="TableNormal"/>
     <w:uiPriority w:val="99"/>
     <w:rPr>
       <w:color w:val="404040"/>
@@ -47174,7 +46441,7 @@
   </w:style>
   <w:style w:type="table" w:customStyle="1" w:styleId="BorderedLined-Accent1">
     <w:name w:val="Bordered &amp; Lined - Accent 1"/>
-    <w:basedOn w:val="Tablanormal"/>
+    <w:basedOn w:val="TableNormal"/>
     <w:uiPriority w:val="99"/>
     <w:rPr>
       <w:color w:val="404040"/>
@@ -47278,7 +46545,7 @@
   </w:style>
   <w:style w:type="table" w:customStyle="1" w:styleId="BorderedLined-Accent2">
     <w:name w:val="Bordered &amp; Lined - Accent 2"/>
-    <w:basedOn w:val="Tablanormal"/>
+    <w:basedOn w:val="TableNormal"/>
     <w:uiPriority w:val="99"/>
     <w:rPr>
       <w:color w:val="404040"/>
@@ -47382,7 +46649,7 @@
   </w:style>
   <w:style w:type="table" w:customStyle="1" w:styleId="BorderedLined-Accent3">
     <w:name w:val="Bordered &amp; Lined - Accent 3"/>
-    <w:basedOn w:val="Tablanormal"/>
+    <w:basedOn w:val="TableNormal"/>
     <w:uiPriority w:val="99"/>
     <w:rPr>
       <w:color w:val="404040"/>
@@ -47486,7 +46753,7 @@
   </w:style>
   <w:style w:type="table" w:customStyle="1" w:styleId="BorderedLined-Accent4">
     <w:name w:val="Bordered &amp; Lined - Accent 4"/>
-    <w:basedOn w:val="Tablanormal"/>
+    <w:basedOn w:val="TableNormal"/>
     <w:uiPriority w:val="99"/>
     <w:rPr>
       <w:color w:val="404040"/>
@@ -47590,7 +46857,7 @@
   </w:style>
   <w:style w:type="table" w:customStyle="1" w:styleId="BorderedLined-Accent5">
     <w:name w:val="Bordered &amp; Lined - Accent 5"/>
-    <w:basedOn w:val="Tablanormal"/>
+    <w:basedOn w:val="TableNormal"/>
     <w:uiPriority w:val="99"/>
     <w:rPr>
       <w:color w:val="404040"/>
@@ -47694,7 +46961,7 @@
   </w:style>
   <w:style w:type="table" w:customStyle="1" w:styleId="BorderedLined-Accent6">
     <w:name w:val="Bordered &amp; Lined - Accent 6"/>
-    <w:basedOn w:val="Tablanormal"/>
+    <w:basedOn w:val="TableNormal"/>
     <w:uiPriority w:val="99"/>
     <w:rPr>
       <w:color w:val="404040"/>
@@ -47798,7 +47065,7 @@
   </w:style>
   <w:style w:type="table" w:customStyle="1" w:styleId="Bordered">
     <w:name w:val="Bordered"/>
-    <w:basedOn w:val="Tablanormal"/>
+    <w:basedOn w:val="TableNormal"/>
     <w:uiPriority w:val="99"/>
     <w:tblPr>
       <w:tblStyleRowBandSize w:val="1"/>
@@ -47877,7 +47144,7 @@
   </w:style>
   <w:style w:type="table" w:customStyle="1" w:styleId="Bordered-Accent1">
     <w:name w:val="Bordered - Accent 1"/>
-    <w:basedOn w:val="Tablanormal"/>
+    <w:basedOn w:val="TableNormal"/>
     <w:uiPriority w:val="99"/>
     <w:tblPr>
       <w:tblStyleRowBandSize w:val="1"/>
@@ -47956,7 +47223,7 @@
   </w:style>
   <w:style w:type="table" w:customStyle="1" w:styleId="Bordered-Accent2">
     <w:name w:val="Bordered - Accent 2"/>
-    <w:basedOn w:val="Tablanormal"/>
+    <w:basedOn w:val="TableNormal"/>
     <w:uiPriority w:val="99"/>
     <w:tblPr>
       <w:tblStyleRowBandSize w:val="1"/>
@@ -48035,7 +47302,7 @@
   </w:style>
   <w:style w:type="table" w:customStyle="1" w:styleId="Bordered-Accent3">
     <w:name w:val="Bordered - Accent 3"/>
-    <w:basedOn w:val="Tablanormal"/>
+    <w:basedOn w:val="TableNormal"/>
     <w:uiPriority w:val="99"/>
     <w:tblPr>
       <w:tblStyleRowBandSize w:val="1"/>
@@ -48114,7 +47381,7 @@
   </w:style>
   <w:style w:type="table" w:customStyle="1" w:styleId="Bordered-Accent4">
     <w:name w:val="Bordered - Accent 4"/>
-    <w:basedOn w:val="Tablanormal"/>
+    <w:basedOn w:val="TableNormal"/>
     <w:uiPriority w:val="99"/>
     <w:tblPr>
       <w:tblStyleRowBandSize w:val="1"/>
@@ -48193,7 +47460,7 @@
   </w:style>
   <w:style w:type="table" w:customStyle="1" w:styleId="Bordered-Accent5">
     <w:name w:val="Bordered - Accent 5"/>
-    <w:basedOn w:val="Tablanormal"/>
+    <w:basedOn w:val="TableNormal"/>
     <w:uiPriority w:val="99"/>
     <w:tblPr>
       <w:tblStyleRowBandSize w:val="1"/>
@@ -48272,7 +47539,7 @@
   </w:style>
   <w:style w:type="table" w:customStyle="1" w:styleId="Bordered-Accent6">
     <w:name w:val="Bordered - Accent 6"/>
-    <w:basedOn w:val="Tablanormal"/>
+    <w:basedOn w:val="TableNormal"/>
     <w:uiPriority w:val="99"/>
     <w:tblPr>
       <w:tblStyleRowBandSize w:val="1"/>
@@ -48351,7 +47618,7 @@
   </w:style>
   <w:style w:type="character" w:customStyle="1" w:styleId="Heading1Char">
     <w:name w:val="Heading 1 Char"/>
-    <w:basedOn w:val="Fuentedeprrafopredeter"/>
+    <w:basedOn w:val="DefaultParagraphFont"/>
     <w:uiPriority w:val="9"/>
     <w:rPr>
       <w:rFonts w:ascii="Arial" w:eastAsia="Arial" w:hAnsi="Arial" w:cs="Arial"/>
@@ -48362,7 +47629,7 @@
   </w:style>
   <w:style w:type="character" w:customStyle="1" w:styleId="Heading2Char">
     <w:name w:val="Heading 2 Char"/>
-    <w:basedOn w:val="Fuentedeprrafopredeter"/>
+    <w:basedOn w:val="DefaultParagraphFont"/>
     <w:uiPriority w:val="9"/>
     <w:rPr>
       <w:rFonts w:ascii="Arial" w:eastAsia="Arial" w:hAnsi="Arial" w:cs="Arial"/>
@@ -48371,10 +47638,10 @@
       <w:szCs w:val="32"/>
     </w:rPr>
   </w:style>
-  <w:style w:type="character" w:customStyle="1" w:styleId="Ttulo3Car">
-    <w:name w:val="Título 3 Car"/>
-    <w:basedOn w:val="Fuentedeprrafopredeter"/>
-    <w:link w:val="Ttulo3"/>
+  <w:style w:type="character" w:customStyle="1" w:styleId="Heading3Char">
+    <w:name w:val="Heading 3 Char"/>
+    <w:basedOn w:val="DefaultParagraphFont"/>
+    <w:link w:val="Heading3"/>
     <w:uiPriority w:val="9"/>
     <w:rPr>
       <w:rFonts w:ascii="Arial" w:eastAsia="Arial" w:hAnsi="Arial" w:cs="Arial"/>
@@ -48383,10 +47650,10 @@
       <w:szCs w:val="28"/>
     </w:rPr>
   </w:style>
-  <w:style w:type="character" w:customStyle="1" w:styleId="Ttulo4Car">
-    <w:name w:val="Título 4 Car"/>
-    <w:basedOn w:val="Fuentedeprrafopredeter"/>
-    <w:link w:val="Ttulo4"/>
+  <w:style w:type="character" w:customStyle="1" w:styleId="Heading4Char">
+    <w:name w:val="Heading 4 Char"/>
+    <w:basedOn w:val="DefaultParagraphFont"/>
+    <w:link w:val="Heading4"/>
     <w:uiPriority w:val="9"/>
     <w:rPr>
       <w:rFonts w:ascii="Arial" w:eastAsia="Arial" w:hAnsi="Arial" w:cs="Arial"/>
@@ -48395,20 +47662,20 @@
       <w:color w:val="2F5496" w:themeColor="accent1" w:themeShade="BF"/>
     </w:rPr>
   </w:style>
-  <w:style w:type="character" w:customStyle="1" w:styleId="Ttulo5Car">
-    <w:name w:val="Título 5 Car"/>
-    <w:basedOn w:val="Fuentedeprrafopredeter"/>
-    <w:link w:val="Ttulo5"/>
+  <w:style w:type="character" w:customStyle="1" w:styleId="Heading5Char">
+    <w:name w:val="Heading 5 Char"/>
+    <w:basedOn w:val="DefaultParagraphFont"/>
+    <w:link w:val="Heading5"/>
     <w:uiPriority w:val="9"/>
     <w:rPr>
       <w:rFonts w:ascii="Arial" w:eastAsia="Arial" w:hAnsi="Arial" w:cs="Arial"/>
       <w:color w:val="2F5496" w:themeColor="accent1" w:themeShade="BF"/>
     </w:rPr>
   </w:style>
-  <w:style w:type="character" w:customStyle="1" w:styleId="Ttulo6Car">
-    <w:name w:val="Título 6 Car"/>
-    <w:basedOn w:val="Fuentedeprrafopredeter"/>
-    <w:link w:val="Ttulo6"/>
+  <w:style w:type="character" w:customStyle="1" w:styleId="Heading6Char">
+    <w:name w:val="Heading 6 Char"/>
+    <w:basedOn w:val="DefaultParagraphFont"/>
+    <w:link w:val="Heading6"/>
     <w:uiPriority w:val="9"/>
     <w:rPr>
       <w:rFonts w:ascii="Arial" w:eastAsia="Arial" w:hAnsi="Arial" w:cs="Arial"/>
@@ -48417,20 +47684,20 @@
       <w:color w:val="595959" w:themeColor="text1" w:themeTint="A6"/>
     </w:rPr>
   </w:style>
-  <w:style w:type="character" w:customStyle="1" w:styleId="Ttulo7Car">
-    <w:name w:val="Título 7 Car"/>
-    <w:basedOn w:val="Fuentedeprrafopredeter"/>
-    <w:link w:val="Ttulo7"/>
+  <w:style w:type="character" w:customStyle="1" w:styleId="Heading7Char">
+    <w:name w:val="Heading 7 Char"/>
+    <w:basedOn w:val="DefaultParagraphFont"/>
+    <w:link w:val="Heading7"/>
     <w:uiPriority w:val="9"/>
     <w:rPr>
       <w:rFonts w:ascii="Arial" w:eastAsia="Arial" w:hAnsi="Arial" w:cs="Arial"/>
       <w:color w:val="595959" w:themeColor="text1" w:themeTint="A6"/>
     </w:rPr>
   </w:style>
-  <w:style w:type="character" w:customStyle="1" w:styleId="Ttulo8Car">
-    <w:name w:val="Título 8 Car"/>
-    <w:basedOn w:val="Fuentedeprrafopredeter"/>
-    <w:link w:val="Ttulo8"/>
+  <w:style w:type="character" w:customStyle="1" w:styleId="Heading8Char">
+    <w:name w:val="Heading 8 Char"/>
+    <w:basedOn w:val="DefaultParagraphFont"/>
+    <w:link w:val="Heading8"/>
     <w:uiPriority w:val="9"/>
     <w:rPr>
       <w:rFonts w:ascii="Arial" w:eastAsia="Arial" w:hAnsi="Arial" w:cs="Arial"/>
@@ -48439,10 +47706,10 @@
       <w:color w:val="272727" w:themeColor="text1" w:themeTint="D8"/>
     </w:rPr>
   </w:style>
-  <w:style w:type="character" w:customStyle="1" w:styleId="Ttulo9Car">
-    <w:name w:val="Título 9 Car"/>
-    <w:basedOn w:val="Fuentedeprrafopredeter"/>
-    <w:link w:val="Ttulo9"/>
+  <w:style w:type="character" w:customStyle="1" w:styleId="Heading9Char">
+    <w:name w:val="Heading 9 Char"/>
+    <w:basedOn w:val="DefaultParagraphFont"/>
+    <w:link w:val="Heading9"/>
     <w:uiPriority w:val="9"/>
     <w:rPr>
       <w:rFonts w:ascii="Arial" w:eastAsia="Arial" w:hAnsi="Arial" w:cs="Arial"/>
@@ -48453,7 +47720,7 @@
   </w:style>
   <w:style w:type="character" w:customStyle="1" w:styleId="TitleChar">
     <w:name w:val="Title Char"/>
-    <w:basedOn w:val="Fuentedeprrafopredeter"/>
+    <w:basedOn w:val="DefaultParagraphFont"/>
     <w:uiPriority w:val="10"/>
     <w:rPr>
       <w:rFonts w:ascii="Arial" w:eastAsia="Arial" w:hAnsi="Arial" w:cs="Arial"/>
@@ -48462,11 +47729,11 @@
       <w:szCs w:val="56"/>
     </w:rPr>
   </w:style>
-  <w:style w:type="paragraph" w:styleId="Subttulo">
+  <w:style w:type="paragraph" w:styleId="Subtitle">
     <w:name w:val="Subtitle"/>
     <w:basedOn w:val="Normal"/>
     <w:next w:val="Normal"/>
-    <w:link w:val="SubttuloCar"/>
+    <w:link w:val="SubtitleChar"/>
     <w:uiPriority w:val="11"/>
     <w:qFormat/>
     <w:pPr>
@@ -48481,10 +47748,10 @@
       <w:szCs w:val="28"/>
     </w:rPr>
   </w:style>
-  <w:style w:type="character" w:customStyle="1" w:styleId="SubttuloCar">
-    <w:name w:val="Subtítulo Car"/>
-    <w:basedOn w:val="Fuentedeprrafopredeter"/>
-    <w:link w:val="Subttulo"/>
+  <w:style w:type="character" w:customStyle="1" w:styleId="SubtitleChar">
+    <w:name w:val="Subtitle Char"/>
+    <w:basedOn w:val="DefaultParagraphFont"/>
+    <w:link w:val="Subtitle"/>
     <w:uiPriority w:val="11"/>
     <w:rPr>
       <w:color w:val="595959" w:themeColor="text1" w:themeTint="A6"/>
@@ -48493,11 +47760,11 @@
       <w:szCs w:val="28"/>
     </w:rPr>
   </w:style>
-  <w:style w:type="paragraph" w:styleId="Cita">
+  <w:style w:type="paragraph" w:styleId="Quote">
     <w:name w:val="Quote"/>
     <w:basedOn w:val="Normal"/>
     <w:next w:val="Normal"/>
-    <w:link w:val="CitaCar"/>
+    <w:link w:val="QuoteChar"/>
     <w:uiPriority w:val="29"/>
     <w:qFormat/>
     <w:pPr>
@@ -48510,10 +47777,10 @@
       <w:color w:val="404040" w:themeColor="text1" w:themeTint="BF"/>
     </w:rPr>
   </w:style>
-  <w:style w:type="character" w:customStyle="1" w:styleId="CitaCar">
-    <w:name w:val="Cita Car"/>
-    <w:basedOn w:val="Fuentedeprrafopredeter"/>
-    <w:link w:val="Cita"/>
+  <w:style w:type="character" w:customStyle="1" w:styleId="QuoteChar">
+    <w:name w:val="Quote Char"/>
+    <w:basedOn w:val="DefaultParagraphFont"/>
+    <w:link w:val="Quote"/>
     <w:uiPriority w:val="29"/>
     <w:rPr>
       <w:i/>
@@ -48521,9 +47788,9 @@
       <w:color w:val="404040" w:themeColor="text1" w:themeTint="BF"/>
     </w:rPr>
   </w:style>
-  <w:style w:type="character" w:styleId="nfasisintenso">
+  <w:style w:type="character" w:styleId="IntenseEmphasis">
     <w:name w:val="Intense Emphasis"/>
-    <w:basedOn w:val="Fuentedeprrafopredeter"/>
+    <w:basedOn w:val="DefaultParagraphFont"/>
     <w:uiPriority w:val="21"/>
     <w:qFormat/>
     <w:rPr>
@@ -48532,11 +47799,11 @@
       <w:color w:val="2F5496" w:themeColor="accent1" w:themeShade="BF"/>
     </w:rPr>
   </w:style>
-  <w:style w:type="paragraph" w:styleId="Citadestacada">
+  <w:style w:type="paragraph" w:styleId="IntenseQuote">
     <w:name w:val="Intense Quote"/>
     <w:basedOn w:val="Normal"/>
     <w:next w:val="Normal"/>
-    <w:link w:val="CitadestacadaCar"/>
+    <w:link w:val="IntenseQuoteChar"/>
     <w:uiPriority w:val="30"/>
     <w:qFormat/>
     <w:pPr>
@@ -48554,10 +47821,10 @@
       <w:color w:val="2F5496" w:themeColor="accent1" w:themeShade="BF"/>
     </w:rPr>
   </w:style>
-  <w:style w:type="character" w:customStyle="1" w:styleId="CitadestacadaCar">
-    <w:name w:val="Cita destacada Car"/>
-    <w:basedOn w:val="Fuentedeprrafopredeter"/>
-    <w:link w:val="Citadestacada"/>
+  <w:style w:type="character" w:customStyle="1" w:styleId="IntenseQuoteChar">
+    <w:name w:val="Intense Quote Char"/>
+    <w:basedOn w:val="DefaultParagraphFont"/>
+    <w:link w:val="IntenseQuote"/>
     <w:uiPriority w:val="30"/>
     <w:rPr>
       <w:i/>
@@ -48565,9 +47832,9 @@
       <w:color w:val="2F5496" w:themeColor="accent1" w:themeShade="BF"/>
     </w:rPr>
   </w:style>
-  <w:style w:type="character" w:styleId="Referenciaintensa">
+  <w:style w:type="character" w:styleId="IntenseReference">
     <w:name w:val="Intense Reference"/>
-    <w:basedOn w:val="Fuentedeprrafopredeter"/>
+    <w:basedOn w:val="DefaultParagraphFont"/>
     <w:uiPriority w:val="32"/>
     <w:qFormat/>
     <w:rPr>
@@ -48578,15 +47845,15 @@
       <w:spacing w:val="5"/>
     </w:rPr>
   </w:style>
-  <w:style w:type="paragraph" w:styleId="Sinespaciado">
+  <w:style w:type="paragraph" w:styleId="NoSpacing">
     <w:name w:val="No Spacing"/>
     <w:basedOn w:val="Normal"/>
     <w:uiPriority w:val="1"/>
     <w:qFormat/>
   </w:style>
-  <w:style w:type="character" w:styleId="nfasissutil">
+  <w:style w:type="character" w:styleId="SubtleEmphasis">
     <w:name w:val="Subtle Emphasis"/>
-    <w:basedOn w:val="Fuentedeprrafopredeter"/>
+    <w:basedOn w:val="DefaultParagraphFont"/>
     <w:uiPriority w:val="19"/>
     <w:qFormat/>
     <w:rPr>
@@ -48595,9 +47862,9 @@
       <w:color w:val="404040" w:themeColor="text1" w:themeTint="BF"/>
     </w:rPr>
   </w:style>
-  <w:style w:type="character" w:styleId="nfasis">
+  <w:style w:type="character" w:styleId="Emphasis">
     <w:name w:val="Emphasis"/>
-    <w:basedOn w:val="Fuentedeprrafopredeter"/>
+    <w:basedOn w:val="DefaultParagraphFont"/>
     <w:uiPriority w:val="20"/>
     <w:qFormat/>
     <w:rPr>
@@ -48605,9 +47872,9 @@
       <w:iCs/>
     </w:rPr>
   </w:style>
-  <w:style w:type="character" w:styleId="Textoennegrita">
+  <w:style w:type="character" w:styleId="Strong">
     <w:name w:val="Strong"/>
-    <w:basedOn w:val="Fuentedeprrafopredeter"/>
+    <w:basedOn w:val="DefaultParagraphFont"/>
     <w:uiPriority w:val="22"/>
     <w:qFormat/>
     <w:rPr>
@@ -48615,9 +47882,9 @@
       <w:bCs/>
     </w:rPr>
   </w:style>
-  <w:style w:type="character" w:styleId="Referenciasutil">
+  <w:style w:type="character" w:styleId="SubtleReference">
     <w:name w:val="Subtle Reference"/>
-    <w:basedOn w:val="Fuentedeprrafopredeter"/>
+    <w:basedOn w:val="DefaultParagraphFont"/>
     <w:uiPriority w:val="31"/>
     <w:qFormat/>
     <w:rPr>
@@ -48625,9 +47892,9 @@
       <w:color w:val="5A5A5A" w:themeColor="text1" w:themeTint="A5"/>
     </w:rPr>
   </w:style>
-  <w:style w:type="character" w:styleId="Ttulodellibro">
+  <w:style w:type="character" w:styleId="BookTitle">
     <w:name w:val="Book Title"/>
-    <w:basedOn w:val="Fuentedeprrafopredeter"/>
+    <w:basedOn w:val="DefaultParagraphFont"/>
     <w:uiPriority w:val="33"/>
     <w:qFormat/>
     <w:rPr>
@@ -48640,15 +47907,15 @@
   </w:style>
   <w:style w:type="character" w:customStyle="1" w:styleId="HeaderChar">
     <w:name w:val="Header Char"/>
-    <w:basedOn w:val="Fuentedeprrafopredeter"/>
+    <w:basedOn w:val="DefaultParagraphFont"/>
     <w:uiPriority w:val="99"/>
   </w:style>
   <w:style w:type="character" w:customStyle="1" w:styleId="FooterChar">
     <w:name w:val="Footer Char"/>
-    <w:basedOn w:val="Fuentedeprrafopredeter"/>
+    <w:basedOn w:val="DefaultParagraphFont"/>
     <w:uiPriority w:val="99"/>
   </w:style>
-  <w:style w:type="paragraph" w:styleId="Descripcin">
+  <w:style w:type="paragraph" w:styleId="Caption">
     <w:name w:val="caption"/>
     <w:basedOn w:val="Normal"/>
     <w:next w:val="Normal"/>
@@ -48666,10 +47933,10 @@
       <w:szCs w:val="18"/>
     </w:rPr>
   </w:style>
-  <w:style w:type="paragraph" w:styleId="Textonotapie">
+  <w:style w:type="paragraph" w:styleId="FootnoteText">
     <w:name w:val="footnote text"/>
     <w:basedOn w:val="Normal"/>
-    <w:link w:val="TextonotapieCar"/>
+    <w:link w:val="FootnoteTextChar"/>
     <w:uiPriority w:val="99"/>
     <w:semiHidden/>
     <w:unhideWhenUsed/>
@@ -48678,10 +47945,10 @@
       <w:szCs w:val="20"/>
     </w:rPr>
   </w:style>
-  <w:style w:type="character" w:customStyle="1" w:styleId="TextonotapieCar">
-    <w:name w:val="Texto nota pie Car"/>
-    <w:basedOn w:val="Fuentedeprrafopredeter"/>
-    <w:link w:val="Textonotapie"/>
+  <w:style w:type="character" w:customStyle="1" w:styleId="FootnoteTextChar">
+    <w:name w:val="Footnote Text Char"/>
+    <w:basedOn w:val="DefaultParagraphFont"/>
+    <w:link w:val="FootnoteText"/>
     <w:uiPriority w:val="99"/>
     <w:semiHidden/>
     <w:rPr>
@@ -48689,9 +47956,9 @@
       <w:szCs w:val="20"/>
     </w:rPr>
   </w:style>
-  <w:style w:type="character" w:styleId="Refdenotaalpie">
+  <w:style w:type="character" w:styleId="FootnoteReference">
     <w:name w:val="footnote reference"/>
-    <w:basedOn w:val="Fuentedeprrafopredeter"/>
+    <w:basedOn w:val="DefaultParagraphFont"/>
     <w:uiPriority w:val="99"/>
     <w:semiHidden/>
     <w:unhideWhenUsed/>
@@ -48699,10 +47966,10 @@
       <w:vertAlign w:val="superscript"/>
     </w:rPr>
   </w:style>
-  <w:style w:type="paragraph" w:styleId="Textonotaalfinal">
+  <w:style w:type="paragraph" w:styleId="EndnoteText">
     <w:name w:val="endnote text"/>
     <w:basedOn w:val="Normal"/>
-    <w:link w:val="TextonotaalfinalCar"/>
+    <w:link w:val="EndnoteTextChar"/>
     <w:uiPriority w:val="99"/>
     <w:semiHidden/>
     <w:unhideWhenUsed/>
@@ -48711,10 +47978,10 @@
       <w:szCs w:val="20"/>
     </w:rPr>
   </w:style>
-  <w:style w:type="character" w:customStyle="1" w:styleId="TextonotaalfinalCar">
-    <w:name w:val="Texto nota al final Car"/>
-    <w:basedOn w:val="Fuentedeprrafopredeter"/>
-    <w:link w:val="Textonotaalfinal"/>
+  <w:style w:type="character" w:customStyle="1" w:styleId="EndnoteTextChar">
+    <w:name w:val="Endnote Text Char"/>
+    <w:basedOn w:val="DefaultParagraphFont"/>
+    <w:link w:val="EndnoteText"/>
     <w:uiPriority w:val="99"/>
     <w:semiHidden/>
     <w:rPr>
@@ -48722,9 +47989,9 @@
       <w:szCs w:val="20"/>
     </w:rPr>
   </w:style>
-  <w:style w:type="character" w:styleId="Refdenotaalfinal">
+  <w:style w:type="character" w:styleId="EndnoteReference">
     <w:name w:val="endnote reference"/>
-    <w:basedOn w:val="Fuentedeprrafopredeter"/>
+    <w:basedOn w:val="DefaultParagraphFont"/>
     <w:uiPriority w:val="99"/>
     <w:semiHidden/>
     <w:unhideWhenUsed/>
@@ -48732,9 +47999,9 @@
       <w:vertAlign w:val="superscript"/>
     </w:rPr>
   </w:style>
-  <w:style w:type="character" w:styleId="Hipervnculo">
+  <w:style w:type="character" w:styleId="Hyperlink">
     <w:name w:val="Hyperlink"/>
-    <w:basedOn w:val="Fuentedeprrafopredeter"/>
+    <w:basedOn w:val="DefaultParagraphFont"/>
     <w:uiPriority w:val="99"/>
     <w:unhideWhenUsed/>
     <w:rPr>
@@ -48742,9 +48009,9 @@
       <w:u w:val="single"/>
     </w:rPr>
   </w:style>
-  <w:style w:type="character" w:styleId="Hipervnculovisitado">
+  <w:style w:type="character" w:styleId="FollowedHyperlink">
     <w:name w:val="FollowedHyperlink"/>
-    <w:basedOn w:val="Fuentedeprrafopredeter"/>
+    <w:basedOn w:val="DefaultParagraphFont"/>
     <w:uiPriority w:val="99"/>
     <w:semiHidden/>
     <w:unhideWhenUsed/>
@@ -48753,23 +48020,23 @@
       <w:u w:val="single"/>
     </w:rPr>
   </w:style>
-  <w:style w:type="paragraph" w:styleId="TtuloTDC">
+  <w:style w:type="paragraph" w:styleId="TOCHeading">
     <w:name w:val="TOC Heading"/>
     <w:uiPriority w:val="39"/>
     <w:unhideWhenUsed/>
   </w:style>
-  <w:style w:type="paragraph" w:styleId="Tabladeilustraciones">
+  <w:style w:type="paragraph" w:styleId="TableofFigures">
     <w:name w:val="table of figures"/>
     <w:basedOn w:val="Normal"/>
     <w:next w:val="Normal"/>
     <w:uiPriority w:val="99"/>
     <w:unhideWhenUsed/>
   </w:style>
-  <w:style w:type="paragraph" w:styleId="Ttulo">
+  <w:style w:type="paragraph" w:styleId="Title">
     <w:name w:val="Title"/>
     <w:basedOn w:val="Normal"/>
     <w:next w:val="Normal"/>
-    <w:link w:val="TtuloCar"/>
+    <w:link w:val="TitleChar1"/>
     <w:uiPriority w:val="10"/>
     <w:qFormat/>
     <w:pPr>
@@ -48782,10 +48049,10 @@
       <w:szCs w:val="56"/>
     </w:rPr>
   </w:style>
-  <w:style w:type="character" w:customStyle="1" w:styleId="TtuloCar">
-    <w:name w:val="Título Car"/>
-    <w:basedOn w:val="Fuentedeprrafopredeter"/>
-    <w:link w:val="Ttulo"/>
+  <w:style w:type="character" w:customStyle="1" w:styleId="TitleChar1">
+    <w:name w:val="Title Char1"/>
+    <w:basedOn w:val="DefaultParagraphFont"/>
+    <w:link w:val="Title"/>
     <w:uiPriority w:val="10"/>
     <w:rPr>
       <w:rFonts w:asciiTheme="majorHAnsi" w:eastAsiaTheme="majorEastAsia" w:hAnsiTheme="majorHAnsi" w:cstheme="majorBidi"/>
@@ -48794,10 +48061,10 @@
       <w:szCs w:val="56"/>
     </w:rPr>
   </w:style>
-  <w:style w:type="character" w:customStyle="1" w:styleId="Ttulo1Car">
-    <w:name w:val="Título 1 Car"/>
-    <w:basedOn w:val="Fuentedeprrafopredeter"/>
-    <w:link w:val="Ttulo1"/>
+  <w:style w:type="character" w:customStyle="1" w:styleId="Heading1Char1">
+    <w:name w:val="Heading 1 Char1"/>
+    <w:basedOn w:val="DefaultParagraphFont"/>
+    <w:link w:val="Heading1"/>
     <w:uiPriority w:val="9"/>
     <w:rPr>
       <w:rFonts w:asciiTheme="majorHAnsi" w:eastAsiaTheme="majorEastAsia" w:hAnsiTheme="majorHAnsi" w:cstheme="majorBidi"/>
@@ -48806,7 +48073,7 @@
       <w:szCs w:val="32"/>
     </w:rPr>
   </w:style>
-  <w:style w:type="paragraph" w:styleId="Prrafodelista">
+  <w:style w:type="paragraph" w:styleId="ListParagraph">
     <w:name w:val="List Paragraph"/>
     <w:basedOn w:val="Normal"/>
     <w:uiPriority w:val="34"/>
@@ -48816,10 +48083,10 @@
       <w:contextualSpacing/>
     </w:pPr>
   </w:style>
-  <w:style w:type="character" w:customStyle="1" w:styleId="Ttulo2Car">
-    <w:name w:val="Título 2 Car"/>
-    <w:basedOn w:val="Fuentedeprrafopredeter"/>
-    <w:link w:val="Ttulo2"/>
+  <w:style w:type="character" w:customStyle="1" w:styleId="Heading2Char1">
+    <w:name w:val="Heading 2 Char1"/>
+    <w:basedOn w:val="DefaultParagraphFont"/>
+    <w:link w:val="Heading2"/>
     <w:uiPriority w:val="9"/>
     <w:rPr>
       <w:rFonts w:asciiTheme="majorHAnsi" w:eastAsiaTheme="majorEastAsia" w:hAnsiTheme="majorHAnsi" w:cstheme="majorBidi"/>
@@ -48828,10 +48095,10 @@
       <w:szCs w:val="26"/>
     </w:rPr>
   </w:style>
-  <w:style w:type="paragraph" w:styleId="Encabezado">
+  <w:style w:type="paragraph" w:styleId="Header">
     <w:name w:val="header"/>
     <w:basedOn w:val="Normal"/>
-    <w:link w:val="EncabezadoCar"/>
+    <w:link w:val="HeaderChar1"/>
     <w:uiPriority w:val="99"/>
     <w:unhideWhenUsed/>
     <w:pPr>
@@ -48841,16 +48108,16 @@
       </w:tabs>
     </w:pPr>
   </w:style>
-  <w:style w:type="character" w:customStyle="1" w:styleId="EncabezadoCar">
-    <w:name w:val="Encabezado Car"/>
-    <w:basedOn w:val="Fuentedeprrafopredeter"/>
-    <w:link w:val="Encabezado"/>
+  <w:style w:type="character" w:customStyle="1" w:styleId="HeaderChar1">
+    <w:name w:val="Header Char1"/>
+    <w:basedOn w:val="DefaultParagraphFont"/>
+    <w:link w:val="Header"/>
     <w:uiPriority w:val="99"/>
   </w:style>
-  <w:style w:type="paragraph" w:styleId="Piedepgina">
+  <w:style w:type="paragraph" w:styleId="Footer">
     <w:name w:val="footer"/>
     <w:basedOn w:val="Normal"/>
-    <w:link w:val="PiedepginaCar"/>
+    <w:link w:val="FooterChar1"/>
     <w:uiPriority w:val="99"/>
     <w:unhideWhenUsed/>
     <w:pPr>
@@ -48860,10 +48127,10 @@
       </w:tabs>
     </w:pPr>
   </w:style>
-  <w:style w:type="character" w:customStyle="1" w:styleId="PiedepginaCar">
-    <w:name w:val="Pie de página Car"/>
-    <w:basedOn w:val="Fuentedeprrafopredeter"/>
-    <w:link w:val="Piedepgina"/>
+  <w:style w:type="character" w:customStyle="1" w:styleId="FooterChar1">
+    <w:name w:val="Footer Char1"/>
+    <w:basedOn w:val="DefaultParagraphFont"/>
+    <w:link w:val="Footer"/>
     <w:uiPriority w:val="99"/>
   </w:style>
   <w:style w:type="paragraph" w:customStyle="1" w:styleId="Default">
@@ -48880,9 +48147,9 @@
       <w:lang w:val="es-ES_tradnl"/>
     </w:rPr>
   </w:style>
-  <w:style w:type="character" w:styleId="Mencinsinresolver">
+  <w:style w:type="character" w:styleId="UnresolvedMention">
     <w:name w:val="Unresolved Mention"/>
-    <w:basedOn w:val="Fuentedeprrafopredeter"/>
+    <w:basedOn w:val="DefaultParagraphFont"/>
     <w:uiPriority w:val="99"/>
     <w:semiHidden/>
     <w:unhideWhenUsed/>
@@ -48892,9 +48159,9 @@
       <w:shd w:val="clear" w:color="auto" w:fill="E1DFDD"/>
     </w:rPr>
   </w:style>
-  <w:style w:type="character" w:styleId="CdigoHTML">
+  <w:style w:type="character" w:styleId="HTMLCode">
     <w:name w:val="HTML Code"/>
-    <w:basedOn w:val="Fuentedeprrafopredeter"/>
+    <w:basedOn w:val="DefaultParagraphFont"/>
     <w:uiPriority w:val="99"/>
     <w:semiHidden/>
     <w:unhideWhenUsed/>
@@ -48923,13 +48190,13 @@
   </w:style>
   <w:style w:type="character" w:customStyle="1" w:styleId="apple-converted-space">
     <w:name w:val="apple-converted-space"/>
-    <w:basedOn w:val="Fuentedeprrafopredeter"/>
+    <w:basedOn w:val="DefaultParagraphFont"/>
     <w:rsid w:val="005B2FE9"/>
   </w:style>
-  <w:style w:type="paragraph" w:styleId="HTMLconformatoprevio">
+  <w:style w:type="paragraph" w:styleId="HTMLPreformatted">
     <w:name w:val="HTML Preformatted"/>
     <w:basedOn w:val="Normal"/>
-    <w:link w:val="HTMLconformatoprevioCar"/>
+    <w:link w:val="HTMLPreformattedChar"/>
     <w:uiPriority w:val="99"/>
     <w:semiHidden/>
     <w:unhideWhenUsed/>
@@ -48962,10 +48229,10 @@
       <w14:ligatures w14:val="none"/>
     </w:rPr>
   </w:style>
-  <w:style w:type="character" w:customStyle="1" w:styleId="HTMLconformatoprevioCar">
-    <w:name w:val="HTML con formato previo Car"/>
-    <w:basedOn w:val="Fuentedeprrafopredeter"/>
-    <w:link w:val="HTMLconformatoprevio"/>
+  <w:style w:type="character" w:customStyle="1" w:styleId="HTMLPreformattedChar">
+    <w:name w:val="HTML Preformatted Char"/>
+    <w:basedOn w:val="DefaultParagraphFont"/>
+    <w:link w:val="HTMLPreformatted"/>
     <w:uiPriority w:val="99"/>
     <w:semiHidden/>
     <w:rsid w:val="005B2FE9"/>
@@ -48979,7 +48246,7 @@
   </w:style>
   <w:style w:type="character" w:customStyle="1" w:styleId="token">
     <w:name w:val="token"/>
-    <w:basedOn w:val="Fuentedeprrafopredeter"/>
+    <w:basedOn w:val="DefaultParagraphFont"/>
     <w:rsid w:val="005B2FE9"/>
   </w:style>
 </w:styles>
